--- a/templates/Заявление_14.5.docx
+++ b/templates/Заявление_14.5.docx
@@ -1,6 +1,6 @@
 
 <file path=word/document.xml><?xml version="1.0" encoding="utf-8"?>
-<w:document xmlns:wpc="http://schemas.microsoft.com/office/word/2010/wordprocessingCanvas" xmlns:cx="http://schemas.microsoft.com/office/drawing/2014/chartex" xmlns:cx1="http://schemas.microsoft.com/office/drawing/2015/9/8/chartex" xmlns:cx2="http://schemas.microsoft.com/office/drawing/2015/10/21/chartex" xmlns:cx3="http://schemas.microsoft.com/office/drawing/2016/5/9/chartex" xmlns:cx4="http://schemas.microsoft.com/office/drawing/2016/5/10/chartex" xmlns:cx5="http://schemas.microsoft.com/office/drawing/2016/5/11/chartex" xmlns:cx6="http://schemas.microsoft.com/office/drawing/2016/5/12/chartex" xmlns:cx7="http://schemas.microsoft.com/office/drawing/2016/5/13/chartex" xmlns:cx8="http://schemas.microsoft.com/office/drawing/2016/5/14/chartex" xmlns:mc="http://schemas.openxmlformats.org/markup-compatibility/2006" xmlns:aink="http://schemas.microsoft.com/office/drawing/2016/ink" xmlns:am3d="http://schemas.microsoft.com/office/drawing/2017/model3d" xmlns:o="urn:schemas-microsoft-com:office:office" xmlns:oel="http://schemas.microsoft.com/office/2019/extlst" xmlns:r="http://schemas.openxmlformats.org/officeDocument/2006/relationships" xmlns:m="http://schemas.openxmlformats.org/officeDocument/2006/math" xmlns:v="urn:schemas-microsoft-com:vml" xmlns:wp14="http://schemas.microsoft.com/office/word/2010/wordprocessingDrawing" xmlns:wp="http://schemas.openxmlformats.org/drawingml/2006/wordprocessingDrawing" xmlns:w10="urn:schemas-microsoft-com:office:word" xmlns:w="http://schemas.openxmlformats.org/wordprocessingml/2006/main" xmlns:w14="http://schemas.microsoft.com/office/word/2010/wordml" xmlns:w15="http://schemas.microsoft.com/office/word/2012/wordml" xmlns:w16cex="http://schemas.microsoft.com/office/word/2018/wordml/cex" xmlns:w16cid="http://schemas.microsoft.com/office/word/2016/wordml/cid" xmlns:w16="http://schemas.microsoft.com/office/word/2018/wordml" xmlns:w16du="http://schemas.microsoft.com/office/word/2023/wordml/word16du" xmlns:w16sdtdh="http://schemas.microsoft.com/office/word/2020/wordml/sdtdatahash" xmlns:w16sdtfl="http://schemas.microsoft.com/office/word/2024/wordml/sdtformatlock" xmlns:w16se="http://schemas.microsoft.com/office/word/2015/wordml/symex" xmlns:wpg="http://schemas.microsoft.com/office/word/2010/wordprocessingGroup" xmlns:wpi="http://schemas.microsoft.com/office/word/2010/wordprocessingInk" xmlns:wne="http://schemas.microsoft.com/office/word/2006/wordml" xmlns:wps="http://schemas.microsoft.com/office/word/2010/wordprocessingShape" mc:Ignorable="w14 w15 w16se w16cid w16 w16cex w16sdtdh w16sdtfl w16du wp14">
+<w:document xmlns:wpc="http://schemas.microsoft.com/office/word/2010/wordprocessingCanvas" xmlns:cx="http://schemas.microsoft.com/office/drawing/2014/chartex" xmlns:cx1="http://schemas.microsoft.com/office/drawing/2015/9/8/chartex" xmlns:cx2="http://schemas.microsoft.com/office/drawing/2015/10/21/chartex" xmlns:cx3="http://schemas.microsoft.com/office/drawing/2016/5/9/chartex" xmlns:cx4="http://schemas.microsoft.com/office/drawing/2016/5/10/chartex" xmlns:cx5="http://schemas.microsoft.com/office/drawing/2016/5/11/chartex" xmlns:cx6="http://schemas.microsoft.com/office/drawing/2016/5/12/chartex" xmlns:cx7="http://schemas.microsoft.com/office/drawing/2016/5/13/chartex" xmlns:cx8="http://schemas.microsoft.com/office/drawing/2016/5/14/chartex" xmlns:mc="http://schemas.openxmlformats.org/markup-compatibility/2006" xmlns:aink="http://schemas.microsoft.com/office/drawing/2016/ink" xmlns:am3d="http://schemas.microsoft.com/office/drawing/2017/model3d" xmlns:o="urn:schemas-microsoft-com:office:office" xmlns:oel="http://schemas.microsoft.com/office/2019/extlst" xmlns:r="http://schemas.openxmlformats.org/officeDocument/2006/relationships" xmlns:m="http://schemas.openxmlformats.org/officeDocument/2006/math" xmlns:v="urn:schemas-microsoft-com:vml" xmlns:wp14="http://schemas.microsoft.com/office/word/2010/wordprocessingDrawing" xmlns:wp="http://schemas.openxmlformats.org/drawingml/2006/wordprocessingDrawing" xmlns:w10="urn:schemas-microsoft-com:office:word" xmlns:w="http://schemas.openxmlformats.org/wordprocessingml/2006/main" xmlns:w14="http://schemas.microsoft.com/office/word/2010/wordml" xmlns:w15="http://schemas.microsoft.com/office/word/2012/wordml" xmlns:w16cex="http://schemas.microsoft.com/office/word/2018/wordml/cex" xmlns:w16cid="http://schemas.microsoft.com/office/word/2016/wordml/cid" xmlns:w16="http://schemas.microsoft.com/office/word/2018/wordml" xmlns:w16sdtdh="http://schemas.microsoft.com/office/word/2020/wordml/sdtdatahash" xmlns:w16se="http://schemas.microsoft.com/office/word/2015/wordml/symex" xmlns:wpg="http://schemas.microsoft.com/office/word/2010/wordprocessingGroup" xmlns:wpi="http://schemas.microsoft.com/office/word/2010/wordprocessingInk" xmlns:wne="http://schemas.microsoft.com/office/word/2006/wordml" xmlns:wps="http://schemas.microsoft.com/office/word/2010/wordprocessingShape" mc:Ignorable="w14 w15 w16se w16cid w16 w16cex w16sdtdh wp14">
   <w:body>
     <w:tbl>
       <w:tblPr>
@@ -186,8 +186,11 @@
           <w:p>
             <w:pPr>
               <w:ind w:left="-109"/>
-              <w:rPr>
-                <w:rFonts w:ascii="Times New Roman" w:hAnsi="Times New Roman"/>
+              <w:jc w:val="center"/>
+              <w:rPr>
+                <w:rFonts w:ascii="Times New Roman" w:hAnsi="Times New Roman"/>
+                <w:i/>
+                <w:iCs/>
                 <w:sz w:val="28"/>
                 <w:szCs w:val="24"/>
               </w:rPr>
@@ -195,8 +198,9 @@
             <w:r>
               <w:rPr>
                 <w:rFonts w:ascii="Times New Roman" w:hAnsi="Times New Roman"/>
-                <w:sz w:val="28"/>
-                <w:szCs w:val="24"/>
+                <w:i/>
+                <w:iCs/>
+                <w:sz w:val="24"/>
               </w:rPr>
               <w:t>Placeholder_1.1 Placeholder_1.2 Placeholder_1.3</w:t>
             </w:r>
@@ -264,8 +268,8 @@
               <w:rPr>
                 <w:rFonts w:ascii="Times New Roman" w:hAnsi="Times New Roman"/>
                 <w:i/>
-                <w:sz w:val="28"/>
-                <w:szCs w:val="28"/>
+                <w:sz w:val="24"/>
+                <w:szCs w:val="24"/>
                 <w:lang w:val="en-US"/>
               </w:rPr>
               <w:t>Placeholder</w:t>
@@ -274,8 +278,8 @@
               <w:rPr>
                 <w:rFonts w:ascii="Times New Roman" w:hAnsi="Times New Roman"/>
                 <w:i/>
-                <w:sz w:val="28"/>
-                <w:szCs w:val="28"/>
+                <w:sz w:val="24"/>
+                <w:szCs w:val="24"/>
               </w:rPr>
               <w:t>_2</w:t>
             </w:r>
@@ -356,8 +360,8 @@
               <w:rPr>
                 <w:rFonts w:ascii="Times New Roman" w:hAnsi="Times New Roman"/>
                 <w:i/>
-                <w:sz w:val="28"/>
-                <w:szCs w:val="28"/>
+                <w:sz w:val="24"/>
+                <w:szCs w:val="24"/>
                 <w:lang w:val="en-US"/>
               </w:rPr>
               <w:t>Placeholder</w:t>
@@ -366,8 +370,8 @@
               <w:rPr>
                 <w:rFonts w:ascii="Times New Roman" w:hAnsi="Times New Roman"/>
                 <w:i/>
-                <w:sz w:val="28"/>
-                <w:szCs w:val="28"/>
+                <w:sz w:val="24"/>
+                <w:szCs w:val="24"/>
               </w:rPr>
               <w:t>_3</w:t>
             </w:r>
@@ -527,293 +531,274 @@
     </w:p>
     <w:p>
       <w:pPr>
-        <w:pStyle w:val="newncpi"/>
+        <w:pStyle w:val="newncpi0"/>
+        <w:ind w:firstLine="709"/>
+        <w:rPr>
+          <w:i/>
+        </w:rPr>
       </w:pPr>
       <w:r>
         <w:t>Прошу выдать пропуск(а) для вывоза</w:t>
       </w:r>
       <w:r>
-        <w:t xml:space="preserve"> _____________________________</w:t>
-      </w:r>
-      <w:r>
-        <w:t>______</w:t>
-      </w:r>
-      <w:r>
-        <w:t>__</w:t>
-      </w:r>
-      <w:r>
-        <w:t>___</w:t>
+        <w:t xml:space="preserve"> </w:t>
+      </w:r>
+      <w:r>
+        <w:rPr>
+          <w:b/>
+          <w:bCs/>
+          <w:i/>
+          <w:lang w:val="en-US"/>
+        </w:rPr>
+        <w:t>Placeholder</w:t>
+      </w:r>
+      <w:r>
+        <w:rPr>
+          <w:b/>
+          <w:bCs/>
+          <w:i/>
+        </w:rPr>
+        <w:t>_21</w:t>
+      </w:r>
+      <w:r>
+        <w:rPr>
+          <w:i/>
+        </w:rPr>
+        <w:t xml:space="preserve"> </w:t>
+      </w:r>
+      <w:r>
+        <w:t>находящихся на территориях зоны эвакуации (отчуждения), зоны первоочередного отселения и зоны последующего отселения, с которых отселено население и на которых установлен</w:t>
+      </w:r>
+      <w:r>
+        <w:t xml:space="preserve"> </w:t>
+      </w:r>
+      <w:r>
+        <w:t>контрольно-пропускной режим, в</w:t>
+      </w:r>
+      <w:r>
+        <w:rPr>
+          <w:i/>
+        </w:rPr>
+        <w:t xml:space="preserve"> </w:t>
+      </w:r>
+      <w:r>
+        <w:rPr>
+          <w:b/>
+          <w:bCs/>
+          <w:i/>
+          <w:lang w:val="en-US"/>
+        </w:rPr>
+        <w:t>Placeholder</w:t>
+      </w:r>
+      <w:r>
+        <w:rPr>
+          <w:b/>
+          <w:bCs/>
+          <w:i/>
+        </w:rPr>
+        <w:t>_4</w:t>
+      </w:r>
+      <w:r>
+        <w:rPr>
+          <w:i/>
+        </w:rPr>
+        <w:t xml:space="preserve"> </w:t>
+      </w:r>
+      <w:r>
+        <w:t xml:space="preserve"> </w:t>
+      </w:r>
+      <w:r>
+        <w:t>районе(ах) Гомельской области на следующем(их) объекте(ах)</w:t>
+      </w:r>
+      <w:r>
+        <w:t xml:space="preserve"> </w:t>
+      </w:r>
+      <w:r>
+        <w:rPr>
+          <w:b/>
+          <w:bCs/>
+          <w:i/>
+          <w:lang w:val="en-US"/>
+        </w:rPr>
+        <w:t>Placeholder</w:t>
+      </w:r>
+      <w:r>
+        <w:rPr>
+          <w:b/>
+          <w:bCs/>
+          <w:i/>
+        </w:rPr>
+        <w:t>_5</w:t>
+      </w:r>
+      <w:r>
+        <w:rPr>
+          <w:vertAlign w:val="superscript"/>
+        </w:rPr>
+        <w:t xml:space="preserve"> </w:t>
+      </w:r>
+      <w:r>
+        <w:t xml:space="preserve">на срок с </w:t>
+      </w:r>
+      <w:r>
+        <w:rPr>
+          <w:b/>
+          <w:bCs/>
+          <w:i/>
+          <w:iCs/>
+        </w:rPr>
+        <w:t>Placeholder_7</w:t>
+      </w:r>
+      <w:r>
+        <w:t xml:space="preserve"> по</w:t>
+      </w:r>
+      <w:r>
+        <w:t xml:space="preserve"> </w:t>
+      </w:r>
+      <w:r>
+        <w:rPr>
+          <w:b/>
+          <w:bCs/>
+          <w:i/>
+          <w:iCs/>
+        </w:rPr>
+        <w:t>Placeholder_8</w:t>
+      </w:r>
+      <w:r>
+        <w:t>.</w:t>
       </w:r>
     </w:p>
     <w:p>
       <w:pPr>
-        <w:pStyle w:val="undline"/>
-        <w:ind w:left="5387"/>
-        <w:rPr>
-          <w:sz w:val="24"/>
-          <w:vertAlign w:val="superscript"/>
-        </w:rPr>
-      </w:pPr>
-      <w:r>
-        <w:rPr>
-          <w:sz w:val="24"/>
-          <w:vertAlign w:val="superscript"/>
-        </w:rPr>
-        <w:t>(вид и количество имущества,</w:t>
-      </w:r>
-      <w:r>
-        <w:rPr>
-          <w:sz w:val="24"/>
-          <w:vertAlign w:val="superscript"/>
-        </w:rPr>
-        <w:t xml:space="preserve"> земли, </w:t>
-      </w:r>
+        <w:pStyle w:val="newncpi0"/>
+      </w:pPr>
     </w:p>
     <w:p>
       <w:pPr>
-        <w:pStyle w:val="newncpi0"/>
-        <w:jc w:val="center"/>
-        <w:rPr>
-          <w:i/>
-          <w:sz w:val="28"/>
-          <w:szCs w:val="28"/>
-          <w:u w:val="single"/>
-        </w:rPr>
-      </w:pPr>
-      <w:r>
-        <w:rPr>
-          <w:i/>
-          <w:sz w:val="28"/>
-          <w:szCs w:val="28"/>
-          <w:u w:val="single"/>
-          <w:lang w:val="en-US"/>
-        </w:rPr>
-        <w:t>Placeholder</w:t>
-      </w:r>
-      <w:r>
-        <w:rPr>
-          <w:i/>
-          <w:sz w:val="28"/>
-          <w:szCs w:val="28"/>
-          <w:u w:val="single"/>
-        </w:rPr>
-        <w:t>_</w:t>
-      </w:r>
-      <w:r>
-        <w:rPr>
-          <w:i/>
-          <w:sz w:val="28"/>
-          <w:szCs w:val="28"/>
-          <w:u w:val="single"/>
-        </w:rPr>
-        <w:t>21</w:t>
+        <w:rPr>
+          <w:rFonts w:ascii="Times New Roman" w:hAnsi="Times New Roman"/>
+          <w:sz w:val="24"/>
+          <w:szCs w:val="24"/>
+        </w:rPr>
+      </w:pPr>
+      <w:r>
+        <w:rPr>
+          <w:rFonts w:ascii="Times New Roman" w:hAnsi="Times New Roman"/>
+          <w:sz w:val="24"/>
+          <w:szCs w:val="24"/>
+        </w:rPr>
+        <w:t>Письменного ответа не требуется.</w:t>
+      </w:r>
+      <w:r>
+        <w:rPr>
+          <w:rFonts w:ascii="Times New Roman" w:hAnsi="Times New Roman"/>
+          <w:sz w:val="24"/>
+          <w:szCs w:val="24"/>
+        </w:rPr>
+        <w:t xml:space="preserve"> </w:t>
+      </w:r>
+      <w:r>
+        <w:rPr>
+          <w:rFonts w:ascii="Times New Roman" w:hAnsi="Times New Roman"/>
+          <w:sz w:val="24"/>
+          <w:szCs w:val="24"/>
+        </w:rPr>
+        <w:t xml:space="preserve">С мерами радиационной и пожарной безопасности ознакомлен(а). </w:t>
       </w:r>
     </w:p>
     <w:p>
       <w:pPr>
-        <w:pStyle w:val="newncpi0"/>
-        <w:jc w:val="center"/>
-        <w:rPr>
-          <w:vertAlign w:val="superscript"/>
-        </w:rPr>
-      </w:pPr>
-      <w:r>
-        <w:t xml:space="preserve"> </w:t>
-      </w:r>
-      <w:r>
-        <w:rPr>
-          <w:vertAlign w:val="superscript"/>
-        </w:rPr>
-        <w:t>полезных ископаемых, других материальных ценностей)</w:t>
-      </w:r>
+        <w:rPr>
+          <w:rFonts w:ascii="Times New Roman" w:hAnsi="Times New Roman"/>
+          <w:sz w:val="24"/>
+          <w:szCs w:val="24"/>
+        </w:rPr>
+      </w:pPr>
     </w:p>
     <w:p>
       <w:pPr>
-        <w:pStyle w:val="newncpi0"/>
-      </w:pPr>
-      <w:r>
-        <w:t>находящихся на территориях зоны эвакуации (отчуждения), зоны первоочередного отселения и зоны последующего отселения, с которых отселено население и на которых установлен</w:t>
-      </w:r>
-      <w:r>
-        <w:t xml:space="preserve"> </w:t>
-      </w:r>
-      <w:r>
-        <w:t>контрольно-пропускной режим, в</w:t>
-      </w:r>
-      <w:r>
-        <w:rPr>
-          <w:i/>
-          <w:sz w:val="28"/>
-          <w:szCs w:val="28"/>
-        </w:rPr>
-        <w:t xml:space="preserve"> </w:t>
-      </w:r>
-      <w:r>
-        <w:rPr>
-          <w:i/>
-          <w:sz w:val="28"/>
-          <w:szCs w:val="28"/>
-          <w:lang w:val="en-US"/>
-        </w:rPr>
-        <w:t>Placeholder</w:t>
-      </w:r>
-      <w:r>
-        <w:rPr>
-          <w:i/>
-          <w:sz w:val="28"/>
-          <w:szCs w:val="28"/>
-        </w:rPr>
-        <w:t>_4</w:t>
-      </w:r>
-      <w:r>
-        <w:rPr>
-          <w:i/>
-          <w:sz w:val="28"/>
-          <w:szCs w:val="28"/>
-        </w:rPr>
-        <w:t xml:space="preserve"> </w:t>
-      </w:r>
-      <w:r>
-        <w:t xml:space="preserve"> </w:t>
+        <w:rPr>
+          <w:rFonts w:ascii="Times New Roman" w:hAnsi="Times New Roman"/>
+          <w:sz w:val="24"/>
+          <w:szCs w:val="24"/>
+        </w:rPr>
+      </w:pPr>
+      <w:r>
+        <w:rPr>
+          <w:rFonts w:ascii="Times New Roman" w:hAnsi="Times New Roman"/>
+          <w:sz w:val="24"/>
+          <w:szCs w:val="24"/>
+        </w:rPr>
+        <w:t>Приложение: __________________________________________________________________</w:t>
       </w:r>
     </w:p>
     <w:p>
       <w:pPr>
-        <w:pStyle w:val="undline"/>
-        <w:jc w:val="center"/>
-      </w:pPr>
-      <w:r>
-        <w:t>районе(ах) Гомельской области на следующем(их) объекте(ах)</w:t>
-      </w:r>
-      <w:r>
-        <w:t xml:space="preserve"> </w:t>
-      </w:r>
-      <w:r>
-        <w:rPr>
-          <w:i/>
-          <w:sz w:val="28"/>
-          <w:szCs w:val="28"/>
-          <w:u w:val="single"/>
-          <w:lang w:val="en-US"/>
-        </w:rPr>
-        <w:t>Placeholder</w:t>
-      </w:r>
-      <w:r>
-        <w:rPr>
-          <w:i/>
-          <w:sz w:val="28"/>
-          <w:szCs w:val="28"/>
-          <w:u w:val="single"/>
-        </w:rPr>
-        <w:t>_5</w:t>
-      </w:r>
-      <w:r>
-        <w:rPr>
-          <w:sz w:val="22"/>
+        <w:rPr>
+          <w:rFonts w:ascii="Times New Roman" w:hAnsi="Times New Roman"/>
+          <w:sz w:val="24"/>
+          <w:szCs w:val="24"/>
           <w:vertAlign w:val="superscript"/>
         </w:rPr>
-        <w:t xml:space="preserve"> </w:t>
-      </w:r>
-      <w:r>
-        <w:rPr>
+      </w:pPr>
+      <w:r>
+        <w:rPr>
+          <w:rFonts w:ascii="Times New Roman" w:hAnsi="Times New Roman"/>
+          <w:sz w:val="24"/>
+          <w:szCs w:val="24"/>
           <w:vertAlign w:val="superscript"/>
         </w:rPr>
-        <w:t xml:space="preserve">                                                                                                          </w:t>
-      </w:r>
-      <w:r>
-        <w:rPr>
+        <w:t xml:space="preserve">                                            (</w:t>
+      </w:r>
+      <w:r>
+        <w:rPr>
+          <w:rFonts w:ascii="Times New Roman" w:hAnsi="Times New Roman"/>
+          <w:sz w:val="24"/>
+          <w:szCs w:val="24"/>
           <w:vertAlign w:val="superscript"/>
         </w:rPr>
-        <w:t xml:space="preserve">                                                           </w:t>
+        <w:t xml:space="preserve">копии сопроводительных документов и (или) документов, являющихся основанием для вывоза имущества, </w:t>
       </w:r>
     </w:p>
     <w:p>
       <w:pPr>
-        <w:pStyle w:val="newncpi0"/>
-        <w:jc w:val="center"/>
-        <w:rPr>
-          <w:b/>
-          <w:bCs/>
-        </w:rPr>
-      </w:pPr>
-      <w:r>
-        <w:rPr>
-          <w:b/>
-          <w:bCs/>
-        </w:rPr>
-        <w:t>_______________________________________________________________________</w:t>
-      </w:r>
-      <w:r>
-        <w:rPr>
-          <w:b/>
-          <w:bCs/>
-        </w:rPr>
-        <w:t>_____</w:t>
-      </w:r>
-      <w:r>
-        <w:rPr>
-          <w:b/>
-          <w:bCs/>
-        </w:rPr>
-        <w:t>_</w:t>
+        <w:rPr>
+          <w:rFonts w:ascii="Times New Roman" w:hAnsi="Times New Roman"/>
+          <w:sz w:val="24"/>
+          <w:szCs w:val="24"/>
+        </w:rPr>
+      </w:pPr>
+      <w:r>
+        <w:rPr>
+          <w:rFonts w:ascii="Times New Roman" w:hAnsi="Times New Roman"/>
+          <w:sz w:val="24"/>
+          <w:szCs w:val="24"/>
+        </w:rPr>
+        <w:t>_____________________________________________________________________________</w:t>
       </w:r>
     </w:p>
     <w:p>
       <w:pPr>
-        <w:pStyle w:val="undline"/>
-        <w:jc w:val="center"/>
-        <w:rPr>
-          <w:sz w:val="24"/>
+        <w:rPr>
+          <w:rFonts w:ascii="Times New Roman" w:hAnsi="Times New Roman"/>
+          <w:sz w:val="24"/>
+          <w:szCs w:val="24"/>
           <w:vertAlign w:val="superscript"/>
         </w:rPr>
       </w:pPr>
       <w:r>
         <w:rPr>
-          <w:sz w:val="24"/>
+          <w:rFonts w:ascii="Times New Roman" w:hAnsi="Times New Roman"/>
+          <w:sz w:val="24"/>
+          <w:szCs w:val="24"/>
           <w:vertAlign w:val="superscript"/>
         </w:rPr>
-        <w:t>(территория лесничества,</w:t>
-      </w:r>
-      <w:r>
-        <w:rPr>
-          <w:sz w:val="24"/>
-          <w:vertAlign w:val="superscript"/>
-        </w:rPr>
-        <w:t xml:space="preserve"> </w:t>
-      </w:r>
-      <w:r>
-        <w:rPr>
-          <w:sz w:val="24"/>
-          <w:vertAlign w:val="superscript"/>
-        </w:rPr>
-        <w:t xml:space="preserve">склады, </w:t>
-      </w:r>
-      <w:r>
-        <w:rPr>
-          <w:sz w:val="24"/>
-          <w:vertAlign w:val="superscript"/>
-        </w:rPr>
-        <w:t xml:space="preserve">делянки, отселенный </w:t>
-      </w:r>
-      <w:r>
-        <w:rPr>
-          <w:sz w:val="24"/>
-          <w:vertAlign w:val="superscript"/>
-        </w:rPr>
-        <w:t>населенный пункт, иной объект, географические координаты и </w:t>
-      </w:r>
-      <w:proofErr w:type="gramStart"/>
-      <w:r>
-        <w:rPr>
-          <w:sz w:val="24"/>
-          <w:vertAlign w:val="superscript"/>
-        </w:rPr>
-        <w:t>т.п.</w:t>
-      </w:r>
-      <w:proofErr w:type="gramEnd"/>
-      <w:r>
-        <w:rPr>
-          <w:sz w:val="24"/>
+        <w:t>копии документов о результатах контроля радиоактивного загрязнения имущества, удостоверяющих его радиационную безопасность</w:t>
+      </w:r>
+      <w:r>
+        <w:rPr>
+          <w:rFonts w:ascii="Times New Roman" w:hAnsi="Times New Roman"/>
+          <w:sz w:val="24"/>
+          <w:szCs w:val="24"/>
           <w:vertAlign w:val="superscript"/>
         </w:rPr>
         <w:t>)</w:t>
@@ -821,97 +806,56 @@
     </w:p>
     <w:p>
       <w:pPr>
-        <w:pStyle w:val="undline"/>
-        <w:jc w:val="center"/>
-        <w:rPr>
-          <w:b/>
-          <w:bCs/>
-          <w:sz w:val="24"/>
+        <w:rPr>
+          <w:rFonts w:ascii="Times New Roman" w:hAnsi="Times New Roman"/>
+          <w:sz w:val="24"/>
+          <w:szCs w:val="24"/>
           <w:vertAlign w:val="superscript"/>
         </w:rPr>
       </w:pPr>
       <w:r>
         <w:rPr>
-          <w:b/>
-          <w:bCs/>
-        </w:rPr>
-        <w:t>_____________________________________________________________________________________________</w:t>
+          <w:rFonts w:ascii="Times New Roman" w:hAnsi="Times New Roman"/>
+          <w:sz w:val="24"/>
+          <w:szCs w:val="24"/>
+          <w:vertAlign w:val="superscript"/>
+        </w:rPr>
+        <w:t>____________________________________________________________________________________________________________________</w:t>
       </w:r>
     </w:p>
     <w:p>
       <w:pPr>
-        <w:pStyle w:val="newncpi0"/>
-        <w:rPr>
-          <w:i/>
-          <w:sz w:val="28"/>
-          <w:szCs w:val="28"/>
-        </w:rPr>
-      </w:pPr>
-      <w:r>
-        <w:t>на срок с Placeholder_7 по Placeholder_8.</w:t>
-      </w:r>
-      <w:r>
-        <w:rPr>
-          <w:i/>
-          <w:sz w:val="28"/>
-          <w:szCs w:val="28"/>
-        </w:rPr>
-      </w:r>
-      <w:r>
-        <w:rPr>
-          <w:i/>
-          <w:sz w:val="28"/>
-          <w:szCs w:val="28"/>
-        </w:rPr>
-      </w:r>
-      <w:r>
-        <w:rPr>
-          <w:i/>
-          <w:sz w:val="28"/>
-          <w:szCs w:val="28"/>
-          <w:lang w:val="en-US"/>
-        </w:rPr>
-      </w:r>
-      <w:r>
-        <w:rPr>
-          <w:i/>
-          <w:sz w:val="28"/>
-          <w:szCs w:val="28"/>
-        </w:rPr>
-      </w:r>
-      <w:r>
-        <w:rPr>
-          <w:i/>
-          <w:sz w:val="28"/>
-          <w:szCs w:val="28"/>
-        </w:rPr>
-      </w:r>
-      <w:r>
-        <w:rPr>
-          <w:i/>
-          <w:sz w:val="28"/>
-          <w:szCs w:val="28"/>
-          <w:lang w:val="en-US"/>
-        </w:rPr>
-      </w:r>
-      <w:r>
-        <w:rPr>
-          <w:i/>
-          <w:sz w:val="28"/>
-          <w:szCs w:val="28"/>
-        </w:rPr>
-      </w:r>
-      <w:r>
-        <w:rPr>
-          <w:i/>
-          <w:sz w:val="28"/>
-          <w:szCs w:val="28"/>
-        </w:rPr>
+        <w:rPr>
+          <w:rFonts w:ascii="Times New Roman" w:hAnsi="Times New Roman"/>
+          <w:sz w:val="24"/>
+          <w:szCs w:val="24"/>
+        </w:rPr>
+      </w:pPr>
+      <w:r>
+        <w:rPr>
+          <w:rFonts w:ascii="Times New Roman" w:hAnsi="Times New Roman"/>
+          <w:sz w:val="24"/>
+          <w:szCs w:val="24"/>
+          <w:vertAlign w:val="superscript"/>
+        </w:rPr>
+        <w:t>____________________________________________________________________________________________________________________</w:t>
+      </w:r>
+      <w:r>
+        <w:rPr>
+          <w:rFonts w:ascii="Times New Roman" w:hAnsi="Times New Roman"/>
+          <w:sz w:val="24"/>
+          <w:szCs w:val="24"/>
+        </w:rPr>
+        <w:t>.</w:t>
       </w:r>
     </w:p>
     <w:p>
       <w:pPr>
-        <w:pStyle w:val="newncpi0"/>
+        <w:rPr>
+          <w:rFonts w:ascii="Times New Roman" w:hAnsi="Times New Roman"/>
+          <w:sz w:val="24"/>
+          <w:szCs w:val="24"/>
+        </w:rPr>
       </w:pPr>
     </w:p>
     <w:p>
@@ -922,345 +866,6 @@
           <w:szCs w:val="24"/>
         </w:rPr>
       </w:pPr>
-      <w:r>
-        <w:rPr>
-          <w:rFonts w:ascii="Times New Roman" w:hAnsi="Times New Roman"/>
-          <w:sz w:val="24"/>
-          <w:szCs w:val="24"/>
-        </w:rPr>
-        <w:t>Вывоз имущества будет осуществлять на автомобиле___________</w:t>
-      </w:r>
-      <w:r>
-        <w:rPr>
-          <w:rFonts w:ascii="Times New Roman" w:hAnsi="Times New Roman"/>
-          <w:sz w:val="24"/>
-          <w:szCs w:val="24"/>
-        </w:rPr>
-        <w:t>________</w:t>
-      </w:r>
-      <w:r>
-        <w:rPr>
-          <w:rFonts w:ascii="Times New Roman" w:hAnsi="Times New Roman"/>
-          <w:sz w:val="24"/>
-          <w:szCs w:val="24"/>
-        </w:rPr>
-        <w:t>____________</w:t>
-      </w:r>
-    </w:p>
-    <w:p>
-      <w:pPr>
-        <w:rPr>
-          <w:rFonts w:ascii="Times New Roman" w:hAnsi="Times New Roman"/>
-          <w:sz w:val="24"/>
-          <w:szCs w:val="20"/>
-          <w:vertAlign w:val="superscript"/>
-        </w:rPr>
-      </w:pPr>
-      <w:r>
-        <w:rPr>
-          <w:rFonts w:ascii="Times New Roman" w:hAnsi="Times New Roman"/>
-          <w:sz w:val="24"/>
-          <w:szCs w:val="20"/>
-          <w:vertAlign w:val="superscript"/>
-        </w:rPr>
-        <w:t xml:space="preserve">                                                                                                                            </w:t>
-      </w:r>
-      <w:r>
-        <w:rPr>
-          <w:rFonts w:ascii="Times New Roman" w:hAnsi="Times New Roman"/>
-          <w:sz w:val="24"/>
-          <w:szCs w:val="20"/>
-          <w:vertAlign w:val="superscript"/>
-        </w:rPr>
-        <w:t xml:space="preserve">                           </w:t>
-      </w:r>
-      <w:r>
-        <w:rPr>
-          <w:rFonts w:ascii="Times New Roman" w:hAnsi="Times New Roman"/>
-          <w:sz w:val="24"/>
-          <w:szCs w:val="20"/>
-          <w:vertAlign w:val="superscript"/>
-        </w:rPr>
-        <w:t>(</w:t>
-      </w:r>
-      <w:r>
-        <w:rPr>
-          <w:rFonts w:ascii="Times New Roman" w:hAnsi="Times New Roman"/>
-          <w:sz w:val="24"/>
-          <w:szCs w:val="20"/>
-          <w:vertAlign w:val="superscript"/>
-        </w:rPr>
-        <w:t>марк</w:t>
-      </w:r>
-      <w:r>
-        <w:rPr>
-          <w:rFonts w:ascii="Times New Roman" w:hAnsi="Times New Roman"/>
-          <w:sz w:val="24"/>
-          <w:szCs w:val="20"/>
-          <w:vertAlign w:val="superscript"/>
-        </w:rPr>
-        <w:t xml:space="preserve">а - </w:t>
-      </w:r>
-      <w:r>
-        <w:rPr>
-          <w:rFonts w:ascii="Times New Roman" w:hAnsi="Times New Roman"/>
-          <w:sz w:val="24"/>
-          <w:szCs w:val="20"/>
-          <w:vertAlign w:val="superscript"/>
-        </w:rPr>
-        <w:t>модель и регистр</w:t>
-      </w:r>
-      <w:r>
-        <w:rPr>
-          <w:rFonts w:ascii="Times New Roman" w:hAnsi="Times New Roman"/>
-          <w:sz w:val="24"/>
-          <w:szCs w:val="20"/>
-          <w:vertAlign w:val="superscript"/>
-        </w:rPr>
-        <w:t>ационный</w:t>
-      </w:r>
-      <w:r>
-        <w:rPr>
-          <w:rFonts w:ascii="Times New Roman" w:hAnsi="Times New Roman"/>
-          <w:sz w:val="24"/>
-          <w:szCs w:val="20"/>
-          <w:vertAlign w:val="superscript"/>
-        </w:rPr>
-        <w:t xml:space="preserve"> знак)</w:t>
-      </w:r>
-    </w:p>
-    <w:p>
-      <w:pPr>
-        <w:rPr>
-          <w:rFonts w:ascii="Times New Roman" w:hAnsi="Times New Roman"/>
-          <w:sz w:val="24"/>
-          <w:szCs w:val="24"/>
-          <w:u w:val="single"/>
-        </w:rPr>
-      </w:pPr>
-      <w:r>
-        <w:rPr>
-          <w:rFonts w:ascii="Times New Roman" w:hAnsi="Times New Roman"/>
-          <w:sz w:val="24"/>
-          <w:szCs w:val="24"/>
-          <w:u w:val="single"/>
-        </w:rPr>
-        <w:t>Placeholder_12</w:t>
-      </w:r>
-      <w:r>
-        <w:rPr>
-          <w:rFonts w:ascii="Times New Roman" w:hAnsi="Times New Roman"/>
-          <w:sz w:val="24"/>
-          <w:szCs w:val="24"/>
-          <w:u w:val="single"/>
-        </w:rPr>
-        <w:t>,</w:t>
-      </w:r>
-      <w:r>
-        <w:rPr>
-          <w:rFonts w:ascii="Times New Roman" w:hAnsi="Times New Roman"/>
-          <w:sz w:val="24"/>
-          <w:szCs w:val="24"/>
-          <w:u w:val="single"/>
-        </w:rPr>
-        <w:tab/>
-        <w:t>Placeholder_13</w:t>
-      </w:r>
-    </w:p>
-    <w:p>
-      <w:pPr>
-        <w:rPr>
-          <w:rFonts w:ascii="Times New Roman" w:hAnsi="Times New Roman"/>
-          <w:sz w:val="24"/>
-          <w:szCs w:val="24"/>
-        </w:rPr>
-      </w:pPr>
-      <w:r>
-        <w:rPr>
-          <w:rFonts w:ascii="Times New Roman" w:hAnsi="Times New Roman"/>
-          <w:sz w:val="24"/>
-          <w:szCs w:val="24"/>
-        </w:rPr>
-        <w:t>Письменного ответа не требуется.</w:t>
-      </w:r>
-      <w:r>
-        <w:rPr>
-          <w:rFonts w:ascii="Times New Roman" w:hAnsi="Times New Roman"/>
-          <w:sz w:val="24"/>
-          <w:szCs w:val="24"/>
-        </w:rPr>
-        <w:t xml:space="preserve"> </w:t>
-      </w:r>
-      <w:r>
-        <w:rPr>
-          <w:rFonts w:ascii="Times New Roman" w:hAnsi="Times New Roman"/>
-          <w:sz w:val="24"/>
-          <w:szCs w:val="24"/>
-        </w:rPr>
-        <w:t xml:space="preserve">С мерами радиационной и пожарной безопасности ознакомлен(а). </w:t>
-      </w:r>
-    </w:p>
-    <w:p>
-      <w:pPr>
-        <w:rPr>
-          <w:rFonts w:ascii="Times New Roman" w:hAnsi="Times New Roman"/>
-          <w:sz w:val="24"/>
-          <w:szCs w:val="24"/>
-        </w:rPr>
-      </w:pPr>
-    </w:p>
-    <w:p>
-      <w:pPr>
-        <w:rPr>
-          <w:rFonts w:ascii="Times New Roman" w:hAnsi="Times New Roman"/>
-          <w:sz w:val="24"/>
-          <w:szCs w:val="24"/>
-        </w:rPr>
-      </w:pPr>
-      <w:r>
-        <w:rPr>
-          <w:rFonts w:ascii="Times New Roman" w:hAnsi="Times New Roman"/>
-          <w:sz w:val="24"/>
-          <w:szCs w:val="24"/>
-        </w:rPr>
-        <w:t>Приложение: __________________________________________________________________</w:t>
-      </w:r>
-    </w:p>
-    <w:p>
-      <w:pPr>
-        <w:rPr>
-          <w:rFonts w:ascii="Times New Roman" w:hAnsi="Times New Roman"/>
-          <w:sz w:val="24"/>
-          <w:szCs w:val="24"/>
-          <w:vertAlign w:val="superscript"/>
-        </w:rPr>
-      </w:pPr>
-      <w:r>
-        <w:rPr>
-          <w:rFonts w:ascii="Times New Roman" w:hAnsi="Times New Roman"/>
-          <w:sz w:val="24"/>
-          <w:szCs w:val="24"/>
-          <w:vertAlign w:val="superscript"/>
-        </w:rPr>
-        <w:t xml:space="preserve">                                            (</w:t>
-      </w:r>
-      <w:r>
-        <w:rPr>
-          <w:rFonts w:ascii="Times New Roman" w:hAnsi="Times New Roman"/>
-          <w:sz w:val="24"/>
-          <w:szCs w:val="24"/>
-          <w:vertAlign w:val="superscript"/>
-        </w:rPr>
-        <w:t xml:space="preserve">копии сопроводительных документов и (или) документов, являющихся основанием для вывоза имущества, </w:t>
-      </w:r>
-    </w:p>
-    <w:p>
-      <w:pPr>
-        <w:rPr>
-          <w:rFonts w:ascii="Times New Roman" w:hAnsi="Times New Roman"/>
-          <w:sz w:val="24"/>
-          <w:szCs w:val="24"/>
-        </w:rPr>
-      </w:pPr>
-      <w:r>
-        <w:rPr>
-          <w:rFonts w:ascii="Times New Roman" w:hAnsi="Times New Roman"/>
-          <w:sz w:val="24"/>
-          <w:szCs w:val="24"/>
-        </w:rPr>
-        <w:t>_____________________________________________________________________________</w:t>
-      </w:r>
-    </w:p>
-    <w:p>
-      <w:pPr>
-        <w:rPr>
-          <w:rFonts w:ascii="Times New Roman" w:hAnsi="Times New Roman"/>
-          <w:sz w:val="24"/>
-          <w:szCs w:val="24"/>
-          <w:vertAlign w:val="superscript"/>
-        </w:rPr>
-      </w:pPr>
-      <w:r>
-        <w:rPr>
-          <w:rFonts w:ascii="Times New Roman" w:hAnsi="Times New Roman"/>
-          <w:sz w:val="24"/>
-          <w:szCs w:val="24"/>
-          <w:vertAlign w:val="superscript"/>
-        </w:rPr>
-        <w:t>копии документов о результатах контроля радиоактивного загрязнения имущества, удостоверяющих его радиационную безопасность</w:t>
-      </w:r>
-      <w:r>
-        <w:rPr>
-          <w:rFonts w:ascii="Times New Roman" w:hAnsi="Times New Roman"/>
-          <w:sz w:val="24"/>
-          <w:szCs w:val="24"/>
-          <w:vertAlign w:val="superscript"/>
-        </w:rPr>
-        <w:t>)</w:t>
-      </w:r>
-    </w:p>
-    <w:p>
-      <w:pPr>
-        <w:rPr>
-          <w:rFonts w:ascii="Times New Roman" w:hAnsi="Times New Roman"/>
-          <w:sz w:val="24"/>
-          <w:szCs w:val="24"/>
-          <w:vertAlign w:val="superscript"/>
-        </w:rPr>
-      </w:pPr>
-      <w:r>
-        <w:rPr>
-          <w:rFonts w:ascii="Times New Roman" w:hAnsi="Times New Roman"/>
-          <w:sz w:val="24"/>
-          <w:szCs w:val="24"/>
-          <w:vertAlign w:val="superscript"/>
-        </w:rPr>
-        <w:t>____________________________________________________________________________________________________________________</w:t>
-      </w:r>
-    </w:p>
-    <w:p>
-      <w:pPr>
-        <w:rPr>
-          <w:rFonts w:ascii="Times New Roman" w:hAnsi="Times New Roman"/>
-          <w:sz w:val="24"/>
-          <w:szCs w:val="24"/>
-        </w:rPr>
-      </w:pPr>
-      <w:r>
-        <w:rPr>
-          <w:rFonts w:ascii="Times New Roman" w:hAnsi="Times New Roman"/>
-          <w:sz w:val="24"/>
-          <w:szCs w:val="24"/>
-          <w:vertAlign w:val="superscript"/>
-        </w:rPr>
-        <w:t>____________________________________________________________________________________________________________________</w:t>
-      </w:r>
-      <w:r>
-        <w:rPr>
-          <w:rFonts w:ascii="Times New Roman" w:hAnsi="Times New Roman"/>
-          <w:sz w:val="24"/>
-          <w:szCs w:val="24"/>
-        </w:rPr>
-        <w:t>.</w:t>
-      </w:r>
-    </w:p>
-    <w:p>
-      <w:pPr>
-        <w:rPr>
-          <w:rFonts w:ascii="Times New Roman" w:hAnsi="Times New Roman"/>
-          <w:sz w:val="24"/>
-          <w:szCs w:val="24"/>
-        </w:rPr>
-      </w:pPr>
-    </w:p>
-    <w:p>
-      <w:pPr>
-        <w:rPr>
-          <w:rFonts w:ascii="Times New Roman" w:hAnsi="Times New Roman"/>
-          <w:sz w:val="24"/>
-          <w:szCs w:val="24"/>
-        </w:rPr>
-      </w:pPr>
       <w:proofErr w:type="gramStart"/>
       <w:r>
         <w:rPr>
@@ -1277,25 +882,7 @@
           <w:sz w:val="24"/>
           <w:szCs w:val="24"/>
         </w:rPr>
-        <w:t>___</w:t>
-      </w:r>
-      <w:proofErr w:type="gramStart"/>
-      <w:r>
-        <w:rPr>
-          <w:rFonts w:ascii="Times New Roman" w:hAnsi="Times New Roman"/>
-          <w:sz w:val="24"/>
-          <w:szCs w:val="24"/>
-        </w:rPr>
-        <w:t>_»  _</w:t>
-      </w:r>
-      <w:proofErr w:type="gramEnd"/>
-      <w:r>
-        <w:rPr>
-          <w:rFonts w:ascii="Times New Roman" w:hAnsi="Times New Roman"/>
-          <w:sz w:val="24"/>
-          <w:szCs w:val="24"/>
-        </w:rPr>
-        <w:t>___________________20___ г.              Подпись _</w:t>
+        <w:t>____»  ____________________20___ г.              Подпись _</w:t>
       </w:r>
       <w:r>
         <w:rPr>
@@ -1439,7 +1026,7 @@
 </file>
 
 <file path=word/endnotes.xml><?xml version="1.0" encoding="utf-8"?>
-<w:endnotes xmlns:wpc="http://schemas.microsoft.com/office/word/2010/wordprocessingCanvas" xmlns:cx="http://schemas.microsoft.com/office/drawing/2014/chartex" xmlns:cx1="http://schemas.microsoft.com/office/drawing/2015/9/8/chartex" xmlns:cx2="http://schemas.microsoft.com/office/drawing/2015/10/21/chartex" xmlns:cx3="http://schemas.microsoft.com/office/drawing/2016/5/9/chartex" xmlns:cx4="http://schemas.microsoft.com/office/drawing/2016/5/10/chartex" xmlns:cx5="http://schemas.microsoft.com/office/drawing/2016/5/11/chartex" xmlns:cx6="http://schemas.microsoft.com/office/drawing/2016/5/12/chartex" xmlns:cx7="http://schemas.microsoft.com/office/drawing/2016/5/13/chartex" xmlns:cx8="http://schemas.microsoft.com/office/drawing/2016/5/14/chartex" xmlns:mc="http://schemas.openxmlformats.org/markup-compatibility/2006" xmlns:aink="http://schemas.microsoft.com/office/drawing/2016/ink" xmlns:am3d="http://schemas.microsoft.com/office/drawing/2017/model3d" xmlns:o="urn:schemas-microsoft-com:office:office" xmlns:oel="http://schemas.microsoft.com/office/2019/extlst" xmlns:r="http://schemas.openxmlformats.org/officeDocument/2006/relationships" xmlns:m="http://schemas.openxmlformats.org/officeDocument/2006/math" xmlns:v="urn:schemas-microsoft-com:vml" xmlns:wp14="http://schemas.microsoft.com/office/word/2010/wordprocessingDrawing" xmlns:wp="http://schemas.openxmlformats.org/drawingml/2006/wordprocessingDrawing" xmlns:w10="urn:schemas-microsoft-com:office:word" xmlns:w="http://schemas.openxmlformats.org/wordprocessingml/2006/main" xmlns:w14="http://schemas.microsoft.com/office/word/2010/wordml" xmlns:w15="http://schemas.microsoft.com/office/word/2012/wordml" xmlns:w16cex="http://schemas.microsoft.com/office/word/2018/wordml/cex" xmlns:w16cid="http://schemas.microsoft.com/office/word/2016/wordml/cid" xmlns:w16="http://schemas.microsoft.com/office/word/2018/wordml" xmlns:w16du="http://schemas.microsoft.com/office/word/2023/wordml/word16du" xmlns:w16sdtdh="http://schemas.microsoft.com/office/word/2020/wordml/sdtdatahash" xmlns:w16sdtfl="http://schemas.microsoft.com/office/word/2024/wordml/sdtformatlock" xmlns:w16se="http://schemas.microsoft.com/office/word/2015/wordml/symex" xmlns:wpg="http://schemas.microsoft.com/office/word/2010/wordprocessingGroup" xmlns:wpi="http://schemas.microsoft.com/office/word/2010/wordprocessingInk" xmlns:wne="http://schemas.microsoft.com/office/word/2006/wordml" xmlns:wps="http://schemas.microsoft.com/office/word/2010/wordprocessingShape" mc:Ignorable="w14 w15 w16se w16cid w16 w16cex w16sdtdh w16sdtfl w16du wp14">
+<w:endnotes xmlns:wpc="http://schemas.microsoft.com/office/word/2010/wordprocessingCanvas" xmlns:cx="http://schemas.microsoft.com/office/drawing/2014/chartex" xmlns:cx1="http://schemas.microsoft.com/office/drawing/2015/9/8/chartex" xmlns:cx2="http://schemas.microsoft.com/office/drawing/2015/10/21/chartex" xmlns:cx3="http://schemas.microsoft.com/office/drawing/2016/5/9/chartex" xmlns:cx4="http://schemas.microsoft.com/office/drawing/2016/5/10/chartex" xmlns:cx5="http://schemas.microsoft.com/office/drawing/2016/5/11/chartex" xmlns:cx6="http://schemas.microsoft.com/office/drawing/2016/5/12/chartex" xmlns:cx7="http://schemas.microsoft.com/office/drawing/2016/5/13/chartex" xmlns:cx8="http://schemas.microsoft.com/office/drawing/2016/5/14/chartex" xmlns:mc="http://schemas.openxmlformats.org/markup-compatibility/2006" xmlns:aink="http://schemas.microsoft.com/office/drawing/2016/ink" xmlns:am3d="http://schemas.microsoft.com/office/drawing/2017/model3d" xmlns:o="urn:schemas-microsoft-com:office:office" xmlns:oel="http://schemas.microsoft.com/office/2019/extlst" xmlns:r="http://schemas.openxmlformats.org/officeDocument/2006/relationships" xmlns:m="http://schemas.openxmlformats.org/officeDocument/2006/math" xmlns:v="urn:schemas-microsoft-com:vml" xmlns:wp14="http://schemas.microsoft.com/office/word/2010/wordprocessingDrawing" xmlns:wp="http://schemas.openxmlformats.org/drawingml/2006/wordprocessingDrawing" xmlns:w10="urn:schemas-microsoft-com:office:word" xmlns:w="http://schemas.openxmlformats.org/wordprocessingml/2006/main" xmlns:w14="http://schemas.microsoft.com/office/word/2010/wordml" xmlns:w15="http://schemas.microsoft.com/office/word/2012/wordml" xmlns:w16cex="http://schemas.microsoft.com/office/word/2018/wordml/cex" xmlns:w16cid="http://schemas.microsoft.com/office/word/2016/wordml/cid" xmlns:w16="http://schemas.microsoft.com/office/word/2018/wordml" xmlns:w16sdtdh="http://schemas.microsoft.com/office/word/2020/wordml/sdtdatahash" xmlns:w16se="http://schemas.microsoft.com/office/word/2015/wordml/symex" xmlns:wpg="http://schemas.microsoft.com/office/word/2010/wordprocessingGroup" xmlns:wpi="http://schemas.microsoft.com/office/word/2010/wordprocessingInk" xmlns:wne="http://schemas.microsoft.com/office/word/2006/wordml" xmlns:wps="http://schemas.microsoft.com/office/word/2010/wordprocessingShape" mc:Ignorable="w14 w15 w16se w16cid w16 w16cex w16sdtdh wp14">
   <w:endnote w:type="separator" w:id="-1">
     <w:p>
       <w:r>
@@ -1458,7 +1045,7 @@
 </file>
 
 <file path=word/footnotes.xml><?xml version="1.0" encoding="utf-8"?>
-<w:footnotes xmlns:wpc="http://schemas.microsoft.com/office/word/2010/wordprocessingCanvas" xmlns:cx="http://schemas.microsoft.com/office/drawing/2014/chartex" xmlns:cx1="http://schemas.microsoft.com/office/drawing/2015/9/8/chartex" xmlns:cx2="http://schemas.microsoft.com/office/drawing/2015/10/21/chartex" xmlns:cx3="http://schemas.microsoft.com/office/drawing/2016/5/9/chartex" xmlns:cx4="http://schemas.microsoft.com/office/drawing/2016/5/10/chartex" xmlns:cx5="http://schemas.microsoft.com/office/drawing/2016/5/11/chartex" xmlns:cx6="http://schemas.microsoft.com/office/drawing/2016/5/12/chartex" xmlns:cx7="http://schemas.microsoft.com/office/drawing/2016/5/13/chartex" xmlns:cx8="http://schemas.microsoft.com/office/drawing/2016/5/14/chartex" xmlns:mc="http://schemas.openxmlformats.org/markup-compatibility/2006" xmlns:aink="http://schemas.microsoft.com/office/drawing/2016/ink" xmlns:am3d="http://schemas.microsoft.com/office/drawing/2017/model3d" xmlns:o="urn:schemas-microsoft-com:office:office" xmlns:oel="http://schemas.microsoft.com/office/2019/extlst" xmlns:r="http://schemas.openxmlformats.org/officeDocument/2006/relationships" xmlns:m="http://schemas.openxmlformats.org/officeDocument/2006/math" xmlns:v="urn:schemas-microsoft-com:vml" xmlns:wp14="http://schemas.microsoft.com/office/word/2010/wordprocessingDrawing" xmlns:wp="http://schemas.openxmlformats.org/drawingml/2006/wordprocessingDrawing" xmlns:w10="urn:schemas-microsoft-com:office:word" xmlns:w="http://schemas.openxmlformats.org/wordprocessingml/2006/main" xmlns:w14="http://schemas.microsoft.com/office/word/2010/wordml" xmlns:w15="http://schemas.microsoft.com/office/word/2012/wordml" xmlns:w16cex="http://schemas.microsoft.com/office/word/2018/wordml/cex" xmlns:w16cid="http://schemas.microsoft.com/office/word/2016/wordml/cid" xmlns:w16="http://schemas.microsoft.com/office/word/2018/wordml" xmlns:w16du="http://schemas.microsoft.com/office/word/2023/wordml/word16du" xmlns:w16sdtdh="http://schemas.microsoft.com/office/word/2020/wordml/sdtdatahash" xmlns:w16sdtfl="http://schemas.microsoft.com/office/word/2024/wordml/sdtformatlock" xmlns:w16se="http://schemas.microsoft.com/office/word/2015/wordml/symex" xmlns:wpg="http://schemas.microsoft.com/office/word/2010/wordprocessingGroup" xmlns:wpi="http://schemas.microsoft.com/office/word/2010/wordprocessingInk" xmlns:wne="http://schemas.microsoft.com/office/word/2006/wordml" xmlns:wps="http://schemas.microsoft.com/office/word/2010/wordprocessingShape" mc:Ignorable="w14 w15 w16se w16cid w16 w16cex w16sdtdh w16sdtfl w16du wp14">
+<w:footnotes xmlns:wpc="http://schemas.microsoft.com/office/word/2010/wordprocessingCanvas" xmlns:cx="http://schemas.microsoft.com/office/drawing/2014/chartex" xmlns:cx1="http://schemas.microsoft.com/office/drawing/2015/9/8/chartex" xmlns:cx2="http://schemas.microsoft.com/office/drawing/2015/10/21/chartex" xmlns:cx3="http://schemas.microsoft.com/office/drawing/2016/5/9/chartex" xmlns:cx4="http://schemas.microsoft.com/office/drawing/2016/5/10/chartex" xmlns:cx5="http://schemas.microsoft.com/office/drawing/2016/5/11/chartex" xmlns:cx6="http://schemas.microsoft.com/office/drawing/2016/5/12/chartex" xmlns:cx7="http://schemas.microsoft.com/office/drawing/2016/5/13/chartex" xmlns:cx8="http://schemas.microsoft.com/office/drawing/2016/5/14/chartex" xmlns:mc="http://schemas.openxmlformats.org/markup-compatibility/2006" xmlns:aink="http://schemas.microsoft.com/office/drawing/2016/ink" xmlns:am3d="http://schemas.microsoft.com/office/drawing/2017/model3d" xmlns:o="urn:schemas-microsoft-com:office:office" xmlns:oel="http://schemas.microsoft.com/office/2019/extlst" xmlns:r="http://schemas.openxmlformats.org/officeDocument/2006/relationships" xmlns:m="http://schemas.openxmlformats.org/officeDocument/2006/math" xmlns:v="urn:schemas-microsoft-com:vml" xmlns:wp14="http://schemas.microsoft.com/office/word/2010/wordprocessingDrawing" xmlns:wp="http://schemas.openxmlformats.org/drawingml/2006/wordprocessingDrawing" xmlns:w10="urn:schemas-microsoft-com:office:word" xmlns:w="http://schemas.openxmlformats.org/wordprocessingml/2006/main" xmlns:w14="http://schemas.microsoft.com/office/word/2010/wordml" xmlns:w15="http://schemas.microsoft.com/office/word/2012/wordml" xmlns:w16cex="http://schemas.microsoft.com/office/word/2018/wordml/cex" xmlns:w16cid="http://schemas.microsoft.com/office/word/2016/wordml/cid" xmlns:w16="http://schemas.microsoft.com/office/word/2018/wordml" xmlns:w16sdtdh="http://schemas.microsoft.com/office/word/2020/wordml/sdtdatahash" xmlns:w16se="http://schemas.microsoft.com/office/word/2015/wordml/symex" xmlns:wpg="http://schemas.microsoft.com/office/word/2010/wordprocessingGroup" xmlns:wpi="http://schemas.microsoft.com/office/word/2010/wordprocessingInk" xmlns:wne="http://schemas.microsoft.com/office/word/2006/wordml" xmlns:wps="http://schemas.microsoft.com/office/word/2010/wordprocessingShape" mc:Ignorable="w14 w15 w16se w16cid w16 w16cex w16sdtdh wp14">
   <w:footnote w:type="separator" w:id="-1">
     <w:p>
       <w:r>
@@ -1477,7 +1064,7 @@
 </file>
 
 <file path=word/header1.xml><?xml version="1.0" encoding="utf-8"?>
-<w:hdr xmlns:wpc="http://schemas.microsoft.com/office/word/2010/wordprocessingCanvas" xmlns:cx="http://schemas.microsoft.com/office/drawing/2014/chartex" xmlns:cx1="http://schemas.microsoft.com/office/drawing/2015/9/8/chartex" xmlns:cx2="http://schemas.microsoft.com/office/drawing/2015/10/21/chartex" xmlns:cx3="http://schemas.microsoft.com/office/drawing/2016/5/9/chartex" xmlns:cx4="http://schemas.microsoft.com/office/drawing/2016/5/10/chartex" xmlns:cx5="http://schemas.microsoft.com/office/drawing/2016/5/11/chartex" xmlns:cx6="http://schemas.microsoft.com/office/drawing/2016/5/12/chartex" xmlns:cx7="http://schemas.microsoft.com/office/drawing/2016/5/13/chartex" xmlns:cx8="http://schemas.microsoft.com/office/drawing/2016/5/14/chartex" xmlns:mc="http://schemas.openxmlformats.org/markup-compatibility/2006" xmlns:aink="http://schemas.microsoft.com/office/drawing/2016/ink" xmlns:am3d="http://schemas.microsoft.com/office/drawing/2017/model3d" xmlns:o="urn:schemas-microsoft-com:office:office" xmlns:oel="http://schemas.microsoft.com/office/2019/extlst" xmlns:r="http://schemas.openxmlformats.org/officeDocument/2006/relationships" xmlns:m="http://schemas.openxmlformats.org/officeDocument/2006/math" xmlns:v="urn:schemas-microsoft-com:vml" xmlns:wp14="http://schemas.microsoft.com/office/word/2010/wordprocessingDrawing" xmlns:wp="http://schemas.openxmlformats.org/drawingml/2006/wordprocessingDrawing" xmlns:w10="urn:schemas-microsoft-com:office:word" xmlns:w="http://schemas.openxmlformats.org/wordprocessingml/2006/main" xmlns:w14="http://schemas.microsoft.com/office/word/2010/wordml" xmlns:w15="http://schemas.microsoft.com/office/word/2012/wordml" xmlns:w16cex="http://schemas.microsoft.com/office/word/2018/wordml/cex" xmlns:w16cid="http://schemas.microsoft.com/office/word/2016/wordml/cid" xmlns:w16="http://schemas.microsoft.com/office/word/2018/wordml" xmlns:w16du="http://schemas.microsoft.com/office/word/2023/wordml/word16du" xmlns:w16sdtdh="http://schemas.microsoft.com/office/word/2020/wordml/sdtdatahash" xmlns:w16sdtfl="http://schemas.microsoft.com/office/word/2024/wordml/sdtformatlock" xmlns:w16se="http://schemas.microsoft.com/office/word/2015/wordml/symex" xmlns:wpg="http://schemas.microsoft.com/office/word/2010/wordprocessingGroup" xmlns:wpi="http://schemas.microsoft.com/office/word/2010/wordprocessingInk" xmlns:wne="http://schemas.microsoft.com/office/word/2006/wordml" xmlns:wps="http://schemas.microsoft.com/office/word/2010/wordprocessingShape" mc:Ignorable="w14 w15 w16se w16cid w16 w16cex w16sdtdh w16sdtfl w16du wp14">
+<w:hdr xmlns:wpc="http://schemas.microsoft.com/office/word/2010/wordprocessingCanvas" xmlns:cx="http://schemas.microsoft.com/office/drawing/2014/chartex" xmlns:cx1="http://schemas.microsoft.com/office/drawing/2015/9/8/chartex" xmlns:cx2="http://schemas.microsoft.com/office/drawing/2015/10/21/chartex" xmlns:cx3="http://schemas.microsoft.com/office/drawing/2016/5/9/chartex" xmlns:cx4="http://schemas.microsoft.com/office/drawing/2016/5/10/chartex" xmlns:cx5="http://schemas.microsoft.com/office/drawing/2016/5/11/chartex" xmlns:cx6="http://schemas.microsoft.com/office/drawing/2016/5/12/chartex" xmlns:cx7="http://schemas.microsoft.com/office/drawing/2016/5/13/chartex" xmlns:cx8="http://schemas.microsoft.com/office/drawing/2016/5/14/chartex" xmlns:mc="http://schemas.openxmlformats.org/markup-compatibility/2006" xmlns:aink="http://schemas.microsoft.com/office/drawing/2016/ink" xmlns:am3d="http://schemas.microsoft.com/office/drawing/2017/model3d" xmlns:o="urn:schemas-microsoft-com:office:office" xmlns:oel="http://schemas.microsoft.com/office/2019/extlst" xmlns:r="http://schemas.openxmlformats.org/officeDocument/2006/relationships" xmlns:m="http://schemas.openxmlformats.org/officeDocument/2006/math" xmlns:v="urn:schemas-microsoft-com:vml" xmlns:wp14="http://schemas.microsoft.com/office/word/2010/wordprocessingDrawing" xmlns:wp="http://schemas.openxmlformats.org/drawingml/2006/wordprocessingDrawing" xmlns:w10="urn:schemas-microsoft-com:office:word" xmlns:w="http://schemas.openxmlformats.org/wordprocessingml/2006/main" xmlns:w14="http://schemas.microsoft.com/office/word/2010/wordml" xmlns:w15="http://schemas.microsoft.com/office/word/2012/wordml" xmlns:w16cex="http://schemas.microsoft.com/office/word/2018/wordml/cex" xmlns:w16cid="http://schemas.microsoft.com/office/word/2016/wordml/cid" xmlns:w16="http://schemas.microsoft.com/office/word/2018/wordml" xmlns:w16sdtdh="http://schemas.microsoft.com/office/word/2020/wordml/sdtdatahash" xmlns:w16se="http://schemas.microsoft.com/office/word/2015/wordml/symex" xmlns:wpg="http://schemas.microsoft.com/office/word/2010/wordprocessingGroup" xmlns:wpi="http://schemas.microsoft.com/office/word/2010/wordprocessingInk" xmlns:wne="http://schemas.microsoft.com/office/word/2006/wordml" xmlns:wps="http://schemas.microsoft.com/office/word/2010/wordprocessingShape" mc:Ignorable="w14 w15 w16se w16cid w16 w16cex w16sdtdh wp14">
   <w:p>
     <w:pPr>
       <w:pStyle w:val="afd"/>
@@ -1493,7 +1080,7 @@
 </file>
 
 <file path=word/numbering.xml><?xml version="1.0" encoding="utf-8"?>
-<w:numbering xmlns:wpc="http://schemas.microsoft.com/office/word/2010/wordprocessingCanvas" xmlns:cx="http://schemas.microsoft.com/office/drawing/2014/chartex" xmlns:cx1="http://schemas.microsoft.com/office/drawing/2015/9/8/chartex" xmlns:cx2="http://schemas.microsoft.com/office/drawing/2015/10/21/chartex" xmlns:cx3="http://schemas.microsoft.com/office/drawing/2016/5/9/chartex" xmlns:cx4="http://schemas.microsoft.com/office/drawing/2016/5/10/chartex" xmlns:cx5="http://schemas.microsoft.com/office/drawing/2016/5/11/chartex" xmlns:cx6="http://schemas.microsoft.com/office/drawing/2016/5/12/chartex" xmlns:cx7="http://schemas.microsoft.com/office/drawing/2016/5/13/chartex" xmlns:cx8="http://schemas.microsoft.com/office/drawing/2016/5/14/chartex" xmlns:mc="http://schemas.openxmlformats.org/markup-compatibility/2006" xmlns:aink="http://schemas.microsoft.com/office/drawing/2016/ink" xmlns:am3d="http://schemas.microsoft.com/office/drawing/2017/model3d" xmlns:o="urn:schemas-microsoft-com:office:office" xmlns:oel="http://schemas.microsoft.com/office/2019/extlst" xmlns:r="http://schemas.openxmlformats.org/officeDocument/2006/relationships" xmlns:m="http://schemas.openxmlformats.org/officeDocument/2006/math" xmlns:v="urn:schemas-microsoft-com:vml" xmlns:wp14="http://schemas.microsoft.com/office/word/2010/wordprocessingDrawing" xmlns:wp="http://schemas.openxmlformats.org/drawingml/2006/wordprocessingDrawing" xmlns:w10="urn:schemas-microsoft-com:office:word" xmlns:w="http://schemas.openxmlformats.org/wordprocessingml/2006/main" xmlns:w14="http://schemas.microsoft.com/office/word/2010/wordml" xmlns:w15="http://schemas.microsoft.com/office/word/2012/wordml" xmlns:w16cex="http://schemas.microsoft.com/office/word/2018/wordml/cex" xmlns:w16cid="http://schemas.microsoft.com/office/word/2016/wordml/cid" xmlns:w16="http://schemas.microsoft.com/office/word/2018/wordml" xmlns:w16du="http://schemas.microsoft.com/office/word/2023/wordml/word16du" xmlns:w16sdtdh="http://schemas.microsoft.com/office/word/2020/wordml/sdtdatahash" xmlns:w16sdtfl="http://schemas.microsoft.com/office/word/2024/wordml/sdtformatlock" xmlns:w16se="http://schemas.microsoft.com/office/word/2015/wordml/symex" xmlns:wpg="http://schemas.microsoft.com/office/word/2010/wordprocessingGroup" xmlns:wpi="http://schemas.microsoft.com/office/word/2010/wordprocessingInk" xmlns:wne="http://schemas.microsoft.com/office/word/2006/wordml" xmlns:wps="http://schemas.microsoft.com/office/word/2010/wordprocessingShape" mc:Ignorable="w14 w15 w16se w16cid w16 w16cex w16sdtdh w16sdtfl w16du wp14">
+<w:numbering xmlns:wpc="http://schemas.microsoft.com/office/word/2010/wordprocessingCanvas" xmlns:cx="http://schemas.microsoft.com/office/drawing/2014/chartex" xmlns:cx1="http://schemas.microsoft.com/office/drawing/2015/9/8/chartex" xmlns:cx2="http://schemas.microsoft.com/office/drawing/2015/10/21/chartex" xmlns:cx3="http://schemas.microsoft.com/office/drawing/2016/5/9/chartex" xmlns:cx4="http://schemas.microsoft.com/office/drawing/2016/5/10/chartex" xmlns:cx5="http://schemas.microsoft.com/office/drawing/2016/5/11/chartex" xmlns:cx6="http://schemas.microsoft.com/office/drawing/2016/5/12/chartex" xmlns:cx7="http://schemas.microsoft.com/office/drawing/2016/5/13/chartex" xmlns:cx8="http://schemas.microsoft.com/office/drawing/2016/5/14/chartex" xmlns:mc="http://schemas.openxmlformats.org/markup-compatibility/2006" xmlns:aink="http://schemas.microsoft.com/office/drawing/2016/ink" xmlns:am3d="http://schemas.microsoft.com/office/drawing/2017/model3d" xmlns:o="urn:schemas-microsoft-com:office:office" xmlns:oel="http://schemas.microsoft.com/office/2019/extlst" xmlns:r="http://schemas.openxmlformats.org/officeDocument/2006/relationships" xmlns:m="http://schemas.openxmlformats.org/officeDocument/2006/math" xmlns:v="urn:schemas-microsoft-com:vml" xmlns:wp14="http://schemas.microsoft.com/office/word/2010/wordprocessingDrawing" xmlns:wp="http://schemas.openxmlformats.org/drawingml/2006/wordprocessingDrawing" xmlns:w10="urn:schemas-microsoft-com:office:word" xmlns:w="http://schemas.openxmlformats.org/wordprocessingml/2006/main" xmlns:w14="http://schemas.microsoft.com/office/word/2010/wordml" xmlns:w15="http://schemas.microsoft.com/office/word/2012/wordml" xmlns:w16cex="http://schemas.microsoft.com/office/word/2018/wordml/cex" xmlns:w16cid="http://schemas.microsoft.com/office/word/2016/wordml/cid" xmlns:w16="http://schemas.microsoft.com/office/word/2018/wordml" xmlns:w16sdtdh="http://schemas.microsoft.com/office/word/2020/wordml/sdtdatahash" xmlns:w16se="http://schemas.microsoft.com/office/word/2015/wordml/symex" xmlns:wpg="http://schemas.microsoft.com/office/word/2010/wordprocessingGroup" xmlns:wpi="http://schemas.microsoft.com/office/word/2010/wordprocessingInk" xmlns:wne="http://schemas.microsoft.com/office/word/2006/wordml" xmlns:wps="http://schemas.microsoft.com/office/word/2010/wordprocessingShape" mc:Ignorable="w14 w15 w16se w16cid w16 w16cex w16sdtdh wp14">
   <w:abstractNum w:abstractNumId="0" w15:restartNumberingAfterBreak="0">
     <w:nsid w:val="377E203E"/>
     <w:multiLevelType w:val="hybridMultilevel"/>
@@ -1682,7 +1269,7 @@
 </file>
 
 <file path=word/styles.xml><?xml version="1.0" encoding="utf-8"?>
-<w:styles xmlns:mc="http://schemas.openxmlformats.org/markup-compatibility/2006" xmlns:r="http://schemas.openxmlformats.org/officeDocument/2006/relationships" xmlns:w="http://schemas.openxmlformats.org/wordprocessingml/2006/main" xmlns:w14="http://schemas.microsoft.com/office/word/2010/wordml" xmlns:w15="http://schemas.microsoft.com/office/word/2012/wordml" xmlns:w16cex="http://schemas.microsoft.com/office/word/2018/wordml/cex" xmlns:w16cid="http://schemas.microsoft.com/office/word/2016/wordml/cid" xmlns:w16="http://schemas.microsoft.com/office/word/2018/wordml" xmlns:w16du="http://schemas.microsoft.com/office/word/2023/wordml/word16du" xmlns:w16sdtdh="http://schemas.microsoft.com/office/word/2020/wordml/sdtdatahash" xmlns:w16sdtfl="http://schemas.microsoft.com/office/word/2024/wordml/sdtformatlock" xmlns:w16se="http://schemas.microsoft.com/office/word/2015/wordml/symex" mc:Ignorable="w14 w15 w16se w16cid w16 w16cex w16sdtdh w16sdtfl w16du">
+<w:styles xmlns:mc="http://schemas.openxmlformats.org/markup-compatibility/2006" xmlns:r="http://schemas.openxmlformats.org/officeDocument/2006/relationships" xmlns:w="http://schemas.openxmlformats.org/wordprocessingml/2006/main" xmlns:w14="http://schemas.microsoft.com/office/word/2010/wordml" xmlns:w15="http://schemas.microsoft.com/office/word/2012/wordml" xmlns:w16cex="http://schemas.microsoft.com/office/word/2018/wordml/cex" xmlns:w16cid="http://schemas.microsoft.com/office/word/2016/wordml/cid" xmlns:w16="http://schemas.microsoft.com/office/word/2018/wordml" xmlns:w16sdtdh="http://schemas.microsoft.com/office/word/2020/wordml/sdtdatahash" xmlns:w16se="http://schemas.microsoft.com/office/word/2015/wordml/symex" mc:Ignorable="w14 w15 w16se w16cid w16 w16cex w16sdtdh">
   <w:docDefaults>
     <w:rPrDefault>
       <w:rPr>

--- a/templates/Заявление_14.5.docx
+++ b/templates/Заявление_14.5.docx
@@ -6,6 +6,7 @@
       <w:tblPr>
         <w:tblStyle w:val="af4"/>
         <w:tblW w:w="5000" w:type="pct"/>
+        <w:jc w:val="center"/>
         <w:tblBorders>
           <w:top w:val="none" w:sz="0" w:space="0" w:color="auto"/>
           <w:left w:val="none" w:sz="0" w:space="0" w:color="auto"/>
@@ -15,16 +16,17 @@
         <w:tblLook w:val="04A0" w:firstRow="1" w:lastRow="0" w:firstColumn="1" w:lastColumn="0" w:noHBand="0" w:noVBand="1"/>
       </w:tblPr>
       <w:tblGrid>
-        <w:gridCol w:w="4101"/>
-        <w:gridCol w:w="5253"/>
+        <w:gridCol w:w="4663"/>
+        <w:gridCol w:w="4975"/>
       </w:tblGrid>
       <w:tr>
         <w:trPr>
-          <w:trHeight w:val="606"/>
+          <w:trHeight w:val="1333"/>
+          <w:jc w:val="center"/>
         </w:trPr>
         <w:tc>
           <w:tcPr>
-            <w:tcW w:w="2192" w:type="pct"/>
+            <w:tcW w:w="2419" w:type="pct"/>
             <w:vMerge w:val="restart"/>
             <w:tcBorders>
               <w:top w:val="nil"/>
@@ -33,100 +35,62 @@
           </w:tcPr>
           <w:p>
             <w:pPr>
-              <w:ind w:right="469"/>
+              <w:spacing w:line="280" w:lineRule="exact"/>
+              <w:ind w:right="151"/>
               <w:rPr>
                 <w:rFonts w:ascii="Times New Roman" w:hAnsi="Times New Roman"/>
-                <w:sz w:val="24"/>
-                <w:szCs w:val="24"/>
+                <w:sz w:val="28"/>
+                <w:szCs w:val="28"/>
               </w:rPr>
             </w:pPr>
             <w:r>
               <w:rPr>
                 <w:rFonts w:ascii="Times New Roman" w:hAnsi="Times New Roman"/>
-                <w:sz w:val="24"/>
-                <w:szCs w:val="24"/>
+                <w:sz w:val="28"/>
+                <w:szCs w:val="28"/>
               </w:rPr>
               <w:t>ЗАЯВЛЕНИЕ</w:t>
             </w:r>
           </w:p>
           <w:p>
             <w:pPr>
-              <w:ind w:right="469"/>
+              <w:spacing w:line="280" w:lineRule="exact"/>
+              <w:ind w:right="151"/>
               <w:rPr>
                 <w:rFonts w:ascii="Times New Roman" w:hAnsi="Times New Roman"/>
-                <w:sz w:val="24"/>
-                <w:szCs w:val="24"/>
+                <w:sz w:val="28"/>
+                <w:szCs w:val="28"/>
               </w:rPr>
             </w:pPr>
             <w:r>
               <w:rPr>
                 <w:rFonts w:ascii="Times New Roman" w:hAnsi="Times New Roman"/>
-                <w:sz w:val="24"/>
-                <w:szCs w:val="24"/>
+                <w:sz w:val="28"/>
+                <w:szCs w:val="28"/>
               </w:rPr>
-              <w:t xml:space="preserve">на осуществление административной процедуры </w:t>
+              <w:t>на осуществление административной процедуры в соответствии с пунктом 14.</w:t>
             </w:r>
             <w:r>
               <w:rPr>
                 <w:rFonts w:ascii="Times New Roman" w:hAnsi="Times New Roman"/>
-                <w:sz w:val="24"/>
-                <w:szCs w:val="24"/>
-              </w:rPr>
-              <w:t>в соответствии с пункт</w:t>
-            </w:r>
-            <w:r>
-              <w:rPr>
-                <w:rFonts w:ascii="Times New Roman" w:hAnsi="Times New Roman"/>
-                <w:sz w:val="24"/>
-                <w:szCs w:val="24"/>
-              </w:rPr>
-              <w:t>о</w:t>
-            </w:r>
-            <w:r>
-              <w:rPr>
-                <w:rFonts w:ascii="Times New Roman" w:hAnsi="Times New Roman"/>
-                <w:sz w:val="24"/>
-                <w:szCs w:val="24"/>
-              </w:rPr>
-              <w:t>м 14.</w:t>
-            </w:r>
-            <w:r>
-              <w:rPr>
-                <w:rFonts w:ascii="Times New Roman" w:hAnsi="Times New Roman"/>
-                <w:sz w:val="24"/>
-                <w:szCs w:val="24"/>
+                <w:sz w:val="28"/>
+                <w:szCs w:val="28"/>
               </w:rPr>
               <w:t>5</w:t>
             </w:r>
             <w:r>
               <w:rPr>
                 <w:rFonts w:ascii="Times New Roman" w:hAnsi="Times New Roman"/>
-                <w:sz w:val="24"/>
-                <w:szCs w:val="24"/>
+                <w:sz w:val="28"/>
+                <w:szCs w:val="28"/>
               </w:rPr>
-              <w:t xml:space="preserve"> перечня административных процедур, осуществляемых государственными органами и иными организациями по заявлениям граждан, утвержденного Указом Президента Республики Беларусь от 26 апреля 2010 г. </w:t>
-            </w:r>
-            <w:r>
-              <w:rPr>
-                <w:rFonts w:ascii="Times New Roman" w:hAnsi="Times New Roman"/>
-                <w:sz w:val="24"/>
-                <w:szCs w:val="24"/>
-              </w:rPr>
-              <w:t>№ </w:t>
-            </w:r>
-            <w:r>
-              <w:rPr>
-                <w:rFonts w:ascii="Times New Roman" w:hAnsi="Times New Roman"/>
-                <w:sz w:val="24"/>
-                <w:szCs w:val="24"/>
-              </w:rPr>
-              <w:t>200</w:t>
+              <w:t xml:space="preserve"> перечня административных процедур, осуществляемых государственными органами и иными организациями по заявлениям граждан, утвержденного Указом Президента Республики Беларусь от 26.04.2010 № 200</w:t>
             </w:r>
           </w:p>
         </w:tc>
         <w:tc>
           <w:tcPr>
-            <w:tcW w:w="2808" w:type="pct"/>
+            <w:tcW w:w="2581" w:type="pct"/>
             <w:tcBorders>
               <w:top w:val="nil"/>
               <w:left w:val="nil"/>
@@ -136,19 +100,18 @@
           <w:p>
             <w:pPr>
               <w:spacing w:line="280" w:lineRule="exact"/>
-              <w:ind w:left="-108"/>
               <w:jc w:val="both"/>
               <w:rPr>
                 <w:rFonts w:ascii="Times New Roman" w:hAnsi="Times New Roman"/>
-                <w:sz w:val="24"/>
-                <w:szCs w:val="24"/>
+                <w:sz w:val="28"/>
+                <w:szCs w:val="28"/>
               </w:rPr>
             </w:pPr>
             <w:r>
               <w:rPr>
                 <w:rFonts w:ascii="Times New Roman" w:hAnsi="Times New Roman"/>
-                <w:sz w:val="24"/>
-                <w:szCs w:val="24"/>
+                <w:sz w:val="28"/>
+                <w:szCs w:val="28"/>
               </w:rPr>
               <w:t xml:space="preserve">Главное управление по проблемам ликвидации последствий катастрофы на Чернобыльской АЭС Гомельского областного исполнительного комитета </w:t>
             </w:r>
@@ -156,9 +119,13 @@
         </w:tc>
       </w:tr>
       <w:tr>
+        <w:trPr>
+          <w:trHeight w:val="703"/>
+          <w:jc w:val="center"/>
+        </w:trPr>
         <w:tc>
           <w:tcPr>
-            <w:tcW w:w="2192" w:type="pct"/>
+            <w:tcW w:w="2419" w:type="pct"/>
             <w:vMerge/>
             <w:tcBorders>
               <w:right w:val="nil"/>
@@ -166,110 +133,43 @@
           </w:tcPr>
           <w:p>
             <w:pPr>
+              <w:spacing w:line="280" w:lineRule="exact"/>
               <w:jc w:val="both"/>
               <w:rPr>
                 <w:rFonts w:ascii="Times New Roman" w:hAnsi="Times New Roman"/>
-                <w:sz w:val="24"/>
-                <w:szCs w:val="24"/>
+                <w:sz w:val="28"/>
+                <w:szCs w:val="28"/>
               </w:rPr>
             </w:pPr>
           </w:p>
         </w:tc>
         <w:tc>
           <w:tcPr>
-            <w:tcW w:w="2808" w:type="pct"/>
+            <w:tcW w:w="2581" w:type="pct"/>
             <w:tcBorders>
               <w:top w:val="nil"/>
               <w:left w:val="nil"/>
+              <w:bottom w:val="single" w:sz="4" w:space="0" w:color="auto"/>
             </w:tcBorders>
+            <w:vAlign w:val="bottom"/>
           </w:tcPr>
           <w:p>
             <w:pPr>
-              <w:ind w:left="-109"/>
+              <w:spacing w:line="280" w:lineRule="exact"/>
               <w:jc w:val="center"/>
               <w:rPr>
                 <w:rFonts w:ascii="Times New Roman" w:hAnsi="Times New Roman"/>
                 <w:i/>
-                <w:iCs/>
                 <w:sz w:val="28"/>
-                <w:szCs w:val="24"/>
+                <w:szCs w:val="28"/>
               </w:rPr>
             </w:pPr>
             <w:r>
               <w:rPr>
                 <w:rFonts w:ascii="Times New Roman" w:hAnsi="Times New Roman"/>
                 <w:i/>
-                <w:iCs/>
-                <w:sz w:val="24"/>
-              </w:rPr>
-              <w:t>Placeholder_1.1 Placeholder_1.2 Placeholder_1.3</w:t>
-            </w:r>
-          </w:p>
-        </w:tc>
-      </w:tr>
-      <w:tr>
-        <w:tc>
-          <w:tcPr>
-            <w:tcW w:w="2192" w:type="pct"/>
-            <w:vMerge/>
-            <w:tcBorders>
-              <w:right w:val="nil"/>
-            </w:tcBorders>
-          </w:tcPr>
-          <w:p>
-            <w:pPr>
-              <w:jc w:val="both"/>
-              <w:rPr>
-                <w:rFonts w:ascii="Times New Roman" w:hAnsi="Times New Roman"/>
-                <w:sz w:val="24"/>
-                <w:szCs w:val="24"/>
-              </w:rPr>
-            </w:pPr>
-          </w:p>
-        </w:tc>
-        <w:tc>
-          <w:tcPr>
-            <w:tcW w:w="2808" w:type="pct"/>
-            <w:tcBorders>
-              <w:left w:val="nil"/>
-            </w:tcBorders>
-          </w:tcPr>
-          <w:p>
-            <w:pPr>
-              <w:ind w:left="-109"/>
-              <w:jc w:val="center"/>
-              <w:rPr>
-                <w:rFonts w:ascii="Times New Roman" w:hAnsi="Times New Roman"/>
-                <w:sz w:val="24"/>
-                <w:vertAlign w:val="superscript"/>
-              </w:rPr>
-            </w:pPr>
-            <w:r>
-              <w:rPr>
-                <w:rFonts w:ascii="Times New Roman" w:hAnsi="Times New Roman"/>
-                <w:sz w:val="24"/>
-                <w:vertAlign w:val="superscript"/>
-              </w:rPr>
-              <w:t xml:space="preserve">(фамилия, имя отчество (если таковое имеется), </w:t>
-            </w:r>
-          </w:p>
-          <w:p>
-            <w:pPr>
-              <w:ind w:left="-109"/>
-              <w:jc w:val="center"/>
-              <w:rPr>
-                <w:rFonts w:ascii="Times New Roman" w:hAnsi="Times New Roman"/>
                 <w:sz w:val="28"/>
-                <w:szCs w:val="24"/>
-                <w:vertAlign w:val="superscript"/>
-              </w:rPr>
-            </w:pPr>
-            <w:r>
-              <w:rPr>
-                <w:rFonts w:ascii="Times New Roman" w:hAnsi="Times New Roman"/>
-                <w:i/>
-                <w:sz w:val="24"/>
-                <w:szCs w:val="24"/>
+                <w:szCs w:val="28"/>
                 <w:lang w:val="en-US"/>
               </w:rPr>
               <w:t>Placeholder</w:t>
@@ -278,90 +178,26 @@
               <w:rPr>
                 <w:rFonts w:ascii="Times New Roman" w:hAnsi="Times New Roman"/>
                 <w:i/>
-                <w:sz w:val="24"/>
-                <w:szCs w:val="24"/>
+                <w:sz w:val="28"/>
+                <w:szCs w:val="28"/>
               </w:rPr>
-              <w:t>_2</w:t>
-            </w:r>
-          </w:p>
-        </w:tc>
-      </w:tr>
-      <w:tr>
-        <w:trPr>
-          <w:trHeight w:val="139"/>
-        </w:trPr>
-        <w:tc>
-          <w:tcPr>
-            <w:tcW w:w="2192" w:type="pct"/>
-            <w:vMerge/>
-            <w:tcBorders>
-              <w:right w:val="nil"/>
-            </w:tcBorders>
-          </w:tcPr>
-          <w:p>
-            <w:pPr>
-              <w:rPr>
-                <w:rFonts w:ascii="Times New Roman" w:hAnsi="Times New Roman"/>
-                <w:sz w:val="24"/>
-                <w:szCs w:val="24"/>
-              </w:rPr>
-            </w:pPr>
-          </w:p>
-        </w:tc>
-        <w:tc>
-          <w:tcPr>
-            <w:tcW w:w="2808" w:type="pct"/>
-            <w:tcBorders>
-              <w:left w:val="nil"/>
-            </w:tcBorders>
-          </w:tcPr>
-          <w:p>
-            <w:pPr>
-              <w:ind w:left="-109"/>
-              <w:jc w:val="center"/>
-              <w:rPr>
-                <w:rFonts w:ascii="Times New Roman" w:hAnsi="Times New Roman"/>
-                <w:sz w:val="18"/>
-                <w:szCs w:val="18"/>
-                <w:vertAlign w:val="superscript"/>
-              </w:rPr>
-            </w:pPr>
-            <w:r>
-              <w:rPr>
-                <w:rFonts w:ascii="Times New Roman" w:hAnsi="Times New Roman"/>
-                <w:sz w:val="18"/>
-                <w:szCs w:val="18"/>
-                <w:vertAlign w:val="superscript"/>
-              </w:rPr>
-              <w:t>дата рождения,</w:t>
+              <w:t>_1</w:t>
             </w:r>
             <w:r>
               <w:rPr>
                 <w:rFonts w:ascii="Times New Roman" w:hAnsi="Times New Roman"/>
-                <w:sz w:val="18"/>
-                <w:szCs w:val="18"/>
-                <w:vertAlign w:val="superscript"/>
+                <w:i/>
+                <w:sz w:val="28"/>
+                <w:szCs w:val="28"/>
               </w:rPr>
-              <w:t xml:space="preserve"> </w:t>
+              <w:t xml:space="preserve">.1 </w:t>
             </w:r>
-          </w:p>
-          <w:p>
-            <w:pPr>
-              <w:ind w:left="-109"/>
-              <w:jc w:val="center"/>
-              <w:rPr>
-                <w:rFonts w:ascii="Times New Roman" w:hAnsi="Times New Roman"/>
-                <w:sz w:val="28"/>
-                <w:szCs w:val="24"/>
-                <w:vertAlign w:val="superscript"/>
-              </w:rPr>
-            </w:pPr>
             <w:r>
               <w:rPr>
                 <w:rFonts w:ascii="Times New Roman" w:hAnsi="Times New Roman"/>
                 <w:i/>
-                <w:sz w:val="24"/>
-                <w:szCs w:val="24"/>
+                <w:sz w:val="28"/>
+                <w:szCs w:val="28"/>
                 <w:lang w:val="en-US"/>
               </w:rPr>
               <w:t>Placeholder</w:t>
@@ -370,8 +206,179 @@
               <w:rPr>
                 <w:rFonts w:ascii="Times New Roman" w:hAnsi="Times New Roman"/>
                 <w:i/>
-                <w:sz w:val="24"/>
-                <w:szCs w:val="24"/>
+                <w:sz w:val="28"/>
+                <w:szCs w:val="28"/>
+              </w:rPr>
+              <w:t xml:space="preserve">_1.2 </w:t>
+            </w:r>
+            <w:r>
+              <w:rPr>
+                <w:rFonts w:ascii="Times New Roman" w:hAnsi="Times New Roman"/>
+                <w:i/>
+                <w:sz w:val="28"/>
+                <w:szCs w:val="28"/>
+                <w:lang w:val="en-US"/>
+              </w:rPr>
+              <w:t>Placeholder</w:t>
+            </w:r>
+            <w:r>
+              <w:rPr>
+                <w:rFonts w:ascii="Times New Roman" w:hAnsi="Times New Roman"/>
+                <w:i/>
+                <w:sz w:val="28"/>
+                <w:szCs w:val="28"/>
+              </w:rPr>
+              <w:t>_1.3</w:t>
+            </w:r>
+            <w:r>
+              <w:rPr>
+                <w:rFonts w:ascii="Times New Roman" w:hAnsi="Times New Roman"/>
+                <w:i/>
+                <w:sz w:val="28"/>
+                <w:szCs w:val="28"/>
+              </w:rPr>
+              <w:t>,</w:t>
+            </w:r>
+          </w:p>
+        </w:tc>
+      </w:tr>
+      <w:tr>
+        <w:trPr>
+          <w:trHeight w:val="415"/>
+          <w:jc w:val="center"/>
+        </w:trPr>
+        <w:tc>
+          <w:tcPr>
+            <w:tcW w:w="2419" w:type="pct"/>
+            <w:vMerge/>
+            <w:tcBorders>
+              <w:right w:val="nil"/>
+            </w:tcBorders>
+          </w:tcPr>
+          <w:p>
+            <w:pPr>
+              <w:spacing w:line="280" w:lineRule="exact"/>
+              <w:jc w:val="both"/>
+              <w:rPr>
+                <w:rFonts w:ascii="Times New Roman" w:hAnsi="Times New Roman"/>
+                <w:sz w:val="28"/>
+                <w:szCs w:val="28"/>
+              </w:rPr>
+            </w:pPr>
+          </w:p>
+        </w:tc>
+        <w:tc>
+          <w:tcPr>
+            <w:tcW w:w="2581" w:type="pct"/>
+            <w:tcBorders>
+              <w:top w:val="single" w:sz="4" w:space="0" w:color="auto"/>
+              <w:left w:val="nil"/>
+              <w:bottom w:val="single" w:sz="4" w:space="0" w:color="auto"/>
+            </w:tcBorders>
+            <w:vAlign w:val="bottom"/>
+          </w:tcPr>
+          <w:p>
+            <w:pPr>
+              <w:spacing w:line="280" w:lineRule="exact"/>
+              <w:jc w:val="center"/>
+              <w:rPr>
+                <w:i/>
+                <w:sz w:val="28"/>
+                <w:szCs w:val="28"/>
+              </w:rPr>
+            </w:pPr>
+            <w:r>
+              <w:rPr>
+                <w:rFonts w:ascii="Times New Roman" w:hAnsi="Times New Roman"/>
+                <w:i/>
+                <w:sz w:val="28"/>
+                <w:szCs w:val="28"/>
+                <w:lang w:val="en-US"/>
+              </w:rPr>
+              <w:t>Placeholder</w:t>
+            </w:r>
+            <w:r>
+              <w:rPr>
+                <w:rFonts w:ascii="Times New Roman" w:hAnsi="Times New Roman"/>
+                <w:i/>
+                <w:sz w:val="28"/>
+                <w:szCs w:val="28"/>
+              </w:rPr>
+              <w:t>_2</w:t>
+            </w:r>
+            <w:r>
+              <w:rPr>
+                <w:rFonts w:ascii="Times New Roman" w:hAnsi="Times New Roman"/>
+                <w:i/>
+                <w:sz w:val="28"/>
+                <w:szCs w:val="28"/>
+              </w:rPr>
+              <w:t>,</w:t>
+            </w:r>
+          </w:p>
+        </w:tc>
+      </w:tr>
+      <w:tr>
+        <w:trPr>
+          <w:trHeight w:val="421"/>
+          <w:jc w:val="center"/>
+        </w:trPr>
+        <w:tc>
+          <w:tcPr>
+            <w:tcW w:w="2419" w:type="pct"/>
+            <w:vMerge/>
+            <w:tcBorders>
+              <w:right w:val="nil"/>
+            </w:tcBorders>
+          </w:tcPr>
+          <w:p>
+            <w:pPr>
+              <w:spacing w:line="280" w:lineRule="exact"/>
+              <w:jc w:val="both"/>
+              <w:rPr>
+                <w:rFonts w:ascii="Times New Roman" w:hAnsi="Times New Roman"/>
+                <w:sz w:val="28"/>
+                <w:szCs w:val="28"/>
+              </w:rPr>
+            </w:pPr>
+          </w:p>
+        </w:tc>
+        <w:tc>
+          <w:tcPr>
+            <w:tcW w:w="2581" w:type="pct"/>
+            <w:tcBorders>
+              <w:top w:val="single" w:sz="4" w:space="0" w:color="auto"/>
+              <w:left w:val="nil"/>
+              <w:bottom w:val="single" w:sz="4" w:space="0" w:color="auto"/>
+            </w:tcBorders>
+            <w:vAlign w:val="bottom"/>
+          </w:tcPr>
+          <w:p>
+            <w:pPr>
+              <w:spacing w:line="280" w:lineRule="exact"/>
+              <w:jc w:val="center"/>
+              <w:rPr>
+                <w:rFonts w:ascii="Times New Roman" w:hAnsi="Times New Roman"/>
+                <w:sz w:val="28"/>
+                <w:szCs w:val="28"/>
+              </w:rPr>
+            </w:pPr>
+            <w:r>
+              <w:rPr>
+                <w:rFonts w:ascii="Times New Roman" w:hAnsi="Times New Roman"/>
+                <w:i/>
+                <w:sz w:val="28"/>
+                <w:szCs w:val="28"/>
+                <w:lang w:val="en-US"/>
+              </w:rPr>
+              <w:t>Placeholder</w:t>
+            </w:r>
+            <w:r>
+              <w:rPr>
+                <w:rFonts w:ascii="Times New Roman" w:hAnsi="Times New Roman"/>
+                <w:i/>
+                <w:sz w:val="28"/>
+                <w:szCs w:val="28"/>
               </w:rPr>
               <w:t>_3</w:t>
             </w:r>
@@ -380,11 +387,12 @@
       </w:tr>
       <w:tr>
         <w:trPr>
-          <w:trHeight w:val="139"/>
+          <w:trHeight w:val="144"/>
+          <w:jc w:val="center"/>
         </w:trPr>
         <w:tc>
           <w:tcPr>
-            <w:tcW w:w="2192" w:type="pct"/>
+            <w:tcW w:w="2419" w:type="pct"/>
             <w:vMerge/>
             <w:tcBorders>
               <w:right w:val="nil"/>
@@ -392,192 +400,163 @@
           </w:tcPr>
           <w:p>
             <w:pPr>
+              <w:spacing w:line="280" w:lineRule="exact"/>
+              <w:jc w:val="both"/>
               <w:rPr>
                 <w:rFonts w:ascii="Times New Roman" w:hAnsi="Times New Roman"/>
-                <w:sz w:val="24"/>
-                <w:szCs w:val="24"/>
+                <w:sz w:val="28"/>
+                <w:szCs w:val="28"/>
               </w:rPr>
             </w:pPr>
           </w:p>
         </w:tc>
         <w:tc>
           <w:tcPr>
-            <w:tcW w:w="2808" w:type="pct"/>
+            <w:tcW w:w="2581" w:type="pct"/>
             <w:tcBorders>
+              <w:top w:val="single" w:sz="4" w:space="0" w:color="auto"/>
               <w:left w:val="nil"/>
+              <w:bottom w:val="nil"/>
             </w:tcBorders>
           </w:tcPr>
           <w:p>
             <w:pPr>
-              <w:ind w:left="-109"/>
-              <w:jc w:val="center"/>
-              <w:rPr>
-                <w:rFonts w:ascii="Times New Roman" w:hAnsi="Times New Roman"/>
-                <w:sz w:val="24"/>
-                <w:vertAlign w:val="superscript"/>
-              </w:rPr>
-            </w:pPr>
-            <w:r>
-              <w:rPr>
-                <w:rFonts w:ascii="Times New Roman" w:hAnsi="Times New Roman"/>
-                <w:sz w:val="24"/>
-                <w:vertAlign w:val="superscript"/>
-              </w:rPr>
-              <w:t xml:space="preserve">идентификационный номер в случае подачи заявления </w:t>
-            </w:r>
-            <w:r>
-              <w:rPr>
-                <w:rFonts w:ascii="Times New Roman" w:hAnsi="Times New Roman"/>
-                <w:sz w:val="24"/>
-                <w:vertAlign w:val="superscript"/>
-              </w:rPr>
-              <w:t xml:space="preserve"> </w:t>
-            </w:r>
-          </w:p>
-          <w:p>
-            <w:pPr>
-              <w:ind w:left="-109"/>
+              <w:spacing w:line="280" w:lineRule="exact"/>
               <w:jc w:val="center"/>
               <w:rPr>
                 <w:rFonts w:ascii="Times New Roman" w:hAnsi="Times New Roman"/>
                 <w:sz w:val="28"/>
-                <w:szCs w:val="24"/>
-                <w:vertAlign w:val="superscript"/>
+                <w:szCs w:val="28"/>
               </w:rPr>
             </w:pPr>
           </w:p>
         </w:tc>
       </w:tr>
-      <w:tr>
-        <w:tc>
-          <w:tcPr>
-            <w:tcW w:w="2192" w:type="pct"/>
-            <w:vMerge/>
-            <w:tcBorders>
-              <w:bottom w:val="nil"/>
-              <w:right w:val="nil"/>
-            </w:tcBorders>
-          </w:tcPr>
-          <w:p>
-            <w:pPr>
-              <w:rPr>
-                <w:rFonts w:ascii="Times New Roman" w:hAnsi="Times New Roman"/>
-                <w:sz w:val="24"/>
-                <w:szCs w:val="24"/>
-              </w:rPr>
-            </w:pPr>
-          </w:p>
-        </w:tc>
-        <w:tc>
-          <w:tcPr>
-            <w:tcW w:w="2808" w:type="pct"/>
-            <w:tcBorders>
-              <w:left w:val="nil"/>
-            </w:tcBorders>
-          </w:tcPr>
-          <w:p>
-            <w:pPr>
-              <w:ind w:left="-109"/>
-              <w:jc w:val="center"/>
-              <w:rPr>
-                <w:rFonts w:ascii="Times New Roman" w:hAnsi="Times New Roman"/>
-                <w:sz w:val="24"/>
-                <w:szCs w:val="24"/>
-                <w:vertAlign w:val="superscript"/>
-              </w:rPr>
-            </w:pPr>
-            <w:r>
-              <w:rPr>
-                <w:rFonts w:ascii="Times New Roman" w:hAnsi="Times New Roman"/>
-                <w:sz w:val="24"/>
-                <w:vertAlign w:val="superscript"/>
-              </w:rPr>
-              <w:t>нарочным (курьером) или посредством</w:t>
-            </w:r>
-            <w:r>
-              <w:rPr>
-                <w:rFonts w:ascii="Times New Roman" w:hAnsi="Times New Roman"/>
-                <w:sz w:val="24"/>
-                <w:vertAlign w:val="superscript"/>
-              </w:rPr>
-              <w:t xml:space="preserve"> </w:t>
-            </w:r>
-            <w:r>
-              <w:rPr>
-                <w:rFonts w:ascii="Times New Roman" w:hAnsi="Times New Roman"/>
-                <w:sz w:val="24"/>
-                <w:szCs w:val="24"/>
-                <w:vertAlign w:val="superscript"/>
-              </w:rPr>
-              <w:t>п</w:t>
-            </w:r>
-            <w:r>
-              <w:rPr>
-                <w:rFonts w:ascii="Times New Roman" w:hAnsi="Times New Roman"/>
-                <w:sz w:val="24"/>
-                <w:szCs w:val="24"/>
-                <w:vertAlign w:val="superscript"/>
-              </w:rPr>
-              <w:t>очтовой связи)</w:t>
-            </w:r>
-          </w:p>
-        </w:tc>
-      </w:tr>
     </w:tbl>
     <w:p>
       <w:pPr>
         <w:pStyle w:val="newncpi"/>
+        <w:rPr>
+          <w:sz w:val="28"/>
+          <w:szCs w:val="28"/>
+        </w:rPr>
       </w:pPr>
     </w:p>
     <w:p>
       <w:pPr>
-        <w:pStyle w:val="newncpi0"/>
+        <w:pStyle w:val="newncpi"/>
         <w:ind w:firstLine="709"/>
         <w:rPr>
-          <w:i/>
-        </w:rPr>
-      </w:pPr>
-      <w:r>
-        <w:t>Прошу выдать пропуск(а) для вывоза</w:t>
-      </w:r>
-      <w:r>
-        <w:t xml:space="preserve"> </w:t>
+          <w:sz w:val="28"/>
+          <w:szCs w:val="28"/>
+        </w:rPr>
+      </w:pPr>
+      <w:r>
+        <w:rPr>
+          <w:sz w:val="28"/>
+          <w:szCs w:val="28"/>
+        </w:rPr>
+        <w:t xml:space="preserve">Прошу выдать пропуск(а) для вывоза </w:t>
+      </w:r>
+      <w:r>
+        <w:rPr>
+          <w:sz w:val="28"/>
+          <w:szCs w:val="28"/>
+        </w:rPr>
+        <w:t>с</w:t>
+      </w:r>
+      <w:r>
+        <w:rPr>
+          <w:sz w:val="28"/>
+          <w:szCs w:val="28"/>
+        </w:rPr>
+        <w:t xml:space="preserve"> территори</w:t>
+      </w:r>
+      <w:r>
+        <w:rPr>
+          <w:sz w:val="28"/>
+          <w:szCs w:val="28"/>
+        </w:rPr>
+        <w:t>и</w:t>
+      </w:r>
+      <w:r>
+        <w:rPr>
+          <w:sz w:val="28"/>
+          <w:szCs w:val="28"/>
+        </w:rPr>
+        <w:t xml:space="preserve"> зоны эвакуации (отчуждения), зоны первоочередного отселения и зоны последующего отселения, с которых отселено население и на которых установлен контрольно-пропускной режим, </w:t>
+      </w:r>
+      <w:r>
+        <w:rPr>
+          <w:sz w:val="28"/>
+          <w:szCs w:val="28"/>
+        </w:rPr>
+        <w:t xml:space="preserve">имущества: </w:t>
       </w:r>
       <w:r>
         <w:rPr>
           <w:b/>
           <w:bCs/>
-          <w:i/>
-          <w:lang w:val="en-US"/>
-        </w:rPr>
-        <w:t>Placeholder</w:t>
+          <w:sz w:val="28"/>
+          <w:szCs w:val="28"/>
+        </w:rPr>
+        <w:t>Placeholder_21</w:t>
+      </w:r>
+      <w:r>
+        <w:rPr>
+          <w:sz w:val="28"/>
+          <w:szCs w:val="28"/>
+        </w:rPr>
+        <w:t xml:space="preserve">, находящегося </w:t>
+      </w:r>
+      <w:r>
+        <w:rPr>
+          <w:sz w:val="28"/>
+          <w:szCs w:val="28"/>
+        </w:rPr>
+        <w:t xml:space="preserve">в </w:t>
       </w:r>
       <w:r>
         <w:rPr>
           <w:b/>
           <w:bCs/>
-          <w:i/>
-        </w:rPr>
-        <w:t>_21</w:t>
-      </w:r>
-      <w:r>
-        <w:rPr>
-          <w:i/>
-        </w:rPr>
-        <w:t xml:space="preserve"> </w:t>
-      </w:r>
-      <w:r>
-        <w:t>находящихся на территориях зоны эвакуации (отчуждения), зоны первоочередного отселения и зоны последующего отселения, с которых отселено население и на которых установлен</w:t>
-      </w:r>
-      <w:r>
-        <w:t xml:space="preserve"> </w:t>
-      </w:r>
-      <w:r>
-        <w:t>контрольно-пропускной режим, в</w:t>
-      </w:r>
-      <w:r>
-        <w:rPr>
-          <w:i/>
+          <w:sz w:val="28"/>
+          <w:szCs w:val="28"/>
+        </w:rPr>
+        <w:t>Placeholder_4</w:t>
+      </w:r>
+      <w:r>
+        <w:rPr>
+          <w:sz w:val="28"/>
+          <w:szCs w:val="28"/>
+        </w:rPr>
+        <w:t xml:space="preserve"> районе(ах) Гомельской области</w:t>
+      </w:r>
+      <w:r>
+        <w:rPr>
+          <w:sz w:val="28"/>
+          <w:szCs w:val="28"/>
+        </w:rPr>
+        <w:t>,</w:t>
+      </w:r>
+      <w:r>
+        <w:rPr>
+          <w:sz w:val="28"/>
+          <w:szCs w:val="28"/>
+        </w:rPr>
+        <w:t xml:space="preserve"> на следующем(их) объекте(ах)</w:t>
+      </w:r>
+      <w:r>
+        <w:rPr>
+          <w:sz w:val="28"/>
+          <w:szCs w:val="28"/>
+        </w:rPr>
+        <w:t>:</w:t>
+      </w:r>
+      <w:r>
+        <w:rPr>
+          <w:sz w:val="28"/>
+          <w:szCs w:val="28"/>
         </w:rPr>
         <w:t xml:space="preserve"> </w:t>
       </w:r>
@@ -585,276 +564,248 @@
         <w:rPr>
           <w:b/>
           <w:bCs/>
-          <w:i/>
-          <w:lang w:val="en-US"/>
-        </w:rPr>
-        <w:t>Placeholder</w:t>
+          <w:sz w:val="28"/>
+          <w:szCs w:val="28"/>
+        </w:rPr>
+        <w:t>Placeholder_5</w:t>
+      </w:r>
+      <w:r>
+        <w:rPr>
+          <w:sz w:val="28"/>
+          <w:szCs w:val="28"/>
+        </w:rPr>
+        <w:t>,</w:t>
+      </w:r>
+      <w:r>
+        <w:rPr>
+          <w:sz w:val="28"/>
+          <w:szCs w:val="28"/>
+        </w:rPr>
+        <w:t xml:space="preserve"> на срок с </w:t>
       </w:r>
       <w:r>
         <w:rPr>
           <w:b/>
           <w:bCs/>
-          <w:i/>
-        </w:rPr>
-        <w:t>_4</w:t>
-      </w:r>
-      <w:r>
-        <w:rPr>
-          <w:i/>
-        </w:rPr>
-        <w:t xml:space="preserve"> </w:t>
-      </w:r>
-      <w:r>
-        <w:t xml:space="preserve"> </w:t>
-      </w:r>
-      <w:r>
-        <w:t>районе(ах) Гомельской области на следующем(их) объекте(ах)</w:t>
-      </w:r>
-      <w:r>
-        <w:t xml:space="preserve"> </w:t>
+          <w:sz w:val="28"/>
+          <w:szCs w:val="28"/>
+        </w:rPr>
+        <w:t>Placeholder_7</w:t>
+      </w:r>
+      <w:r>
+        <w:rPr>
+          <w:sz w:val="28"/>
+          <w:szCs w:val="28"/>
+        </w:rPr>
+        <w:t xml:space="preserve"> по </w:t>
       </w:r>
       <w:r>
         <w:rPr>
           <w:b/>
           <w:bCs/>
-          <w:i/>
-          <w:lang w:val="en-US"/>
-        </w:rPr>
-        <w:t>Placeholder</w:t>
-      </w:r>
-      <w:r>
-        <w:rPr>
-          <w:b/>
-          <w:bCs/>
-          <w:i/>
-        </w:rPr>
-        <w:t>_5</w:t>
-      </w:r>
-      <w:r>
-        <w:rPr>
-          <w:vertAlign w:val="superscript"/>
-        </w:rPr>
-        <w:t xml:space="preserve"> </w:t>
-      </w:r>
-      <w:r>
-        <w:t xml:space="preserve">на срок с </w:t>
-      </w:r>
-      <w:r>
-        <w:rPr>
-          <w:b/>
-          <w:bCs/>
-          <w:i/>
-          <w:iCs/>
-        </w:rPr>
-        <w:t>Placeholder_7</w:t>
-      </w:r>
-      <w:r>
-        <w:t xml:space="preserve"> по</w:t>
-      </w:r>
-      <w:r>
-        <w:t xml:space="preserve"> </w:t>
-      </w:r>
-      <w:r>
-        <w:rPr>
-          <w:b/>
-          <w:bCs/>
-          <w:i/>
-          <w:iCs/>
+          <w:sz w:val="28"/>
+          <w:szCs w:val="28"/>
         </w:rPr>
         <w:t>Placeholder_8</w:t>
       </w:r>
       <w:r>
+        <w:rPr>
+          <w:sz w:val="28"/>
+          <w:szCs w:val="28"/>
+        </w:rPr>
         <w:t>.</w:t>
       </w:r>
     </w:p>
     <w:p>
       <w:pPr>
-        <w:pStyle w:val="newncpi0"/>
+        <w:pStyle w:val="newncpi"/>
+        <w:ind w:firstLine="709"/>
+        <w:rPr>
+          <w:sz w:val="28"/>
+          <w:szCs w:val="28"/>
+        </w:rPr>
       </w:pPr>
     </w:p>
     <w:p>
       <w:pPr>
         <w:rPr>
           <w:rFonts w:ascii="Times New Roman" w:hAnsi="Times New Roman"/>
-          <w:sz w:val="24"/>
-          <w:szCs w:val="24"/>
-        </w:rPr>
-      </w:pPr>
-      <w:r>
-        <w:rPr>
-          <w:rFonts w:ascii="Times New Roman" w:hAnsi="Times New Roman"/>
-          <w:sz w:val="24"/>
-          <w:szCs w:val="24"/>
-        </w:rPr>
-        <w:t>Письменного ответа не требуется.</w:t>
-      </w:r>
-      <w:r>
-        <w:rPr>
-          <w:rFonts w:ascii="Times New Roman" w:hAnsi="Times New Roman"/>
-          <w:sz w:val="24"/>
-          <w:szCs w:val="24"/>
-        </w:rPr>
-        <w:t xml:space="preserve"> </w:t>
-      </w:r>
-      <w:r>
-        <w:rPr>
-          <w:rFonts w:ascii="Times New Roman" w:hAnsi="Times New Roman"/>
-          <w:sz w:val="24"/>
-          <w:szCs w:val="24"/>
-        </w:rPr>
-        <w:t xml:space="preserve">С мерами радиационной и пожарной безопасности ознакомлен(а). </w:t>
+          <w:sz w:val="28"/>
+          <w:szCs w:val="28"/>
+        </w:rPr>
+      </w:pPr>
+      <w:r>
+        <w:rPr>
+          <w:rFonts w:ascii="Times New Roman" w:hAnsi="Times New Roman"/>
+          <w:sz w:val="28"/>
+          <w:szCs w:val="28"/>
+        </w:rPr>
+        <w:t>Приложение: _______________</w:t>
+      </w:r>
+      <w:r>
+        <w:rPr>
+          <w:rFonts w:ascii="Times New Roman" w:hAnsi="Times New Roman"/>
+          <w:sz w:val="28"/>
+          <w:szCs w:val="28"/>
+        </w:rPr>
+        <w:t>_</w:t>
+      </w:r>
+      <w:r>
+        <w:rPr>
+          <w:rFonts w:ascii="Times New Roman" w:hAnsi="Times New Roman"/>
+          <w:sz w:val="28"/>
+          <w:szCs w:val="28"/>
+        </w:rPr>
+        <w:t>________________________________________</w:t>
       </w:r>
     </w:p>
     <w:p>
       <w:pPr>
-        <w:rPr>
-          <w:rFonts w:ascii="Times New Roman" w:hAnsi="Times New Roman"/>
-          <w:sz w:val="24"/>
-          <w:szCs w:val="24"/>
-        </w:rPr>
-      </w:pPr>
+        <w:jc w:val="center"/>
+        <w:rPr>
+          <w:rFonts w:ascii="Times New Roman" w:hAnsi="Times New Roman"/>
+          <w:sz w:val="28"/>
+          <w:szCs w:val="28"/>
+        </w:rPr>
+      </w:pPr>
+      <w:r>
+        <w:rPr>
+          <w:rFonts w:ascii="Times New Roman" w:hAnsi="Times New Roman"/>
+          <w:sz w:val="28"/>
+          <w:szCs w:val="28"/>
+        </w:rPr>
+        <w:t xml:space="preserve">                       </w:t>
+      </w:r>
+      <w:r>
+        <w:rPr>
+          <w:rFonts w:ascii="Times New Roman" w:hAnsi="Times New Roman"/>
+          <w:sz w:val="28"/>
+          <w:szCs w:val="28"/>
+          <w:vertAlign w:val="superscript"/>
+        </w:rPr>
+        <w:t>(копии сопроводительных документов и (или) документов,</w:t>
+      </w:r>
     </w:p>
     <w:p>
       <w:pPr>
-        <w:rPr>
-          <w:rFonts w:ascii="Times New Roman" w:hAnsi="Times New Roman"/>
-          <w:sz w:val="24"/>
-          <w:szCs w:val="24"/>
-        </w:rPr>
-      </w:pPr>
-      <w:r>
-        <w:rPr>
-          <w:rFonts w:ascii="Times New Roman" w:hAnsi="Times New Roman"/>
-          <w:sz w:val="24"/>
-          <w:szCs w:val="24"/>
-        </w:rPr>
-        <w:t>Приложение: __________________________________________________________________</w:t>
+        <w:jc w:val="center"/>
+        <w:rPr>
+          <w:rFonts w:ascii="Times New Roman" w:hAnsi="Times New Roman"/>
+          <w:sz w:val="28"/>
+          <w:szCs w:val="28"/>
+        </w:rPr>
+      </w:pPr>
+      <w:r>
+        <w:rPr>
+          <w:rFonts w:ascii="Times New Roman" w:hAnsi="Times New Roman"/>
+          <w:sz w:val="28"/>
+          <w:szCs w:val="28"/>
+        </w:rPr>
+        <w:t>___________________________________________________________________</w:t>
       </w:r>
     </w:p>
     <w:p>
       <w:pPr>
-        <w:rPr>
-          <w:rFonts w:ascii="Times New Roman" w:hAnsi="Times New Roman"/>
-          <w:sz w:val="24"/>
-          <w:szCs w:val="24"/>
+        <w:jc w:val="center"/>
+        <w:rPr>
+          <w:rFonts w:ascii="Times New Roman" w:hAnsi="Times New Roman"/>
+          <w:sz w:val="28"/>
+          <w:szCs w:val="28"/>
           <w:vertAlign w:val="superscript"/>
         </w:rPr>
       </w:pPr>
       <w:r>
         <w:rPr>
           <w:rFonts w:ascii="Times New Roman" w:hAnsi="Times New Roman"/>
-          <w:sz w:val="24"/>
-          <w:szCs w:val="24"/>
+          <w:sz w:val="28"/>
+          <w:szCs w:val="28"/>
           <w:vertAlign w:val="superscript"/>
         </w:rPr>
-        <w:t xml:space="preserve">                                            (</w:t>
-      </w:r>
-      <w:r>
-        <w:rPr>
-          <w:rFonts w:ascii="Times New Roman" w:hAnsi="Times New Roman"/>
-          <w:sz w:val="24"/>
-          <w:szCs w:val="24"/>
-          <w:vertAlign w:val="superscript"/>
-        </w:rPr>
-        <w:t xml:space="preserve">копии сопроводительных документов и (или) документов, являющихся основанием для вывоза имущества, </w:t>
+        <w:t>являющихся основанием для вывоза имущества,</w:t>
       </w:r>
     </w:p>
     <w:p>
       <w:pPr>
         <w:rPr>
           <w:rFonts w:ascii="Times New Roman" w:hAnsi="Times New Roman"/>
-          <w:sz w:val="24"/>
-          <w:szCs w:val="24"/>
-        </w:rPr>
-      </w:pPr>
-      <w:r>
-        <w:rPr>
-          <w:rFonts w:ascii="Times New Roman" w:hAnsi="Times New Roman"/>
-          <w:sz w:val="24"/>
-          <w:szCs w:val="24"/>
-        </w:rPr>
-        <w:t>_____________________________________________________________________________</w:t>
+          <w:sz w:val="28"/>
+          <w:szCs w:val="28"/>
+        </w:rPr>
+      </w:pPr>
+      <w:r>
+        <w:rPr>
+          <w:rFonts w:ascii="Times New Roman" w:hAnsi="Times New Roman"/>
+          <w:sz w:val="28"/>
+          <w:szCs w:val="28"/>
+        </w:rPr>
+        <w:t xml:space="preserve">  ___________________________________________________________________</w:t>
       </w:r>
     </w:p>
     <w:p>
       <w:pPr>
-        <w:rPr>
-          <w:rFonts w:ascii="Times New Roman" w:hAnsi="Times New Roman"/>
-          <w:sz w:val="24"/>
-          <w:szCs w:val="24"/>
+        <w:jc w:val="center"/>
+        <w:rPr>
+          <w:rFonts w:ascii="Times New Roman" w:hAnsi="Times New Roman"/>
+          <w:sz w:val="28"/>
+          <w:szCs w:val="28"/>
           <w:vertAlign w:val="superscript"/>
         </w:rPr>
       </w:pPr>
       <w:r>
         <w:rPr>
           <w:rFonts w:ascii="Times New Roman" w:hAnsi="Times New Roman"/>
-          <w:sz w:val="24"/>
-          <w:szCs w:val="24"/>
+          <w:sz w:val="28"/>
+          <w:szCs w:val="28"/>
           <w:vertAlign w:val="superscript"/>
         </w:rPr>
-        <w:t>копии документов о результатах контроля радиоактивного загрязнения имущества, удостоверяющих его радиационную безопасность</w:t>
-      </w:r>
-      <w:r>
-        <w:rPr>
-          <w:rFonts w:ascii="Times New Roman" w:hAnsi="Times New Roman"/>
-          <w:sz w:val="24"/>
-          <w:szCs w:val="24"/>
-          <w:vertAlign w:val="superscript"/>
-        </w:rPr>
-        <w:t>)</w:t>
+        <w:t>копии документов о результатах контроля радиоактивного загрязнения имущества,</w:t>
       </w:r>
     </w:p>
     <w:p>
       <w:pPr>
-        <w:rPr>
-          <w:rFonts w:ascii="Times New Roman" w:hAnsi="Times New Roman"/>
-          <w:sz w:val="24"/>
-          <w:szCs w:val="24"/>
-          <w:vertAlign w:val="superscript"/>
-        </w:rPr>
-      </w:pPr>
-      <w:r>
-        <w:rPr>
-          <w:rFonts w:ascii="Times New Roman" w:hAnsi="Times New Roman"/>
-          <w:sz w:val="24"/>
-          <w:szCs w:val="24"/>
-          <w:vertAlign w:val="superscript"/>
-        </w:rPr>
-        <w:t>____________________________________________________________________________________________________________________</w:t>
+        <w:jc w:val="center"/>
+        <w:rPr>
+          <w:rFonts w:ascii="Times New Roman" w:hAnsi="Times New Roman"/>
+          <w:sz w:val="28"/>
+          <w:szCs w:val="28"/>
+        </w:rPr>
+      </w:pPr>
+      <w:r>
+        <w:rPr>
+          <w:rFonts w:ascii="Times New Roman" w:hAnsi="Times New Roman"/>
+          <w:sz w:val="28"/>
+          <w:szCs w:val="28"/>
+        </w:rPr>
+        <w:t>___________________________________________________________________</w:t>
       </w:r>
     </w:p>
     <w:p>
       <w:pPr>
-        <w:rPr>
-          <w:rFonts w:ascii="Times New Roman" w:hAnsi="Times New Roman"/>
-          <w:sz w:val="24"/>
-          <w:szCs w:val="24"/>
-        </w:rPr>
-      </w:pPr>
-      <w:r>
-        <w:rPr>
-          <w:rFonts w:ascii="Times New Roman" w:hAnsi="Times New Roman"/>
-          <w:sz w:val="24"/>
-          <w:szCs w:val="24"/>
+        <w:jc w:val="center"/>
+        <w:rPr>
+          <w:rFonts w:ascii="Times New Roman" w:hAnsi="Times New Roman"/>
+          <w:sz w:val="28"/>
+          <w:szCs w:val="28"/>
           <w:vertAlign w:val="superscript"/>
         </w:rPr>
-        <w:t>____________________________________________________________________________________________________________________</w:t>
-      </w:r>
-      <w:r>
-        <w:rPr>
-          <w:rFonts w:ascii="Times New Roman" w:hAnsi="Times New Roman"/>
-          <w:sz w:val="24"/>
-          <w:szCs w:val="24"/>
-        </w:rPr>
-        <w:t>.</w:t>
+      </w:pPr>
+      <w:r>
+        <w:rPr>
+          <w:rFonts w:ascii="Times New Roman" w:hAnsi="Times New Roman"/>
+          <w:sz w:val="28"/>
+          <w:szCs w:val="28"/>
+          <w:vertAlign w:val="superscript"/>
+        </w:rPr>
+        <w:t>удостоверяющих его радиационную безопасность)</w:t>
       </w:r>
     </w:p>
     <w:p>
       <w:pPr>
-        <w:rPr>
-          <w:rFonts w:ascii="Times New Roman" w:hAnsi="Times New Roman"/>
-          <w:sz w:val="24"/>
-          <w:szCs w:val="24"/>
+        <w:pStyle w:val="newncpi"/>
+        <w:ind w:left="927" w:firstLine="0"/>
+        <w:rPr>
+          <w:sz w:val="28"/>
+          <w:szCs w:val="28"/>
         </w:rPr>
       </w:pPr>
     </w:p>
@@ -862,162 +813,313 @@
       <w:pPr>
         <w:rPr>
           <w:rFonts w:ascii="Times New Roman" w:hAnsi="Times New Roman"/>
-          <w:sz w:val="24"/>
-          <w:szCs w:val="24"/>
-        </w:rPr>
-      </w:pPr>
-      <w:proofErr w:type="gramStart"/>
-      <w:r>
-        <w:rPr>
-          <w:rFonts w:ascii="Times New Roman" w:hAnsi="Times New Roman"/>
-          <w:sz w:val="24"/>
-          <w:szCs w:val="24"/>
-        </w:rPr>
-        <w:t>« _</w:t>
-      </w:r>
-      <w:proofErr w:type="gramEnd"/>
-      <w:r>
-        <w:rPr>
-          <w:rFonts w:ascii="Times New Roman" w:hAnsi="Times New Roman"/>
-          <w:sz w:val="24"/>
-          <w:szCs w:val="24"/>
-        </w:rPr>
-        <w:t>____»  ____________________20___ г.              Подпись _</w:t>
-      </w:r>
-      <w:r>
-        <w:rPr>
-          <w:rFonts w:ascii="Times New Roman" w:hAnsi="Times New Roman"/>
-          <w:sz w:val="24"/>
-          <w:szCs w:val="24"/>
-        </w:rPr>
-        <w:t>_________________________</w:t>
+          <w:sz w:val="28"/>
+          <w:szCs w:val="28"/>
+        </w:rPr>
+      </w:pPr>
+      <w:r>
+        <w:rPr>
+          <w:rFonts w:ascii="Times New Roman" w:hAnsi="Times New Roman"/>
+          <w:i/>
+          <w:sz w:val="28"/>
+          <w:szCs w:val="28"/>
+          <w:lang w:val="en-US"/>
+        </w:rPr>
+        <w:t>Placeholder</w:t>
+      </w:r>
+      <w:r>
+        <w:rPr>
+          <w:rFonts w:ascii="Times New Roman" w:hAnsi="Times New Roman"/>
+          <w:i/>
+          <w:sz w:val="28"/>
+          <w:szCs w:val="28"/>
+        </w:rPr>
+        <w:t>_9</w:t>
+      </w:r>
+      <w:r>
+        <w:rPr>
+          <w:rFonts w:ascii="Times New Roman" w:hAnsi="Times New Roman"/>
+          <w:sz w:val="28"/>
+          <w:szCs w:val="28"/>
+        </w:rPr>
+        <w:tab/>
+        <w:t xml:space="preserve">           </w:t>
+      </w:r>
+      <w:r>
+        <w:rPr>
+          <w:rFonts w:ascii="Times New Roman" w:hAnsi="Times New Roman"/>
+          <w:sz w:val="28"/>
+          <w:szCs w:val="28"/>
+        </w:rPr>
+        <w:t xml:space="preserve">                                                             </w:t>
+      </w:r>
+      <w:r>
+        <w:rPr>
+          <w:rFonts w:ascii="Times New Roman" w:hAnsi="Times New Roman"/>
+          <w:sz w:val="28"/>
+          <w:szCs w:val="28"/>
+        </w:rPr>
+        <w:t xml:space="preserve">         </w:t>
+      </w:r>
+      <w:r>
+        <w:rPr>
+          <w:rFonts w:ascii="Times New Roman" w:hAnsi="Times New Roman"/>
+          <w:sz w:val="28"/>
+          <w:szCs w:val="28"/>
+        </w:rPr>
+        <w:t xml:space="preserve">   </w:t>
+      </w:r>
+      <w:r>
+        <w:rPr>
+          <w:rFonts w:ascii="Times New Roman" w:hAnsi="Times New Roman"/>
+          <w:sz w:val="28"/>
+          <w:szCs w:val="28"/>
+        </w:rPr>
+        <w:t xml:space="preserve"> </w:t>
+      </w:r>
+      <w:r>
+        <w:rPr>
+          <w:rFonts w:ascii="Times New Roman" w:hAnsi="Times New Roman"/>
+          <w:sz w:val="28"/>
+          <w:szCs w:val="28"/>
+        </w:rPr>
+        <w:t>___________</w:t>
+      </w:r>
+      <w:r>
+        <w:rPr>
+          <w:rFonts w:ascii="Times New Roman" w:hAnsi="Times New Roman"/>
+          <w:sz w:val="28"/>
+          <w:szCs w:val="28"/>
+        </w:rPr>
+        <w:t xml:space="preserve"> </w:t>
       </w:r>
     </w:p>
     <w:p>
       <w:pPr>
         <w:rPr>
           <w:rFonts w:ascii="Times New Roman" w:hAnsi="Times New Roman"/>
-          <w:sz w:val="24"/>
-          <w:szCs w:val="24"/>
-        </w:rPr>
-      </w:pPr>
+          <w:sz w:val="28"/>
+          <w:szCs w:val="28"/>
+          <w:vertAlign w:val="superscript"/>
+        </w:rPr>
+      </w:pPr>
+      <w:r>
+        <w:rPr>
+          <w:rFonts w:ascii="Times New Roman" w:hAnsi="Times New Roman"/>
+          <w:sz w:val="28"/>
+          <w:szCs w:val="28"/>
+          <w:vertAlign w:val="superscript"/>
+        </w:rPr>
+        <w:t xml:space="preserve">                                                                                                                                                                                              </w:t>
+      </w:r>
+      <w:r>
+        <w:rPr>
+          <w:rFonts w:ascii="Times New Roman" w:hAnsi="Times New Roman"/>
+          <w:sz w:val="28"/>
+          <w:szCs w:val="28"/>
+          <w:vertAlign w:val="superscript"/>
+        </w:rPr>
+        <w:t>(подпись)</w:t>
+      </w:r>
     </w:p>
     <w:p>
       <w:pPr>
-        <w:rPr>
-          <w:rFonts w:ascii="Times New Roman" w:hAnsi="Times New Roman"/>
-          <w:sz w:val="24"/>
-          <w:szCs w:val="24"/>
-        </w:rPr>
-      </w:pPr>
-      <w:r>
-        <w:rPr>
-          <w:rFonts w:ascii="Times New Roman" w:hAnsi="Times New Roman"/>
-          <w:sz w:val="24"/>
-          <w:szCs w:val="24"/>
-        </w:rPr>
-        <w:t>Пропуск №_______________________ получил ___________________________________</w:t>
-      </w:r>
+        <w:ind w:firstLine="567"/>
+        <w:rPr>
+          <w:rFonts w:ascii="Times New Roman" w:hAnsi="Times New Roman"/>
+          <w:sz w:val="28"/>
+          <w:szCs w:val="28"/>
+        </w:rPr>
+      </w:pPr>
     </w:p>
     <w:p>
       <w:pPr>
-        <w:rPr>
-          <w:rFonts w:ascii="Times New Roman" w:hAnsi="Times New Roman"/>
-          <w:sz w:val="20"/>
-          <w:szCs w:val="20"/>
-          <w:vertAlign w:val="superscript"/>
-        </w:rPr>
-      </w:pPr>
-      <w:r>
-        <w:rPr>
-          <w:rFonts w:ascii="Times New Roman" w:hAnsi="Times New Roman"/>
-          <w:sz w:val="24"/>
-          <w:szCs w:val="24"/>
-        </w:rPr>
-        <w:t xml:space="preserve">                                                                                    </w:t>
-      </w:r>
-      <w:r>
-        <w:rPr>
-          <w:rFonts w:ascii="Times New Roman" w:hAnsi="Times New Roman"/>
-          <w:sz w:val="28"/>
-          <w:szCs w:val="28"/>
-        </w:rPr>
-        <w:t xml:space="preserve">    </w:t>
-      </w:r>
-      <w:r>
-        <w:rPr>
-          <w:rFonts w:ascii="Times New Roman" w:hAnsi="Times New Roman"/>
-          <w:sz w:val="32"/>
-          <w:szCs w:val="32"/>
-        </w:rPr>
-        <w:t xml:space="preserve">      </w:t>
-      </w:r>
-      <w:r>
-        <w:rPr>
-          <w:rFonts w:ascii="Times New Roman" w:hAnsi="Times New Roman"/>
-          <w:sz w:val="24"/>
-          <w:szCs w:val="24"/>
-          <w:vertAlign w:val="superscript"/>
-        </w:rPr>
-        <w:t>(</w:t>
-      </w:r>
-      <w:proofErr w:type="gramStart"/>
-      <w:r>
-        <w:rPr>
-          <w:rFonts w:ascii="Times New Roman" w:hAnsi="Times New Roman"/>
-          <w:sz w:val="24"/>
-          <w:szCs w:val="24"/>
-          <w:vertAlign w:val="superscript"/>
-        </w:rPr>
-        <w:t>подпись,  расшифровка</w:t>
-      </w:r>
-      <w:proofErr w:type="gramEnd"/>
-      <w:r>
-        <w:rPr>
-          <w:rFonts w:ascii="Times New Roman" w:hAnsi="Times New Roman"/>
-          <w:sz w:val="24"/>
-          <w:szCs w:val="24"/>
-          <w:vertAlign w:val="superscript"/>
-        </w:rPr>
-        <w:t xml:space="preserve"> подписи)</w:t>
-      </w:r>
+        <w:ind w:firstLine="567"/>
+        <w:rPr>
+          <w:rFonts w:ascii="Times New Roman" w:hAnsi="Times New Roman"/>
+          <w:sz w:val="28"/>
+          <w:szCs w:val="28"/>
+        </w:rPr>
+      </w:pPr>
     </w:p>
     <w:p>
       <w:pPr>
-        <w:rPr>
-          <w:rFonts w:ascii="Times New Roman" w:hAnsi="Times New Roman"/>
-          <w:sz w:val="20"/>
-          <w:szCs w:val="20"/>
-          <w:vertAlign w:val="superscript"/>
-        </w:rPr>
-      </w:pPr>
+        <w:ind w:firstLine="567"/>
+        <w:rPr>
+          <w:rFonts w:ascii="Times New Roman" w:hAnsi="Times New Roman"/>
+          <w:sz w:val="28"/>
+          <w:szCs w:val="28"/>
+        </w:rPr>
+      </w:pPr>
+      <w:r>
+        <w:rPr>
+          <w:rFonts w:ascii="Times New Roman" w:hAnsi="Times New Roman"/>
+          <w:sz w:val="28"/>
+          <w:szCs w:val="28"/>
+        </w:rPr>
+        <w:t>С мерами радиационной и пожарной безопасности ознакомлен(а)</w:t>
+      </w:r>
+      <w:r>
+        <w:rPr>
+          <w:rFonts w:ascii="Times New Roman" w:hAnsi="Times New Roman"/>
+          <w:sz w:val="28"/>
+          <w:szCs w:val="28"/>
+        </w:rPr>
+        <w:t xml:space="preserve"> </w:t>
+      </w:r>
+      <w:r>
+        <w:rPr>
+          <w:rFonts w:ascii="Times New Roman" w:hAnsi="Times New Roman"/>
+          <w:sz w:val="28"/>
+          <w:szCs w:val="28"/>
+        </w:rPr>
+        <w:t>_______</w:t>
+      </w:r>
+      <w:r>
+        <w:rPr>
+          <w:rFonts w:ascii="Times New Roman" w:hAnsi="Times New Roman"/>
+          <w:sz w:val="28"/>
+          <w:szCs w:val="28"/>
+        </w:rPr>
+        <w:t>.</w:t>
+      </w:r>
+      <w:r>
+        <w:rPr>
+          <w:rFonts w:ascii="Times New Roman" w:hAnsi="Times New Roman"/>
+          <w:sz w:val="28"/>
+          <w:szCs w:val="28"/>
+        </w:rPr>
+        <w:t xml:space="preserve"> </w:t>
+      </w:r>
     </w:p>
     <w:p>
       <w:pPr>
         <w:rPr>
           <w:rFonts w:ascii="Times New Roman" w:hAnsi="Times New Roman"/>
-          <w:sz w:val="20"/>
-          <w:szCs w:val="20"/>
+          <w:sz w:val="28"/>
+          <w:szCs w:val="28"/>
           <w:vertAlign w:val="superscript"/>
         </w:rPr>
       </w:pPr>
+      <w:r>
+        <w:rPr>
+          <w:rFonts w:ascii="Times New Roman" w:hAnsi="Times New Roman"/>
+          <w:sz w:val="28"/>
+          <w:szCs w:val="28"/>
+          <w:vertAlign w:val="superscript"/>
+        </w:rPr>
+        <w:t xml:space="preserve">                                                                                                                                                                     </w:t>
+      </w:r>
+      <w:r>
+        <w:rPr>
+          <w:rFonts w:ascii="Times New Roman" w:hAnsi="Times New Roman"/>
+          <w:sz w:val="28"/>
+          <w:szCs w:val="28"/>
+          <w:vertAlign w:val="superscript"/>
+        </w:rPr>
+        <w:t xml:space="preserve">     </w:t>
+      </w:r>
+      <w:r>
+        <w:rPr>
+          <w:rFonts w:ascii="Times New Roman" w:hAnsi="Times New Roman"/>
+          <w:sz w:val="28"/>
+          <w:szCs w:val="28"/>
+          <w:vertAlign w:val="superscript"/>
+        </w:rPr>
+        <w:t xml:space="preserve">                      </w:t>
+      </w:r>
+      <w:r>
+        <w:rPr>
+          <w:rFonts w:ascii="Times New Roman" w:hAnsi="Times New Roman"/>
+          <w:sz w:val="28"/>
+          <w:szCs w:val="28"/>
+          <w:vertAlign w:val="superscript"/>
+        </w:rPr>
+        <w:t>(подпись)</w:t>
+      </w:r>
     </w:p>
     <w:p>
       <w:pPr>
-        <w:pStyle w:val="ab"/>
-        <w:ind w:left="0"/>
+        <w:ind w:firstLine="567"/>
         <w:jc w:val="both"/>
         <w:rPr>
-          <w:rFonts w:cstheme="minorHAnsi"/>
-          <w:sz w:val="24"/>
-          <w:szCs w:val="24"/>
-        </w:rPr>
-      </w:pPr>
+          <w:rFonts w:ascii="Times New Roman" w:hAnsi="Times New Roman"/>
+          <w:sz w:val="28"/>
+          <w:szCs w:val="28"/>
+        </w:rPr>
+      </w:pPr>
+      <w:r>
+        <w:rPr>
+          <w:sz w:val="28"/>
+          <w:szCs w:val="28"/>
+        </w:rPr>
+        <w:t>С правилами въезда (входа) в пограничную зону (полосу), порядком пребывания и передвижения в ней ознакомлен(а)</w:t>
+      </w:r>
+      <w:r>
+        <w:rPr>
+          <w:sz w:val="28"/>
+          <w:szCs w:val="28"/>
+        </w:rPr>
+        <w:t xml:space="preserve"> </w:t>
+      </w:r>
+      <w:r>
+        <w:rPr>
+          <w:rFonts w:ascii="Times New Roman" w:hAnsi="Times New Roman"/>
+          <w:sz w:val="28"/>
+          <w:szCs w:val="28"/>
+        </w:rPr>
+        <w:t>___________</w:t>
+      </w:r>
+      <w:r>
+        <w:rPr>
+          <w:rFonts w:ascii="Times New Roman" w:hAnsi="Times New Roman"/>
+          <w:sz w:val="28"/>
+          <w:szCs w:val="28"/>
+        </w:rPr>
+        <w:t>.</w:t>
+      </w:r>
+      <w:r>
+        <w:rPr>
+          <w:rFonts w:ascii="Times New Roman" w:hAnsi="Times New Roman"/>
+          <w:sz w:val="28"/>
+          <w:szCs w:val="28"/>
+        </w:rPr>
+        <w:t xml:space="preserve"> </w:t>
+      </w:r>
+    </w:p>
+    <w:p>
+      <w:pPr>
+        <w:rPr>
+          <w:rFonts w:ascii="Times New Roman" w:hAnsi="Times New Roman"/>
+          <w:sz w:val="28"/>
+          <w:szCs w:val="28"/>
+          <w:vertAlign w:val="superscript"/>
+        </w:rPr>
+      </w:pPr>
+      <w:r>
+        <w:rPr>
+          <w:rFonts w:ascii="Times New Roman" w:hAnsi="Times New Roman"/>
+          <w:sz w:val="28"/>
+          <w:szCs w:val="28"/>
+          <w:vertAlign w:val="superscript"/>
+        </w:rPr>
+        <w:t xml:space="preserve">                                                                                                                                               </w:t>
+      </w:r>
+      <w:r>
+        <w:rPr>
+          <w:rFonts w:ascii="Times New Roman" w:hAnsi="Times New Roman"/>
+          <w:sz w:val="28"/>
+          <w:szCs w:val="28"/>
+          <w:vertAlign w:val="superscript"/>
+        </w:rPr>
+        <w:t>(подпись)</w:t>
+      </w:r>
     </w:p>
     <w:sectPr>
       <w:headerReference w:type="default" r:id="rId8"/>
+      <w:footerReference w:type="default" r:id="rId9"/>
       <w:pgSz w:w="11906" w:h="16838"/>
-      <w:pgMar w:top="1134" w:right="851" w:bottom="1134" w:left="1701" w:header="709" w:footer="709" w:gutter="0"/>
+      <w:pgMar w:top="1134" w:right="567" w:bottom="1134" w:left="1701" w:header="709" w:footer="709" w:gutter="0"/>
       <w:cols w:space="708"/>
       <w:docGrid w:linePitch="360"/>
     </w:sectPr>
@@ -1042,6 +1144,149 @@
     </w:p>
   </w:endnote>
 </w:endnotes>
+</file>
+
+<file path=word/footer1.xml><?xml version="1.0" encoding="utf-8"?>
+<w:ftr xmlns:wpc="http://schemas.microsoft.com/office/word/2010/wordprocessingCanvas" xmlns:cx="http://schemas.microsoft.com/office/drawing/2014/chartex" xmlns:cx1="http://schemas.microsoft.com/office/drawing/2015/9/8/chartex" xmlns:cx2="http://schemas.microsoft.com/office/drawing/2015/10/21/chartex" xmlns:cx3="http://schemas.microsoft.com/office/drawing/2016/5/9/chartex" xmlns:cx4="http://schemas.microsoft.com/office/drawing/2016/5/10/chartex" xmlns:cx5="http://schemas.microsoft.com/office/drawing/2016/5/11/chartex" xmlns:cx6="http://schemas.microsoft.com/office/drawing/2016/5/12/chartex" xmlns:cx7="http://schemas.microsoft.com/office/drawing/2016/5/13/chartex" xmlns:cx8="http://schemas.microsoft.com/office/drawing/2016/5/14/chartex" xmlns:mc="http://schemas.openxmlformats.org/markup-compatibility/2006" xmlns:aink="http://schemas.microsoft.com/office/drawing/2016/ink" xmlns:am3d="http://schemas.microsoft.com/office/drawing/2017/model3d" xmlns:o="urn:schemas-microsoft-com:office:office" xmlns:oel="http://schemas.microsoft.com/office/2019/extlst" xmlns:r="http://schemas.openxmlformats.org/officeDocument/2006/relationships" xmlns:m="http://schemas.openxmlformats.org/officeDocument/2006/math" xmlns:v="urn:schemas-microsoft-com:vml" xmlns:wp14="http://schemas.microsoft.com/office/word/2010/wordprocessingDrawing" xmlns:wp="http://schemas.openxmlformats.org/drawingml/2006/wordprocessingDrawing" xmlns:w10="urn:schemas-microsoft-com:office:word" xmlns:w="http://schemas.openxmlformats.org/wordprocessingml/2006/main" xmlns:w14="http://schemas.microsoft.com/office/word/2010/wordml" xmlns:w15="http://schemas.microsoft.com/office/word/2012/wordml" xmlns:w16cex="http://schemas.microsoft.com/office/word/2018/wordml/cex" xmlns:w16cid="http://schemas.microsoft.com/office/word/2016/wordml/cid" xmlns:w16="http://schemas.microsoft.com/office/word/2018/wordml" xmlns:w16sdtdh="http://schemas.microsoft.com/office/word/2020/wordml/sdtdatahash" xmlns:w16se="http://schemas.microsoft.com/office/word/2015/wordml/symex" xmlns:wpg="http://schemas.microsoft.com/office/word/2010/wordprocessingGroup" xmlns:wpi="http://schemas.microsoft.com/office/word/2010/wordprocessingInk" xmlns:wne="http://schemas.microsoft.com/office/word/2006/wordml" xmlns:wps="http://schemas.microsoft.com/office/word/2010/wordprocessingShape" mc:Ignorable="w14 w15 w16se w16cid w16 w16cex w16sdtdh wp14">
+  <w:p>
+    <w:pPr>
+      <w:rPr>
+        <w:rFonts w:ascii="Times New Roman" w:hAnsi="Times New Roman"/>
+        <w:sz w:val="28"/>
+        <w:szCs w:val="28"/>
+      </w:rPr>
+    </w:pPr>
+    <w:r>
+      <w:rPr>
+        <w:rFonts w:ascii="Times New Roman" w:hAnsi="Times New Roman"/>
+        <w:sz w:val="28"/>
+        <w:szCs w:val="28"/>
+      </w:rPr>
+      <w:t xml:space="preserve">Пропуск(а) </w:t>
+    </w:r>
+    <w:r>
+      <w:rPr>
+        <w:rFonts w:ascii="Times New Roman" w:hAnsi="Times New Roman"/>
+        <w:bCs/>
+        <w:sz w:val="28"/>
+        <w:szCs w:val="28"/>
+      </w:rPr>
+      <w:t>№</w:t>
+    </w:r>
+    <w:r>
+      <w:rPr>
+        <w:rFonts w:ascii="Times New Roman" w:hAnsi="Times New Roman"/>
+        <w:b/>
+        <w:sz w:val="28"/>
+        <w:szCs w:val="28"/>
+      </w:rPr>
+      <w:t xml:space="preserve"> </w:t>
+    </w:r>
+    <w:r>
+      <w:rPr>
+        <w:rFonts w:ascii="Times New Roman" w:hAnsi="Times New Roman"/>
+        <w:bCs/>
+        <w:sz w:val="28"/>
+        <w:szCs w:val="28"/>
+      </w:rPr>
+      <w:t>__________</w:t>
+    </w:r>
+    <w:r>
+      <w:rPr>
+        <w:rFonts w:ascii="Times New Roman" w:hAnsi="Times New Roman"/>
+        <w:bCs/>
+        <w:sz w:val="28"/>
+        <w:szCs w:val="28"/>
+      </w:rPr>
+      <w:t>________________________</w:t>
+    </w:r>
+    <w:r>
+      <w:rPr>
+        <w:rFonts w:ascii="Times New Roman" w:hAnsi="Times New Roman"/>
+        <w:bCs/>
+        <w:sz w:val="28"/>
+        <w:szCs w:val="28"/>
+      </w:rPr>
+      <w:t>_</w:t>
+    </w:r>
+    <w:r>
+      <w:rPr>
+        <w:rFonts w:ascii="Times New Roman" w:hAnsi="Times New Roman"/>
+        <w:sz w:val="28"/>
+        <w:szCs w:val="28"/>
+      </w:rPr>
+      <w:t>получил</w:t>
+    </w:r>
+    <w:r>
+      <w:rPr>
+        <w:rFonts w:ascii="Times New Roman" w:hAnsi="Times New Roman"/>
+        <w:sz w:val="28"/>
+        <w:szCs w:val="28"/>
+      </w:rPr>
+      <w:t>(а)</w:t>
+    </w:r>
+    <w:r>
+      <w:rPr>
+        <w:rFonts w:ascii="Times New Roman" w:hAnsi="Times New Roman"/>
+        <w:sz w:val="28"/>
+        <w:szCs w:val="28"/>
+      </w:rPr>
+      <w:t xml:space="preserve"> </w:t>
+    </w:r>
+    <w:r>
+      <w:rPr>
+        <w:rFonts w:ascii="Times New Roman" w:hAnsi="Times New Roman"/>
+        <w:sz w:val="28"/>
+        <w:szCs w:val="28"/>
+      </w:rPr>
+      <w:t>___________</w:t>
+    </w:r>
+    <w:r>
+      <w:rPr>
+        <w:rFonts w:ascii="Times New Roman" w:hAnsi="Times New Roman"/>
+        <w:sz w:val="28"/>
+        <w:szCs w:val="28"/>
+      </w:rPr>
+      <w:t xml:space="preserve"> </w:t>
+    </w:r>
+    <w:r>
+      <w:rPr>
+        <w:rFonts w:ascii="Times New Roman" w:hAnsi="Times New Roman"/>
+        <w:sz w:val="28"/>
+        <w:szCs w:val="28"/>
+      </w:rPr>
+      <w:t xml:space="preserve"> </w:t>
+    </w:r>
+  </w:p>
+  <w:p>
+    <w:pPr>
+      <w:rPr>
+        <w:rFonts w:ascii="Times New Roman" w:hAnsi="Times New Roman"/>
+        <w:sz w:val="28"/>
+        <w:szCs w:val="28"/>
+        <w:vertAlign w:val="superscript"/>
+      </w:rPr>
+    </w:pPr>
+    <w:r>
+      <w:rPr>
+        <w:rFonts w:ascii="Times New Roman" w:hAnsi="Times New Roman"/>
+        <w:sz w:val="28"/>
+        <w:szCs w:val="28"/>
+        <w:vertAlign w:val="superscript"/>
+      </w:rPr>
+      <w:t xml:space="preserve">                                                                                                                                                                                             </w:t>
+    </w:r>
+    <w:r>
+      <w:rPr>
+        <w:rFonts w:ascii="Times New Roman" w:hAnsi="Times New Roman"/>
+        <w:sz w:val="28"/>
+        <w:szCs w:val="28"/>
+        <w:vertAlign w:val="superscript"/>
+      </w:rPr>
+      <w:t>(подпись)</w:t>
+    </w:r>
+  </w:p>
+</w:ftr>
 </file>
 
 <file path=word/footnotes.xml><?xml version="1.0" encoding="utf-8"?>
@@ -1171,6 +1416,279 @@
     </w:lvl>
   </w:abstractNum>
   <w:abstractNum w:abstractNumId="1" w15:restartNumberingAfterBreak="0">
+    <w:nsid w:val="3C6816B9"/>
+    <w:multiLevelType w:val="hybridMultilevel"/>
+    <w:tmpl w:val="E730E078"/>
+    <w:lvl w:ilvl="0" w:tplc="D76001C4">
+      <w:start w:val="1"/>
+      <w:numFmt w:val="decimal"/>
+      <w:lvlText w:val="%1."/>
+      <w:lvlJc w:val="left"/>
+      <w:pPr>
+        <w:ind w:left="927" w:hanging="360"/>
+      </w:pPr>
+      <w:rPr>
+        <w:rFonts w:hint="default"/>
+        <w:sz w:val="24"/>
+        <w:szCs w:val="24"/>
+      </w:rPr>
+    </w:lvl>
+    <w:lvl w:ilvl="1" w:tplc="04190019" w:tentative="1">
+      <w:start w:val="1"/>
+      <w:numFmt w:val="lowerLetter"/>
+      <w:lvlText w:val="%2."/>
+      <w:lvlJc w:val="left"/>
+      <w:pPr>
+        <w:ind w:left="1647" w:hanging="360"/>
+      </w:pPr>
+    </w:lvl>
+    <w:lvl w:ilvl="2" w:tplc="0419001B" w:tentative="1">
+      <w:start w:val="1"/>
+      <w:numFmt w:val="lowerRoman"/>
+      <w:lvlText w:val="%3."/>
+      <w:lvlJc w:val="right"/>
+      <w:pPr>
+        <w:ind w:left="2367" w:hanging="180"/>
+      </w:pPr>
+    </w:lvl>
+    <w:lvl w:ilvl="3" w:tplc="0419000F" w:tentative="1">
+      <w:start w:val="1"/>
+      <w:numFmt w:val="decimal"/>
+      <w:lvlText w:val="%4."/>
+      <w:lvlJc w:val="left"/>
+      <w:pPr>
+        <w:ind w:left="3087" w:hanging="360"/>
+      </w:pPr>
+    </w:lvl>
+    <w:lvl w:ilvl="4" w:tplc="04190019" w:tentative="1">
+      <w:start w:val="1"/>
+      <w:numFmt w:val="lowerLetter"/>
+      <w:lvlText w:val="%5."/>
+      <w:lvlJc w:val="left"/>
+      <w:pPr>
+        <w:ind w:left="3807" w:hanging="360"/>
+      </w:pPr>
+    </w:lvl>
+    <w:lvl w:ilvl="5" w:tplc="0419001B" w:tentative="1">
+      <w:start w:val="1"/>
+      <w:numFmt w:val="lowerRoman"/>
+      <w:lvlText w:val="%6."/>
+      <w:lvlJc w:val="right"/>
+      <w:pPr>
+        <w:ind w:left="4527" w:hanging="180"/>
+      </w:pPr>
+    </w:lvl>
+    <w:lvl w:ilvl="6" w:tplc="0419000F" w:tentative="1">
+      <w:start w:val="1"/>
+      <w:numFmt w:val="decimal"/>
+      <w:lvlText w:val="%7."/>
+      <w:lvlJc w:val="left"/>
+      <w:pPr>
+        <w:ind w:left="5247" w:hanging="360"/>
+      </w:pPr>
+    </w:lvl>
+    <w:lvl w:ilvl="7" w:tplc="04190019" w:tentative="1">
+      <w:start w:val="1"/>
+      <w:numFmt w:val="lowerLetter"/>
+      <w:lvlText w:val="%8."/>
+      <w:lvlJc w:val="left"/>
+      <w:pPr>
+        <w:ind w:left="5967" w:hanging="360"/>
+      </w:pPr>
+    </w:lvl>
+    <w:lvl w:ilvl="8" w:tplc="0419001B" w:tentative="1">
+      <w:start w:val="1"/>
+      <w:numFmt w:val="lowerRoman"/>
+      <w:lvlText w:val="%9."/>
+      <w:lvlJc w:val="right"/>
+      <w:pPr>
+        <w:ind w:left="6687" w:hanging="180"/>
+      </w:pPr>
+    </w:lvl>
+  </w:abstractNum>
+  <w:abstractNum w:abstractNumId="2" w15:restartNumberingAfterBreak="0">
+    <w:nsid w:val="492B48AA"/>
+    <w:multiLevelType w:val="hybridMultilevel"/>
+    <w:tmpl w:val="7FFA0FF8"/>
+    <w:lvl w:ilvl="0" w:tplc="0419000F">
+      <w:start w:val="1"/>
+      <w:numFmt w:val="decimal"/>
+      <w:lvlText w:val="%1."/>
+      <w:lvlJc w:val="left"/>
+      <w:pPr>
+        <w:ind w:left="720" w:hanging="360"/>
+      </w:pPr>
+      <w:rPr>
+        <w:rFonts w:hint="default"/>
+      </w:rPr>
+    </w:lvl>
+    <w:lvl w:ilvl="1" w:tplc="04190019" w:tentative="1">
+      <w:start w:val="1"/>
+      <w:numFmt w:val="lowerLetter"/>
+      <w:lvlText w:val="%2."/>
+      <w:lvlJc w:val="left"/>
+      <w:pPr>
+        <w:ind w:left="1440" w:hanging="360"/>
+      </w:pPr>
+    </w:lvl>
+    <w:lvl w:ilvl="2" w:tplc="0419001B" w:tentative="1">
+      <w:start w:val="1"/>
+      <w:numFmt w:val="lowerRoman"/>
+      <w:lvlText w:val="%3."/>
+      <w:lvlJc w:val="right"/>
+      <w:pPr>
+        <w:ind w:left="2160" w:hanging="180"/>
+      </w:pPr>
+    </w:lvl>
+    <w:lvl w:ilvl="3" w:tplc="0419000F" w:tentative="1">
+      <w:start w:val="1"/>
+      <w:numFmt w:val="decimal"/>
+      <w:lvlText w:val="%4."/>
+      <w:lvlJc w:val="left"/>
+      <w:pPr>
+        <w:ind w:left="2880" w:hanging="360"/>
+      </w:pPr>
+    </w:lvl>
+    <w:lvl w:ilvl="4" w:tplc="04190019" w:tentative="1">
+      <w:start w:val="1"/>
+      <w:numFmt w:val="lowerLetter"/>
+      <w:lvlText w:val="%5."/>
+      <w:lvlJc w:val="left"/>
+      <w:pPr>
+        <w:ind w:left="3600" w:hanging="360"/>
+      </w:pPr>
+    </w:lvl>
+    <w:lvl w:ilvl="5" w:tplc="0419001B" w:tentative="1">
+      <w:start w:val="1"/>
+      <w:numFmt w:val="lowerRoman"/>
+      <w:lvlText w:val="%6."/>
+      <w:lvlJc w:val="right"/>
+      <w:pPr>
+        <w:ind w:left="4320" w:hanging="180"/>
+      </w:pPr>
+    </w:lvl>
+    <w:lvl w:ilvl="6" w:tplc="0419000F" w:tentative="1">
+      <w:start w:val="1"/>
+      <w:numFmt w:val="decimal"/>
+      <w:lvlText w:val="%7."/>
+      <w:lvlJc w:val="left"/>
+      <w:pPr>
+        <w:ind w:left="5040" w:hanging="360"/>
+      </w:pPr>
+    </w:lvl>
+    <w:lvl w:ilvl="7" w:tplc="04190019" w:tentative="1">
+      <w:start w:val="1"/>
+      <w:numFmt w:val="lowerLetter"/>
+      <w:lvlText w:val="%8."/>
+      <w:lvlJc w:val="left"/>
+      <w:pPr>
+        <w:ind w:left="5760" w:hanging="360"/>
+      </w:pPr>
+    </w:lvl>
+    <w:lvl w:ilvl="8" w:tplc="0419001B" w:tentative="1">
+      <w:start w:val="1"/>
+      <w:numFmt w:val="lowerRoman"/>
+      <w:lvlText w:val="%9."/>
+      <w:lvlJc w:val="right"/>
+      <w:pPr>
+        <w:ind w:left="6480" w:hanging="180"/>
+      </w:pPr>
+    </w:lvl>
+  </w:abstractNum>
+  <w:abstractNum w:abstractNumId="3" w15:restartNumberingAfterBreak="0">
+    <w:nsid w:val="59FD00C6"/>
+    <w:multiLevelType w:val="hybridMultilevel"/>
+    <w:tmpl w:val="EB9C708C"/>
+    <w:lvl w:ilvl="0" w:tplc="10A4A524">
+      <w:start w:val="1"/>
+      <w:numFmt w:val="decimal"/>
+      <w:lvlText w:val="%1."/>
+      <w:lvlJc w:val="left"/>
+      <w:pPr>
+        <w:ind w:left="1287" w:hanging="360"/>
+      </w:pPr>
+      <w:rPr>
+        <w:rFonts w:hint="default"/>
+        <w:i w:val="0"/>
+        <w:iCs w:val="0"/>
+        <w:sz w:val="24"/>
+        <w:szCs w:val="24"/>
+      </w:rPr>
+    </w:lvl>
+    <w:lvl w:ilvl="1" w:tplc="04190019" w:tentative="1">
+      <w:start w:val="1"/>
+      <w:numFmt w:val="lowerLetter"/>
+      <w:lvlText w:val="%2."/>
+      <w:lvlJc w:val="left"/>
+      <w:pPr>
+        <w:ind w:left="2007" w:hanging="360"/>
+      </w:pPr>
+    </w:lvl>
+    <w:lvl w:ilvl="2" w:tplc="0419001B" w:tentative="1">
+      <w:start w:val="1"/>
+      <w:numFmt w:val="lowerRoman"/>
+      <w:lvlText w:val="%3."/>
+      <w:lvlJc w:val="right"/>
+      <w:pPr>
+        <w:ind w:left="2727" w:hanging="180"/>
+      </w:pPr>
+    </w:lvl>
+    <w:lvl w:ilvl="3" w:tplc="0419000F" w:tentative="1">
+      <w:start w:val="1"/>
+      <w:numFmt w:val="decimal"/>
+      <w:lvlText w:val="%4."/>
+      <w:lvlJc w:val="left"/>
+      <w:pPr>
+        <w:ind w:left="3447" w:hanging="360"/>
+      </w:pPr>
+    </w:lvl>
+    <w:lvl w:ilvl="4" w:tplc="04190019" w:tentative="1">
+      <w:start w:val="1"/>
+      <w:numFmt w:val="lowerLetter"/>
+      <w:lvlText w:val="%5."/>
+      <w:lvlJc w:val="left"/>
+      <w:pPr>
+        <w:ind w:left="4167" w:hanging="360"/>
+      </w:pPr>
+    </w:lvl>
+    <w:lvl w:ilvl="5" w:tplc="0419001B" w:tentative="1">
+      <w:start w:val="1"/>
+      <w:numFmt w:val="lowerRoman"/>
+      <w:lvlText w:val="%6."/>
+      <w:lvlJc w:val="right"/>
+      <w:pPr>
+        <w:ind w:left="4887" w:hanging="180"/>
+      </w:pPr>
+    </w:lvl>
+    <w:lvl w:ilvl="6" w:tplc="0419000F" w:tentative="1">
+      <w:start w:val="1"/>
+      <w:numFmt w:val="decimal"/>
+      <w:lvlText w:val="%7."/>
+      <w:lvlJc w:val="left"/>
+      <w:pPr>
+        <w:ind w:left="5607" w:hanging="360"/>
+      </w:pPr>
+    </w:lvl>
+    <w:lvl w:ilvl="7" w:tplc="04190019" w:tentative="1">
+      <w:start w:val="1"/>
+      <w:numFmt w:val="lowerLetter"/>
+      <w:lvlText w:val="%8."/>
+      <w:lvlJc w:val="left"/>
+      <w:pPr>
+        <w:ind w:left="6327" w:hanging="360"/>
+      </w:pPr>
+    </w:lvl>
+    <w:lvl w:ilvl="8" w:tplc="0419001B" w:tentative="1">
+      <w:start w:val="1"/>
+      <w:numFmt w:val="lowerRoman"/>
+      <w:lvlText w:val="%9."/>
+      <w:lvlJc w:val="right"/>
+      <w:pPr>
+        <w:ind w:left="7047" w:hanging="180"/>
+      </w:pPr>
+    </w:lvl>
+  </w:abstractNum>
+  <w:abstractNum w:abstractNumId="4" w15:restartNumberingAfterBreak="0">
     <w:nsid w:val="7B2A4207"/>
     <w:multiLevelType w:val="hybridMultilevel"/>
     <w:tmpl w:val="8FAC2B1A"/>
@@ -1259,11 +1777,20 @@
       </w:pPr>
     </w:lvl>
   </w:abstractNum>
-  <w:num w:numId="1" w16cid:durableId="1050229898">
+  <w:num w:numId="1" w16cid:durableId="709191053">
     <w:abstractNumId w:val="0"/>
   </w:num>
-  <w:num w:numId="2" w16cid:durableId="606545388">
+  <w:num w:numId="2" w16cid:durableId="248854168">
+    <w:abstractNumId w:val="4"/>
+  </w:num>
+  <w:num w:numId="3" w16cid:durableId="615913429">
+    <w:abstractNumId w:val="2"/>
+  </w:num>
+  <w:num w:numId="4" w16cid:durableId="1791433051">
     <w:abstractNumId w:val="1"/>
+  </w:num>
+  <w:num w:numId="5" w16cid:durableId="1494369167">
+    <w:abstractNumId w:val="3"/>
   </w:num>
 </w:numbering>
 </file>
@@ -2802,7 +3329,7 @@
 </file>
 
 <file path=customXml/itemProps1.xml><?xml version="1.0" encoding="utf-8"?>
-<ds:datastoreItem xmlns:ds="http://schemas.openxmlformats.org/officeDocument/2006/customXml" ds:itemID="{DFBE29FB-8A0B-4D1F-9033-F01BB8DC8EED}">
+<ds:datastoreItem xmlns:ds="http://schemas.openxmlformats.org/officeDocument/2006/customXml" ds:itemID="{D9085AB5-8367-48B5-80A4-0E0AE2C605CE}">
   <ds:schemaRefs>
     <ds:schemaRef ds:uri="http://schemas.openxmlformats.org/officeDocument/2006/bibliography"/>
   </ds:schemaRefs>

--- a/templates/Заявление_14.5.docx
+++ b/templates/Заявление_14.5.docx
@@ -484,7 +484,14 @@
           <w:sz w:val="28"/>
           <w:szCs w:val="28"/>
         </w:rPr>
-        <w:t xml:space="preserve"> зоны эвакуации (отчуждения), зоны первоочередного отселения и зоны последующего отселения, с которых отселено население и на которых установлен контрольно-пропускной режим, </w:t>
+        <w:t xml:space="preserve"> зоны эвакуации (отчуждения), зоны первоочередного отселения и зоны последующего отселения, с которых отселено население и на которых установлен контрольно-пропускной режим</w:t>
+      </w:r>
+      <w:r>
+        <w:rPr>
+          <w:sz w:val="28"/>
+          <w:szCs w:val="28"/>
+        </w:rPr>
+        <w:t xml:space="preserve">, </w:t>
       </w:r>
       <w:r>
         <w:rPr>
@@ -507,51 +514,33 @@
           <w:sz w:val="28"/>
           <w:szCs w:val="28"/>
         </w:rPr>
-        <w:t xml:space="preserve">, находящегося </w:t>
-      </w:r>
-      <w:r>
-        <w:rPr>
-          <w:sz w:val="28"/>
-          <w:szCs w:val="28"/>
-        </w:rPr>
-        <w:t xml:space="preserve">в </w:t>
-      </w:r>
-      <w:r>
+        <w:t>,</w:t>
+      </w:r>
+      <w:r>
+        <w:rPr>
+          <w:sz w:val="28"/>
+          <w:szCs w:val="28"/>
+        </w:rPr>
+        <w:t xml:space="preserve"> в расположенного в Гомельской области:</w:t>
+      </w:r>
+    </w:p>
+    <w:p>
+      <w:pPr>
+        <w:pStyle w:val="newncpi"/>
+        <w:ind w:firstLine="709"/>
         <w:rPr>
           <w:b/>
           <w:bCs/>
           <w:sz w:val="28"/>
           <w:szCs w:val="28"/>
         </w:rPr>
-        <w:t>Placeholder_4</w:t>
-      </w:r>
-      <w:r>
-        <w:rPr>
-          <w:sz w:val="28"/>
-          <w:szCs w:val="28"/>
-        </w:rPr>
-        <w:t xml:space="preserve"> районе(ах) Гомельской области</w:t>
-      </w:r>
-      <w:r>
-        <w:rPr>
-          <w:sz w:val="28"/>
-          <w:szCs w:val="28"/>
-        </w:rPr>
-        <w:t>,</w:t>
-      </w:r>
-      <w:r>
-        <w:rPr>
-          <w:sz w:val="28"/>
-          <w:szCs w:val="28"/>
-        </w:rPr>
-        <w:t xml:space="preserve"> на следующем(их) объекте(ах)</w:t>
-      </w:r>
-      <w:r>
-        <w:rPr>
-          <w:sz w:val="28"/>
-          <w:szCs w:val="28"/>
-        </w:rPr>
-        <w:t>:</w:t>
+      </w:pPr>
+      <w:r>
+        <w:rPr>
+          <w:sz w:val="28"/>
+          <w:szCs w:val="28"/>
+        </w:rPr>
+        <w:t>район(ы) расположения имущества:</w:t>
       </w:r>
       <w:r>
         <w:rPr>
@@ -567,21 +556,47 @@
           <w:sz w:val="28"/>
           <w:szCs w:val="28"/>
         </w:rPr>
-        <w:t>Placeholder_5</w:t>
-      </w:r>
-      <w:r>
-        <w:rPr>
-          <w:sz w:val="28"/>
-          <w:szCs w:val="28"/>
-        </w:rPr>
-        <w:t>,</w:t>
-      </w:r>
-      <w:r>
-        <w:rPr>
-          <w:sz w:val="28"/>
-          <w:szCs w:val="28"/>
-        </w:rPr>
-        <w:t xml:space="preserve"> на срок с </w:t>
+        <w:t>Placeholder_4</w:t>
+      </w:r>
+      <w:r>
+        <w:rPr>
+          <w:sz w:val="28"/>
+          <w:szCs w:val="28"/>
+        </w:rPr>
+        <w:t>;</w:t>
+      </w:r>
+    </w:p>
+    <w:p>
+      <w:pPr>
+        <w:pStyle w:val="newncpi"/>
+        <w:ind w:firstLine="709"/>
+        <w:rPr>
+          <w:sz w:val="28"/>
+          <w:szCs w:val="28"/>
+        </w:rPr>
+      </w:pPr>
+      <w:bookmarkStart w:id="0" w:name="_Hlk240364014"/>
+      <w:r>
+        <w:rPr>
+          <w:sz w:val="28"/>
+          <w:szCs w:val="28"/>
+        </w:rPr>
+        <w:t>на следующем(их) объекте(ах)</w:t>
+      </w:r>
+      <w:r>
+        <w:rPr>
+          <w:sz w:val="28"/>
+          <w:szCs w:val="28"/>
+        </w:rPr>
+        <w:t>:</w:t>
+      </w:r>
+      <w:bookmarkEnd w:id="0"/>
+      <w:r>
+        <w:rPr>
+          <w:sz w:val="28"/>
+          <w:szCs w:val="28"/>
+        </w:rPr>
+        <w:t xml:space="preserve"> </w:t>
       </w:r>
       <w:r>
         <w:rPr>
@@ -590,14 +605,68 @@
           <w:sz w:val="28"/>
           <w:szCs w:val="28"/>
         </w:rPr>
-        <w:t>Placeholder_7</w:t>
-      </w:r>
-      <w:r>
-        <w:rPr>
-          <w:sz w:val="28"/>
-          <w:szCs w:val="28"/>
-        </w:rPr>
-        <w:t xml:space="preserve"> по </w:t>
+        <w:t>Placeholder_5</w:t>
+      </w:r>
+      <w:r>
+        <w:rPr>
+          <w:sz w:val="28"/>
+          <w:szCs w:val="28"/>
+        </w:rPr>
+        <w:t>;</w:t>
+      </w:r>
+      <w:r>
+        <w:rPr>
+          <w:sz w:val="28"/>
+          <w:szCs w:val="28"/>
+        </w:rPr>
+        <w:t xml:space="preserve"> </w:t>
+      </w:r>
+    </w:p>
+    <w:p>
+      <w:pPr>
+        <w:pStyle w:val="newncpi"/>
+        <w:ind w:firstLine="709"/>
+        <w:rPr>
+          <w:sz w:val="28"/>
+          <w:szCs w:val="28"/>
+        </w:rPr>
+      </w:pPr>
+      <w:bookmarkStart w:id="1" w:name="_Hlk240364064"/>
+      <w:r>
+        <w:rPr>
+          <w:sz w:val="28"/>
+          <w:szCs w:val="28"/>
+        </w:rPr>
+        <w:t>П</w:t>
+      </w:r>
+      <w:r>
+        <w:rPr>
+          <w:sz w:val="28"/>
+          <w:szCs w:val="28"/>
+        </w:rPr>
+        <w:t xml:space="preserve">ропуск(а) </w:t>
+      </w:r>
+      <w:r>
+        <w:rPr>
+          <w:sz w:val="28"/>
+          <w:szCs w:val="28"/>
+        </w:rPr>
+        <w:t>п</w:t>
+      </w:r>
+      <w:r>
+        <w:rPr>
+          <w:sz w:val="28"/>
+          <w:szCs w:val="28"/>
+        </w:rPr>
+        <w:t xml:space="preserve">рошу выдать </w:t>
+      </w:r>
+      <w:bookmarkEnd w:id="1"/>
+      <w:r>
+        <w:rPr>
+          <w:sz w:val="28"/>
+          <w:szCs w:val="28"/>
+        </w:rPr>
+        <w:t xml:space="preserve">на срок с </w:t>
       </w:r>
       <w:r>
         <w:rPr>
@@ -606,6 +675,22 @@
           <w:sz w:val="28"/>
           <w:szCs w:val="28"/>
         </w:rPr>
+        <w:t>Placeholder_7</w:t>
+      </w:r>
+      <w:r>
+        <w:rPr>
+          <w:sz w:val="28"/>
+          <w:szCs w:val="28"/>
+        </w:rPr>
+        <w:t xml:space="preserve"> по </w:t>
+      </w:r>
+      <w:r>
+        <w:rPr>
+          <w:b/>
+          <w:bCs/>
+          <w:sz w:val="28"/>
+          <w:szCs w:val="28"/>
+        </w:rPr>
         <w:t>Placeholder_8</w:t>
       </w:r>
       <w:r>
@@ -811,6 +896,7 @@
     </w:p>
     <w:p>
       <w:pPr>
+        <w:jc w:val="both"/>
         <w:rPr>
           <w:rFonts w:ascii="Times New Roman" w:hAnsi="Times New Roman"/>
           <w:sz w:val="28"/>
@@ -965,23 +1051,7 @@
           <w:sz w:val="28"/>
           <w:szCs w:val="28"/>
         </w:rPr>
-        <w:t xml:space="preserve"> </w:t>
-      </w:r>
-      <w:r>
-        <w:rPr>
-          <w:rFonts w:ascii="Times New Roman" w:hAnsi="Times New Roman"/>
-          <w:sz w:val="28"/>
-          <w:szCs w:val="28"/>
-        </w:rPr>
-        <w:t>_______</w:t>
-      </w:r>
-      <w:r>
-        <w:rPr>
-          <w:rFonts w:ascii="Times New Roman" w:hAnsi="Times New Roman"/>
-          <w:sz w:val="28"/>
-          <w:szCs w:val="28"/>
-        </w:rPr>
-        <w:t>.</w:t>
+        <w:t xml:space="preserve"> _______.</w:t>
       </w:r>
       <w:r>
         <w:rPr>
@@ -1008,25 +1078,7 @@
           <w:szCs w:val="28"/>
           <w:vertAlign w:val="superscript"/>
         </w:rPr>
-        <w:t xml:space="preserve">                                                                                                                                                                     </w:t>
-      </w:r>
-      <w:r>
-        <w:rPr>
-          <w:rFonts w:ascii="Times New Roman" w:hAnsi="Times New Roman"/>
-          <w:sz w:val="28"/>
-          <w:szCs w:val="28"/>
-          <w:vertAlign w:val="superscript"/>
-        </w:rPr>
-        <w:t xml:space="preserve">     </w:t>
-      </w:r>
-      <w:r>
-        <w:rPr>
-          <w:rFonts w:ascii="Times New Roman" w:hAnsi="Times New Roman"/>
-          <w:sz w:val="28"/>
-          <w:szCs w:val="28"/>
-          <w:vertAlign w:val="superscript"/>
-        </w:rPr>
-        <w:t xml:space="preserve">                      </w:t>
+        <w:t xml:space="preserve">                                                                                                                                                                                                </w:t>
       </w:r>
       <w:r>
         <w:rPr>
@@ -1068,15 +1120,7 @@
           <w:sz w:val="28"/>
           <w:szCs w:val="28"/>
         </w:rPr>
-        <w:t>___________</w:t>
-      </w:r>
-      <w:r>
-        <w:rPr>
-          <w:rFonts w:ascii="Times New Roman" w:hAnsi="Times New Roman"/>
-          <w:sz w:val="28"/>
-          <w:szCs w:val="28"/>
-        </w:rPr>
-        <w:t>.</w:t>
+        <w:t>___________.</w:t>
       </w:r>
       <w:r>
         <w:rPr>

--- a/templates/Заявление_14.5.docx
+++ b/templates/Заявление_14.5.docx
@@ -5,7 +5,7 @@
     <w:tbl>
       <w:tblPr>
         <w:tblStyle w:val="af4"/>
-        <w:tblW w:w="5000" w:type="pct"/>
+        <w:tblW w:w="5074" w:type="pct"/>
         <w:jc w:val="center"/>
         <w:tblBorders>
           <w:top w:val="none" w:sz="0" w:space="0" w:color="auto"/>
@@ -16,7 +16,7 @@
         <w:tblLook w:val="04A0" w:firstRow="1" w:lastRow="0" w:firstColumn="1" w:lastColumn="0" w:noHBand="0" w:noVBand="1"/>
       </w:tblPr>
       <w:tblGrid>
-        <w:gridCol w:w="4663"/>
+        <w:gridCol w:w="4806"/>
         <w:gridCol w:w="4975"/>
       </w:tblGrid>
       <w:tr>
@@ -26,7 +26,7 @@
         </w:trPr>
         <w:tc>
           <w:tcPr>
-            <w:tcW w:w="2419" w:type="pct"/>
+            <w:tcW w:w="2457" w:type="pct"/>
             <w:vMerge w:val="restart"/>
             <w:tcBorders>
               <w:top w:val="nil"/>
@@ -35,7 +35,7 @@
           </w:tcPr>
           <w:p>
             <w:pPr>
-              <w:spacing w:line="280" w:lineRule="exact"/>
+              <w:spacing w:after="240" w:line="280" w:lineRule="exact"/>
               <w:ind w:right="151"/>
               <w:rPr>
                 <w:rFonts w:ascii="Times New Roman" w:hAnsi="Times New Roman"/>
@@ -68,29 +68,39 @@
                 <w:sz w:val="28"/>
                 <w:szCs w:val="28"/>
               </w:rPr>
-              <w:t>на осуществление административной процедуры в соответствии с пунктом 14.</w:t>
-            </w:r>
-            <w:r>
-              <w:rPr>
-                <w:rFonts w:ascii="Times New Roman" w:hAnsi="Times New Roman"/>
-                <w:sz w:val="28"/>
-                <w:szCs w:val="28"/>
-              </w:rPr>
-              <w:t>5</w:t>
-            </w:r>
-            <w:r>
-              <w:rPr>
-                <w:rFonts w:ascii="Times New Roman" w:hAnsi="Times New Roman"/>
-                <w:sz w:val="28"/>
-                <w:szCs w:val="28"/>
-              </w:rPr>
-              <w:t xml:space="preserve"> перечня административных процедур, осуществляемых государственными органами и иными организациями по заявлениям граждан, утвержденного Указом Президента Республики Беларусь от 26.04.2010 № 200</w:t>
+              <w:t xml:space="preserve">на осуществление административной процедуры в соответствии с пунктом </w:t>
+            </w:r>
+            <w:r>
+              <w:rPr>
+                <w:rFonts w:ascii="Times New Roman" w:hAnsi="Times New Roman"/>
+                <w:b/>
+                <w:bCs/>
+                <w:sz w:val="28"/>
+                <w:szCs w:val="28"/>
+              </w:rPr>
+              <w:t>14.5</w:t>
+            </w:r>
+            <w:r>
+              <w:rPr>
+                <w:rFonts w:ascii="Times New Roman" w:hAnsi="Times New Roman"/>
+                <w:sz w:val="28"/>
+                <w:szCs w:val="28"/>
+              </w:rPr>
+              <w:t xml:space="preserve"> </w:t>
+            </w:r>
+            <w:r>
+              <w:rPr>
+                <w:rFonts w:ascii="Times New Roman" w:hAnsi="Times New Roman"/>
+                <w:sz w:val="28"/>
+                <w:szCs w:val="28"/>
+              </w:rPr>
+              <w:t>перечня административных процедур, осуществляемых государственными органами и иными организациями по заявлениям граждан, утвержденного Указом Президента Республики Беларусь от 26.04.2010 № 200</w:t>
             </w:r>
           </w:p>
         </w:tc>
         <w:tc>
           <w:tcPr>
-            <w:tcW w:w="2581" w:type="pct"/>
+            <w:tcW w:w="2543" w:type="pct"/>
             <w:tcBorders>
               <w:top w:val="nil"/>
               <w:left w:val="nil"/>
@@ -125,7 +135,7 @@
         </w:trPr>
         <w:tc>
           <w:tcPr>
-            <w:tcW w:w="2419" w:type="pct"/>
+            <w:tcW w:w="2457" w:type="pct"/>
             <w:vMerge/>
             <w:tcBorders>
               <w:right w:val="nil"/>
@@ -145,7 +155,7 @@
         </w:tc>
         <w:tc>
           <w:tcPr>
-            <w:tcW w:w="2581" w:type="pct"/>
+            <w:tcW w:w="2543" w:type="pct"/>
             <w:tcBorders>
               <w:top w:val="nil"/>
               <w:left w:val="nil"/>
@@ -159,7 +169,6 @@
               <w:jc w:val="center"/>
               <w:rPr>
                 <w:rFonts w:ascii="Times New Roman" w:hAnsi="Times New Roman"/>
-                <w:i/>
                 <w:sz w:val="28"/>
                 <w:szCs w:val="28"/>
               </w:rPr>
@@ -167,7 +176,6 @@
             <w:r>
               <w:rPr>
                 <w:rFonts w:ascii="Times New Roman" w:hAnsi="Times New Roman"/>
-                <w:i/>
                 <w:sz w:val="28"/>
                 <w:szCs w:val="28"/>
                 <w:lang w:val="en-US"/>
@@ -177,25 +185,14 @@
             <w:r>
               <w:rPr>
                 <w:rFonts w:ascii="Times New Roman" w:hAnsi="Times New Roman"/>
-                <w:i/>
-                <w:sz w:val="28"/>
-                <w:szCs w:val="28"/>
-              </w:rPr>
-              <w:t>_1</w:t>
-            </w:r>
-            <w:r>
-              <w:rPr>
-                <w:rFonts w:ascii="Times New Roman" w:hAnsi="Times New Roman"/>
-                <w:i/>
-                <w:sz w:val="28"/>
-                <w:szCs w:val="28"/>
-              </w:rPr>
-              <w:t xml:space="preserve">.1 </w:t>
-            </w:r>
-            <w:r>
-              <w:rPr>
-                <w:rFonts w:ascii="Times New Roman" w:hAnsi="Times New Roman"/>
-                <w:i/>
+                <w:sz w:val="28"/>
+                <w:szCs w:val="28"/>
+              </w:rPr>
+              <w:t xml:space="preserve">_1.1 </w:t>
+            </w:r>
+            <w:r>
+              <w:rPr>
+                <w:rFonts w:ascii="Times New Roman" w:hAnsi="Times New Roman"/>
                 <w:sz w:val="28"/>
                 <w:szCs w:val="28"/>
                 <w:lang w:val="en-US"/>
@@ -205,7 +202,6 @@
             <w:r>
               <w:rPr>
                 <w:rFonts w:ascii="Times New Roman" w:hAnsi="Times New Roman"/>
-                <w:i/>
                 <w:sz w:val="28"/>
                 <w:szCs w:val="28"/>
               </w:rPr>
@@ -214,7 +210,6 @@
             <w:r>
               <w:rPr>
                 <w:rFonts w:ascii="Times New Roman" w:hAnsi="Times New Roman"/>
-                <w:i/>
                 <w:sz w:val="28"/>
                 <w:szCs w:val="28"/>
                 <w:lang w:val="en-US"/>
@@ -224,20 +219,10 @@
             <w:r>
               <w:rPr>
                 <w:rFonts w:ascii="Times New Roman" w:hAnsi="Times New Roman"/>
-                <w:i/>
-                <w:sz w:val="28"/>
-                <w:szCs w:val="28"/>
-              </w:rPr>
-              <w:t>_1.3</w:t>
-            </w:r>
-            <w:r>
-              <w:rPr>
-                <w:rFonts w:ascii="Times New Roman" w:hAnsi="Times New Roman"/>
-                <w:i/>
-                <w:sz w:val="28"/>
-                <w:szCs w:val="28"/>
-              </w:rPr>
-              <w:t>,</w:t>
+                <w:sz w:val="28"/>
+                <w:szCs w:val="28"/>
+              </w:rPr>
+              <w:t>_1.3,</w:t>
             </w:r>
           </w:p>
         </w:tc>
@@ -249,7 +234,7 @@
         </w:trPr>
         <w:tc>
           <w:tcPr>
-            <w:tcW w:w="2419" w:type="pct"/>
+            <w:tcW w:w="2457" w:type="pct"/>
             <w:vMerge/>
             <w:tcBorders>
               <w:right w:val="nil"/>
@@ -269,7 +254,7 @@
         </w:tc>
         <w:tc>
           <w:tcPr>
-            <w:tcW w:w="2581" w:type="pct"/>
+            <w:tcW w:w="2543" w:type="pct"/>
             <w:tcBorders>
               <w:top w:val="single" w:sz="4" w:space="0" w:color="auto"/>
               <w:left w:val="nil"/>
@@ -282,7 +267,6 @@
               <w:spacing w:line="280" w:lineRule="exact"/>
               <w:jc w:val="center"/>
               <w:rPr>
-                <w:i/>
                 <w:sz w:val="28"/>
                 <w:szCs w:val="28"/>
               </w:rPr>
@@ -290,7 +274,6 @@
             <w:r>
               <w:rPr>
                 <w:rFonts w:ascii="Times New Roman" w:hAnsi="Times New Roman"/>
-                <w:i/>
                 <w:sz w:val="28"/>
                 <w:szCs w:val="28"/>
                 <w:lang w:val="en-US"/>
@@ -300,20 +283,10 @@
             <w:r>
               <w:rPr>
                 <w:rFonts w:ascii="Times New Roman" w:hAnsi="Times New Roman"/>
-                <w:i/>
-                <w:sz w:val="28"/>
-                <w:szCs w:val="28"/>
-              </w:rPr>
-              <w:t>_2</w:t>
-            </w:r>
-            <w:r>
-              <w:rPr>
-                <w:rFonts w:ascii="Times New Roman" w:hAnsi="Times New Roman"/>
-                <w:i/>
-                <w:sz w:val="28"/>
-                <w:szCs w:val="28"/>
-              </w:rPr>
-              <w:t>,</w:t>
+                <w:sz w:val="28"/>
+                <w:szCs w:val="28"/>
+              </w:rPr>
+              <w:t>_2,</w:t>
             </w:r>
           </w:p>
         </w:tc>
@@ -325,7 +298,7 @@
         </w:trPr>
         <w:tc>
           <w:tcPr>
-            <w:tcW w:w="2419" w:type="pct"/>
+            <w:tcW w:w="2457" w:type="pct"/>
             <w:vMerge/>
             <w:tcBorders>
               <w:right w:val="nil"/>
@@ -345,7 +318,7 @@
         </w:tc>
         <w:tc>
           <w:tcPr>
-            <w:tcW w:w="2581" w:type="pct"/>
+            <w:tcW w:w="2543" w:type="pct"/>
             <w:tcBorders>
               <w:top w:val="single" w:sz="4" w:space="0" w:color="auto"/>
               <w:left w:val="nil"/>
@@ -366,7 +339,6 @@
             <w:r>
               <w:rPr>
                 <w:rFonts w:ascii="Times New Roman" w:hAnsi="Times New Roman"/>
-                <w:i/>
                 <w:sz w:val="28"/>
                 <w:szCs w:val="28"/>
                 <w:lang w:val="en-US"/>
@@ -376,7 +348,6 @@
             <w:r>
               <w:rPr>
                 <w:rFonts w:ascii="Times New Roman" w:hAnsi="Times New Roman"/>
-                <w:i/>
                 <w:sz w:val="28"/>
                 <w:szCs w:val="28"/>
               </w:rPr>
@@ -392,7 +363,7 @@
         </w:trPr>
         <w:tc>
           <w:tcPr>
-            <w:tcW w:w="2419" w:type="pct"/>
+            <w:tcW w:w="2457" w:type="pct"/>
             <w:vMerge/>
             <w:tcBorders>
               <w:right w:val="nil"/>
@@ -412,7 +383,7 @@
         </w:tc>
         <w:tc>
           <w:tcPr>
-            <w:tcW w:w="2581" w:type="pct"/>
+            <w:tcW w:w="2543" w:type="pct"/>
             <w:tcBorders>
               <w:top w:val="single" w:sz="4" w:space="0" w:color="auto"/>
               <w:left w:val="nil"/>
@@ -491,14 +462,7 @@
           <w:sz w:val="28"/>
           <w:szCs w:val="28"/>
         </w:rPr>
-        <w:t xml:space="preserve">, </w:t>
-      </w:r>
-      <w:r>
-        <w:rPr>
-          <w:sz w:val="28"/>
-          <w:szCs w:val="28"/>
-        </w:rPr>
-        <w:t xml:space="preserve">имущества: </w:t>
+        <w:t xml:space="preserve">, имущества: </w:t>
       </w:r>
       <w:r>
         <w:rPr>
@@ -521,7 +485,7 @@
           <w:sz w:val="28"/>
           <w:szCs w:val="28"/>
         </w:rPr>
-        <w:t xml:space="preserve"> в расположенного в Гомельской области:</w:t>
+        <w:t xml:space="preserve"> расположенного в Гомельской области:</w:t>
       </w:r>
     </w:p>
     <w:p>
@@ -625,6 +589,7 @@
     <w:p>
       <w:pPr>
         <w:pStyle w:val="newncpi"/>
+        <w:spacing w:before="240"/>
         <w:ind w:firstLine="709"/>
         <w:rPr>
           <w:sz w:val="28"/>
@@ -894,6 +859,531 @@
         </w:rPr>
       </w:pPr>
     </w:p>
+    <w:tbl>
+      <w:tblPr>
+        <w:tblStyle w:val="af4"/>
+        <w:tblW w:w="5000" w:type="pct"/>
+        <w:tblBorders>
+          <w:top w:val="none" w:sz="0" w:space="0" w:color="auto"/>
+          <w:left w:val="none" w:sz="0" w:space="0" w:color="auto"/>
+          <w:bottom w:val="none" w:sz="0" w:space="0" w:color="auto"/>
+          <w:right w:val="none" w:sz="0" w:space="0" w:color="auto"/>
+          <w:insideH w:val="none" w:sz="0" w:space="0" w:color="auto"/>
+          <w:insideV w:val="none" w:sz="0" w:space="0" w:color="auto"/>
+        </w:tblBorders>
+        <w:tblLook w:val="04A0" w:firstRow="1" w:lastRow="0" w:firstColumn="1" w:lastColumn="0" w:noHBand="0" w:noVBand="1"/>
+      </w:tblPr>
+      <w:tblGrid>
+        <w:gridCol w:w="1890"/>
+        <w:gridCol w:w="4646"/>
+        <w:gridCol w:w="1527"/>
+        <w:gridCol w:w="1575"/>
+      </w:tblGrid>
+      <w:tr>
+        <w:tc>
+          <w:tcPr>
+            <w:tcW w:w="986" w:type="pct"/>
+          </w:tcPr>
+          <w:p>
+            <w:pPr>
+              <w:jc w:val="both"/>
+              <w:rPr>
+                <w:rFonts w:ascii="Times New Roman" w:hAnsi="Times New Roman"/>
+                <w:sz w:val="28"/>
+                <w:szCs w:val="28"/>
+              </w:rPr>
+            </w:pPr>
+            <w:r>
+              <w:rPr>
+                <w:rFonts w:ascii="Times New Roman" w:hAnsi="Times New Roman"/>
+                <w:sz w:val="28"/>
+                <w:szCs w:val="28"/>
+                <w:lang w:val="en-US"/>
+              </w:rPr>
+              <w:t>Placeholder</w:t>
+            </w:r>
+            <w:r>
+              <w:rPr>
+                <w:rFonts w:ascii="Times New Roman" w:hAnsi="Times New Roman"/>
+                <w:sz w:val="28"/>
+                <w:szCs w:val="28"/>
+              </w:rPr>
+              <w:t xml:space="preserve">_9 </w:t>
+            </w:r>
+          </w:p>
+        </w:tc>
+        <w:tc>
+          <w:tcPr>
+            <w:tcW w:w="3191" w:type="pct"/>
+            <w:gridSpan w:val="2"/>
+          </w:tcPr>
+          <w:p>
+            <w:pPr>
+              <w:jc w:val="right"/>
+              <w:rPr>
+                <w:rFonts w:ascii="Times New Roman" w:hAnsi="Times New Roman"/>
+                <w:sz w:val="28"/>
+                <w:szCs w:val="28"/>
+              </w:rPr>
+            </w:pPr>
+            <w:r>
+              <w:rPr>
+                <w:rFonts w:ascii="Times New Roman" w:hAnsi="Times New Roman"/>
+                <w:sz w:val="28"/>
+                <w:szCs w:val="28"/>
+                <w:lang w:val="en-US"/>
+              </w:rPr>
+              <w:t>Placeholder</w:t>
+            </w:r>
+            <w:r>
+              <w:rPr>
+                <w:rFonts w:ascii="Times New Roman" w:hAnsi="Times New Roman"/>
+                <w:sz w:val="28"/>
+                <w:szCs w:val="28"/>
+              </w:rPr>
+              <w:t xml:space="preserve">_1.1 </w:t>
+            </w:r>
+            <w:r>
+              <w:rPr>
+                <w:rFonts w:ascii="Times New Roman" w:hAnsi="Times New Roman"/>
+                <w:sz w:val="28"/>
+                <w:szCs w:val="28"/>
+                <w:lang w:val="en-US"/>
+              </w:rPr>
+              <w:t>Placeholder</w:t>
+            </w:r>
+            <w:r>
+              <w:rPr>
+                <w:rFonts w:ascii="Times New Roman" w:hAnsi="Times New Roman"/>
+                <w:sz w:val="28"/>
+                <w:szCs w:val="28"/>
+              </w:rPr>
+              <w:t xml:space="preserve">_1.2 </w:t>
+            </w:r>
+            <w:r>
+              <w:rPr>
+                <w:rFonts w:ascii="Times New Roman" w:hAnsi="Times New Roman"/>
+                <w:sz w:val="28"/>
+                <w:szCs w:val="28"/>
+                <w:lang w:val="en-US"/>
+              </w:rPr>
+              <w:t>Placeholder</w:t>
+            </w:r>
+            <w:r>
+              <w:rPr>
+                <w:rFonts w:ascii="Times New Roman" w:hAnsi="Times New Roman"/>
+                <w:sz w:val="28"/>
+                <w:szCs w:val="28"/>
+              </w:rPr>
+              <w:t>_1.3</w:t>
+            </w:r>
+          </w:p>
+        </w:tc>
+        <w:tc>
+          <w:tcPr>
+            <w:tcW w:w="824" w:type="pct"/>
+            <w:tcBorders>
+              <w:bottom w:val="single" w:sz="4" w:space="0" w:color="auto"/>
+            </w:tcBorders>
+          </w:tcPr>
+          <w:p>
+            <w:pPr>
+              <w:jc w:val="both"/>
+              <w:rPr>
+                <w:rFonts w:ascii="Times New Roman" w:hAnsi="Times New Roman"/>
+                <w:sz w:val="28"/>
+                <w:szCs w:val="28"/>
+                <w:lang w:val="en-US"/>
+              </w:rPr>
+            </w:pPr>
+          </w:p>
+        </w:tc>
+      </w:tr>
+      <w:tr>
+        <w:trPr>
+          <w:trHeight w:val="269"/>
+        </w:trPr>
+        <w:tc>
+          <w:tcPr>
+            <w:tcW w:w="4176" w:type="pct"/>
+            <w:gridSpan w:val="3"/>
+          </w:tcPr>
+          <w:p>
+            <w:pPr>
+              <w:rPr>
+                <w:rFonts w:ascii="Times New Roman" w:hAnsi="Times New Roman"/>
+                <w:sz w:val="26"/>
+                <w:szCs w:val="26"/>
+                <w:vertAlign w:val="superscript"/>
+              </w:rPr>
+            </w:pPr>
+          </w:p>
+        </w:tc>
+        <w:tc>
+          <w:tcPr>
+            <w:tcW w:w="824" w:type="pct"/>
+            <w:tcBorders>
+              <w:top w:val="single" w:sz="4" w:space="0" w:color="auto"/>
+            </w:tcBorders>
+          </w:tcPr>
+          <w:p>
+            <w:pPr>
+              <w:jc w:val="center"/>
+              <w:rPr>
+                <w:rFonts w:ascii="Times New Roman" w:hAnsi="Times New Roman"/>
+                <w:sz w:val="28"/>
+                <w:szCs w:val="28"/>
+                <w:vertAlign w:val="superscript"/>
+              </w:rPr>
+            </w:pPr>
+            <w:r>
+              <w:rPr>
+                <w:rFonts w:ascii="Times New Roman" w:hAnsi="Times New Roman"/>
+                <w:sz w:val="28"/>
+                <w:szCs w:val="28"/>
+                <w:vertAlign w:val="superscript"/>
+              </w:rPr>
+              <w:t>(</w:t>
+            </w:r>
+            <w:r>
+              <w:rPr>
+                <w:rFonts w:ascii="Times New Roman" w:hAnsi="Times New Roman"/>
+                <w:sz w:val="28"/>
+                <w:szCs w:val="28"/>
+                <w:vertAlign w:val="superscript"/>
+              </w:rPr>
+              <w:t>подпись)</w:t>
+            </w:r>
+          </w:p>
+        </w:tc>
+      </w:tr>
+      <w:tr>
+        <w:trPr>
+          <w:trHeight w:val="269"/>
+        </w:trPr>
+        <w:tc>
+          <w:tcPr>
+            <w:tcW w:w="4176" w:type="pct"/>
+            <w:gridSpan w:val="3"/>
+          </w:tcPr>
+          <w:p>
+            <w:pPr>
+              <w:rPr>
+                <w:rFonts w:ascii="Times New Roman" w:hAnsi="Times New Roman"/>
+                <w:sz w:val="28"/>
+                <w:szCs w:val="28"/>
+                <w:vertAlign w:val="superscript"/>
+              </w:rPr>
+            </w:pPr>
+          </w:p>
+        </w:tc>
+        <w:tc>
+          <w:tcPr>
+            <w:tcW w:w="824" w:type="pct"/>
+          </w:tcPr>
+          <w:p>
+            <w:pPr>
+              <w:jc w:val="center"/>
+              <w:rPr>
+                <w:rFonts w:ascii="Times New Roman" w:hAnsi="Times New Roman"/>
+                <w:sz w:val="28"/>
+                <w:szCs w:val="28"/>
+                <w:vertAlign w:val="superscript"/>
+              </w:rPr>
+            </w:pPr>
+          </w:p>
+        </w:tc>
+      </w:tr>
+      <w:tr>
+        <w:trPr>
+          <w:trHeight w:val="269"/>
+        </w:trPr>
+        <w:tc>
+          <w:tcPr>
+            <w:tcW w:w="4176" w:type="pct"/>
+            <w:gridSpan w:val="3"/>
+          </w:tcPr>
+          <w:p>
+            <w:pPr>
+              <w:jc w:val="both"/>
+              <w:rPr>
+                <w:rFonts w:ascii="Times New Roman" w:hAnsi="Times New Roman"/>
+                <w:sz w:val="28"/>
+                <w:szCs w:val="28"/>
+                <w:vertAlign w:val="superscript"/>
+              </w:rPr>
+            </w:pPr>
+            <w:r>
+              <w:rPr>
+                <w:rFonts w:ascii="Times New Roman" w:hAnsi="Times New Roman"/>
+                <w:sz w:val="28"/>
+                <w:szCs w:val="28"/>
+              </w:rPr>
+              <w:t>Подтверждаю, что ознакомлен(а) с</w:t>
+            </w:r>
+            <w:r>
+              <w:rPr>
+                <w:rFonts w:ascii="Times New Roman" w:hAnsi="Times New Roman"/>
+                <w:sz w:val="28"/>
+                <w:szCs w:val="28"/>
+              </w:rPr>
+              <w:t xml:space="preserve"> мерами радиационной и пожарной безопасности</w:t>
+            </w:r>
+            <w:r>
+              <w:rPr>
+                <w:rFonts w:ascii="Times New Roman" w:hAnsi="Times New Roman"/>
+                <w:sz w:val="28"/>
+                <w:szCs w:val="28"/>
+              </w:rPr>
+              <w:t xml:space="preserve">, </w:t>
+            </w:r>
+            <w:r>
+              <w:rPr>
+                <w:sz w:val="28"/>
+                <w:szCs w:val="28"/>
+              </w:rPr>
+              <w:t>правилами въезда (входа) в пограничную зону (полосу), порядком пребывания и передвижения в ней</w:t>
+            </w:r>
+            <w:r>
+              <w:rPr>
+                <w:sz w:val="28"/>
+                <w:szCs w:val="28"/>
+              </w:rPr>
+              <w:t>.</w:t>
+            </w:r>
+          </w:p>
+        </w:tc>
+        <w:tc>
+          <w:tcPr>
+            <w:tcW w:w="824" w:type="pct"/>
+            <w:tcBorders>
+              <w:bottom w:val="single" w:sz="4" w:space="0" w:color="auto"/>
+            </w:tcBorders>
+          </w:tcPr>
+          <w:p>
+            <w:pPr>
+              <w:jc w:val="center"/>
+              <w:rPr>
+                <w:rFonts w:ascii="Times New Roman" w:hAnsi="Times New Roman"/>
+                <w:sz w:val="28"/>
+                <w:szCs w:val="28"/>
+                <w:vertAlign w:val="superscript"/>
+              </w:rPr>
+            </w:pPr>
+          </w:p>
+        </w:tc>
+      </w:tr>
+      <w:tr>
+        <w:trPr>
+          <w:trHeight w:val="269"/>
+        </w:trPr>
+        <w:tc>
+          <w:tcPr>
+            <w:tcW w:w="4176" w:type="pct"/>
+            <w:gridSpan w:val="3"/>
+          </w:tcPr>
+          <w:p>
+            <w:pPr>
+              <w:rPr>
+                <w:rFonts w:ascii="Times New Roman" w:hAnsi="Times New Roman"/>
+                <w:sz w:val="28"/>
+                <w:szCs w:val="28"/>
+                <w:vertAlign w:val="superscript"/>
+              </w:rPr>
+            </w:pPr>
+          </w:p>
+        </w:tc>
+        <w:tc>
+          <w:tcPr>
+            <w:tcW w:w="824" w:type="pct"/>
+            <w:tcBorders>
+              <w:top w:val="single" w:sz="4" w:space="0" w:color="auto"/>
+            </w:tcBorders>
+          </w:tcPr>
+          <w:p>
+            <w:pPr>
+              <w:jc w:val="center"/>
+              <w:rPr>
+                <w:rFonts w:ascii="Times New Roman" w:hAnsi="Times New Roman"/>
+                <w:sz w:val="28"/>
+                <w:szCs w:val="28"/>
+                <w:vertAlign w:val="superscript"/>
+              </w:rPr>
+            </w:pPr>
+            <w:r>
+              <w:rPr>
+                <w:rFonts w:ascii="Times New Roman" w:hAnsi="Times New Roman"/>
+                <w:sz w:val="28"/>
+                <w:szCs w:val="28"/>
+                <w:vertAlign w:val="superscript"/>
+              </w:rPr>
+              <w:t>(</w:t>
+            </w:r>
+            <w:r>
+              <w:rPr>
+                <w:rFonts w:ascii="Times New Roman" w:hAnsi="Times New Roman"/>
+                <w:sz w:val="28"/>
+                <w:szCs w:val="28"/>
+                <w:vertAlign w:val="superscript"/>
+              </w:rPr>
+              <w:t>подпись)</w:t>
+            </w:r>
+          </w:p>
+        </w:tc>
+      </w:tr>
+      <w:tr>
+        <w:tc>
+          <w:tcPr>
+            <w:tcW w:w="986" w:type="pct"/>
+          </w:tcPr>
+          <w:p>
+            <w:pPr>
+              <w:jc w:val="both"/>
+              <w:rPr>
+                <w:rFonts w:ascii="Times New Roman" w:hAnsi="Times New Roman"/>
+                <w:sz w:val="28"/>
+                <w:szCs w:val="28"/>
+              </w:rPr>
+            </w:pPr>
+            <w:r>
+              <w:rPr>
+                <w:rFonts w:ascii="Times New Roman" w:hAnsi="Times New Roman"/>
+                <w:sz w:val="28"/>
+                <w:szCs w:val="28"/>
+              </w:rPr>
+              <w:t xml:space="preserve">Пропуск(а) </w:t>
+            </w:r>
+            <w:r>
+              <w:rPr>
+                <w:rFonts w:ascii="Times New Roman" w:hAnsi="Times New Roman"/>
+                <w:bCs/>
+                <w:sz w:val="28"/>
+                <w:szCs w:val="28"/>
+              </w:rPr>
+              <w:t>№</w:t>
+            </w:r>
+          </w:p>
+        </w:tc>
+        <w:tc>
+          <w:tcPr>
+            <w:tcW w:w="2416" w:type="pct"/>
+            <w:tcBorders>
+              <w:bottom w:val="single" w:sz="4" w:space="0" w:color="auto"/>
+            </w:tcBorders>
+          </w:tcPr>
+          <w:p>
+            <w:pPr>
+              <w:jc w:val="right"/>
+              <w:rPr>
+                <w:rFonts w:ascii="Times New Roman" w:hAnsi="Times New Roman"/>
+                <w:sz w:val="28"/>
+                <w:szCs w:val="28"/>
+              </w:rPr>
+            </w:pPr>
+          </w:p>
+        </w:tc>
+        <w:tc>
+          <w:tcPr>
+            <w:tcW w:w="775" w:type="pct"/>
+          </w:tcPr>
+          <w:p>
+            <w:pPr>
+              <w:jc w:val="right"/>
+              <w:rPr>
+                <w:rFonts w:ascii="Times New Roman" w:hAnsi="Times New Roman"/>
+                <w:sz w:val="28"/>
+                <w:szCs w:val="28"/>
+              </w:rPr>
+            </w:pPr>
+            <w:r>
+              <w:rPr>
+                <w:rFonts w:ascii="Times New Roman" w:hAnsi="Times New Roman"/>
+                <w:sz w:val="28"/>
+                <w:szCs w:val="28"/>
+              </w:rPr>
+              <w:t>получил(а)</w:t>
+            </w:r>
+          </w:p>
+        </w:tc>
+        <w:tc>
+          <w:tcPr>
+            <w:tcW w:w="824" w:type="pct"/>
+            <w:tcBorders>
+              <w:bottom w:val="single" w:sz="4" w:space="0" w:color="auto"/>
+            </w:tcBorders>
+          </w:tcPr>
+          <w:p>
+            <w:pPr>
+              <w:jc w:val="both"/>
+              <w:rPr>
+                <w:rFonts w:ascii="Times New Roman" w:hAnsi="Times New Roman"/>
+                <w:sz w:val="28"/>
+                <w:szCs w:val="28"/>
+                <w:lang w:val="en-US"/>
+              </w:rPr>
+            </w:pPr>
+          </w:p>
+        </w:tc>
+      </w:tr>
+      <w:tr>
+        <w:trPr>
+          <w:trHeight w:val="269"/>
+        </w:trPr>
+        <w:tc>
+          <w:tcPr>
+            <w:tcW w:w="4176" w:type="pct"/>
+            <w:gridSpan w:val="3"/>
+          </w:tcPr>
+          <w:p>
+            <w:pPr>
+              <w:rPr>
+                <w:rFonts w:ascii="Times New Roman" w:hAnsi="Times New Roman"/>
+                <w:sz w:val="26"/>
+                <w:szCs w:val="26"/>
+                <w:vertAlign w:val="superscript"/>
+              </w:rPr>
+            </w:pPr>
+          </w:p>
+        </w:tc>
+        <w:tc>
+          <w:tcPr>
+            <w:tcW w:w="824" w:type="pct"/>
+            <w:tcBorders>
+              <w:top w:val="single" w:sz="4" w:space="0" w:color="auto"/>
+            </w:tcBorders>
+          </w:tcPr>
+          <w:p>
+            <w:pPr>
+              <w:jc w:val="center"/>
+              <w:rPr>
+                <w:rFonts w:ascii="Times New Roman" w:hAnsi="Times New Roman"/>
+                <w:sz w:val="28"/>
+                <w:szCs w:val="28"/>
+                <w:vertAlign w:val="superscript"/>
+              </w:rPr>
+            </w:pPr>
+            <w:r>
+              <w:rPr>
+                <w:rFonts w:ascii="Times New Roman" w:hAnsi="Times New Roman"/>
+                <w:sz w:val="28"/>
+                <w:szCs w:val="28"/>
+                <w:vertAlign w:val="superscript"/>
+              </w:rPr>
+              <w:t>(</w:t>
+            </w:r>
+            <w:r>
+              <w:rPr>
+                <w:rFonts w:ascii="Times New Roman" w:hAnsi="Times New Roman"/>
+                <w:sz w:val="28"/>
+                <w:szCs w:val="28"/>
+                <w:vertAlign w:val="superscript"/>
+              </w:rPr>
+              <w:t>подпись)</w:t>
+            </w:r>
+          </w:p>
+        </w:tc>
+      </w:tr>
+    </w:tbl>
     <w:p>
       <w:pPr>
         <w:jc w:val="both"/>
@@ -901,84 +1391,9 @@
           <w:rFonts w:ascii="Times New Roman" w:hAnsi="Times New Roman"/>
           <w:sz w:val="28"/>
           <w:szCs w:val="28"/>
-        </w:rPr>
-      </w:pPr>
-      <w:r>
-        <w:rPr>
-          <w:rFonts w:ascii="Times New Roman" w:hAnsi="Times New Roman"/>
-          <w:i/>
-          <w:sz w:val="28"/>
-          <w:szCs w:val="28"/>
-          <w:lang w:val="en-US"/>
-        </w:rPr>
-        <w:t>Placeholder</w:t>
-      </w:r>
-      <w:r>
-        <w:rPr>
-          <w:rFonts w:ascii="Times New Roman" w:hAnsi="Times New Roman"/>
-          <w:i/>
-          <w:sz w:val="28"/>
-          <w:szCs w:val="28"/>
-        </w:rPr>
-        <w:t>_9</w:t>
-      </w:r>
-      <w:r>
-        <w:rPr>
-          <w:rFonts w:ascii="Times New Roman" w:hAnsi="Times New Roman"/>
-          <w:sz w:val="28"/>
-          <w:szCs w:val="28"/>
-        </w:rPr>
-        <w:tab/>
-        <w:t xml:space="preserve">           </w:t>
-      </w:r>
-      <w:r>
-        <w:rPr>
-          <w:rFonts w:ascii="Times New Roman" w:hAnsi="Times New Roman"/>
-          <w:sz w:val="28"/>
-          <w:szCs w:val="28"/>
-        </w:rPr>
-        <w:t xml:space="preserve">                                                             </w:t>
-      </w:r>
-      <w:r>
-        <w:rPr>
-          <w:rFonts w:ascii="Times New Roman" w:hAnsi="Times New Roman"/>
-          <w:sz w:val="28"/>
-          <w:szCs w:val="28"/>
-        </w:rPr>
-        <w:t xml:space="preserve">         </w:t>
-      </w:r>
-      <w:r>
-        <w:rPr>
-          <w:rFonts w:ascii="Times New Roman" w:hAnsi="Times New Roman"/>
-          <w:sz w:val="28"/>
-          <w:szCs w:val="28"/>
-        </w:rPr>
-        <w:t xml:space="preserve">   </w:t>
-      </w:r>
-      <w:r>
-        <w:rPr>
-          <w:rFonts w:ascii="Times New Roman" w:hAnsi="Times New Roman"/>
-          <w:sz w:val="28"/>
-          <w:szCs w:val="28"/>
-        </w:rPr>
-        <w:t xml:space="preserve"> </w:t>
-      </w:r>
-      <w:r>
-        <w:rPr>
-          <w:rFonts w:ascii="Times New Roman" w:hAnsi="Times New Roman"/>
-          <w:sz w:val="28"/>
-          <w:szCs w:val="28"/>
-        </w:rPr>
-        <w:t>___________</w:t>
-      </w:r>
-      <w:r>
-        <w:rPr>
-          <w:rFonts w:ascii="Times New Roman" w:hAnsi="Times New Roman"/>
-          <w:sz w:val="28"/>
-          <w:szCs w:val="28"/>
-        </w:rPr>
-        <w:t xml:space="preserve"> </w:t>
-      </w:r>
+          <w:vertAlign w:val="superscript"/>
+        </w:rPr>
+      </w:pPr>
     </w:p>
     <w:p>
       <w:pPr>
@@ -986,31 +1401,11 @@
           <w:rFonts w:ascii="Times New Roman" w:hAnsi="Times New Roman"/>
           <w:sz w:val="28"/>
           <w:szCs w:val="28"/>
-          <w:vertAlign w:val="superscript"/>
-        </w:rPr>
-      </w:pPr>
-      <w:r>
-        <w:rPr>
-          <w:rFonts w:ascii="Times New Roman" w:hAnsi="Times New Roman"/>
-          <w:sz w:val="28"/>
-          <w:szCs w:val="28"/>
-          <w:vertAlign w:val="superscript"/>
-        </w:rPr>
-        <w:t xml:space="preserve">                                                                                                                                                                                              </w:t>
-      </w:r>
-      <w:r>
-        <w:rPr>
-          <w:rFonts w:ascii="Times New Roman" w:hAnsi="Times New Roman"/>
-          <w:sz w:val="28"/>
-          <w:szCs w:val="28"/>
-          <w:vertAlign w:val="superscript"/>
-        </w:rPr>
-        <w:t>(подпись)</w:t>
-      </w:r>
+        </w:rPr>
+      </w:pPr>
     </w:p>
     <w:p>
       <w:pPr>
-        <w:ind w:firstLine="567"/>
         <w:rPr>
           <w:rFonts w:ascii="Times New Roman" w:hAnsi="Times New Roman"/>
           <w:sz w:val="28"/>
@@ -1020,7 +1415,6 @@
     </w:p>
     <w:p>
       <w:pPr>
-        <w:ind w:firstLine="567"/>
         <w:rPr>
           <w:rFonts w:ascii="Times New Roman" w:hAnsi="Times New Roman"/>
           <w:sz w:val="28"/>
@@ -1030,138 +1424,16 @@
     </w:p>
     <w:p>
       <w:pPr>
-        <w:ind w:firstLine="567"/>
+        <w:ind w:firstLine="708"/>
         <w:rPr>
           <w:rFonts w:ascii="Times New Roman" w:hAnsi="Times New Roman"/>
           <w:sz w:val="28"/>
           <w:szCs w:val="28"/>
         </w:rPr>
       </w:pPr>
-      <w:r>
-        <w:rPr>
-          <w:rFonts w:ascii="Times New Roman" w:hAnsi="Times New Roman"/>
-          <w:sz w:val="28"/>
-          <w:szCs w:val="28"/>
-        </w:rPr>
-        <w:t>С мерами радиационной и пожарной безопасности ознакомлен(а)</w:t>
-      </w:r>
-      <w:r>
-        <w:rPr>
-          <w:rFonts w:ascii="Times New Roman" w:hAnsi="Times New Roman"/>
-          <w:sz w:val="28"/>
-          <w:szCs w:val="28"/>
-        </w:rPr>
-        <w:t xml:space="preserve"> _______.</w:t>
-      </w:r>
-      <w:r>
-        <w:rPr>
-          <w:rFonts w:ascii="Times New Roman" w:hAnsi="Times New Roman"/>
-          <w:sz w:val="28"/>
-          <w:szCs w:val="28"/>
-        </w:rPr>
-        <w:t xml:space="preserve"> </w:t>
-      </w:r>
-    </w:p>
-    <w:p>
-      <w:pPr>
-        <w:rPr>
-          <w:rFonts w:ascii="Times New Roman" w:hAnsi="Times New Roman"/>
-          <w:sz w:val="28"/>
-          <w:szCs w:val="28"/>
-          <w:vertAlign w:val="superscript"/>
-        </w:rPr>
-      </w:pPr>
-      <w:r>
-        <w:rPr>
-          <w:rFonts w:ascii="Times New Roman" w:hAnsi="Times New Roman"/>
-          <w:sz w:val="28"/>
-          <w:szCs w:val="28"/>
-          <w:vertAlign w:val="superscript"/>
-        </w:rPr>
-        <w:t xml:space="preserve">                                                                                                                                                                                                </w:t>
-      </w:r>
-      <w:r>
-        <w:rPr>
-          <w:rFonts w:ascii="Times New Roman" w:hAnsi="Times New Roman"/>
-          <w:sz w:val="28"/>
-          <w:szCs w:val="28"/>
-          <w:vertAlign w:val="superscript"/>
-        </w:rPr>
-        <w:t>(подпись)</w:t>
-      </w:r>
-    </w:p>
-    <w:p>
-      <w:pPr>
-        <w:ind w:firstLine="567"/>
-        <w:jc w:val="both"/>
-        <w:rPr>
-          <w:rFonts w:ascii="Times New Roman" w:hAnsi="Times New Roman"/>
-          <w:sz w:val="28"/>
-          <w:szCs w:val="28"/>
-        </w:rPr>
-      </w:pPr>
-      <w:r>
-        <w:rPr>
-          <w:sz w:val="28"/>
-          <w:szCs w:val="28"/>
-        </w:rPr>
-        <w:t>С правилами въезда (входа) в пограничную зону (полосу), порядком пребывания и передвижения в ней ознакомлен(а)</w:t>
-      </w:r>
-      <w:r>
-        <w:rPr>
-          <w:sz w:val="28"/>
-          <w:szCs w:val="28"/>
-        </w:rPr>
-        <w:t xml:space="preserve"> </w:t>
-      </w:r>
-      <w:r>
-        <w:rPr>
-          <w:rFonts w:ascii="Times New Roman" w:hAnsi="Times New Roman"/>
-          <w:sz w:val="28"/>
-          <w:szCs w:val="28"/>
-        </w:rPr>
-        <w:t>___________.</w:t>
-      </w:r>
-      <w:r>
-        <w:rPr>
-          <w:rFonts w:ascii="Times New Roman" w:hAnsi="Times New Roman"/>
-          <w:sz w:val="28"/>
-          <w:szCs w:val="28"/>
-        </w:rPr>
-        <w:t xml:space="preserve"> </w:t>
-      </w:r>
-    </w:p>
-    <w:p>
-      <w:pPr>
-        <w:rPr>
-          <w:rFonts w:ascii="Times New Roman" w:hAnsi="Times New Roman"/>
-          <w:sz w:val="28"/>
-          <w:szCs w:val="28"/>
-          <w:vertAlign w:val="superscript"/>
-        </w:rPr>
-      </w:pPr>
-      <w:r>
-        <w:rPr>
-          <w:rFonts w:ascii="Times New Roman" w:hAnsi="Times New Roman"/>
-          <w:sz w:val="28"/>
-          <w:szCs w:val="28"/>
-          <w:vertAlign w:val="superscript"/>
-        </w:rPr>
-        <w:t xml:space="preserve">                                                                                                                                               </w:t>
-      </w:r>
-      <w:r>
-        <w:rPr>
-          <w:rFonts w:ascii="Times New Roman" w:hAnsi="Times New Roman"/>
-          <w:sz w:val="28"/>
-          <w:szCs w:val="28"/>
-          <w:vertAlign w:val="superscript"/>
-        </w:rPr>
-        <w:t>(подпись)</w:t>
-      </w:r>
     </w:p>
     <w:sectPr>
       <w:headerReference w:type="default" r:id="rId8"/>
-      <w:footerReference w:type="default" r:id="rId9"/>
       <w:pgSz w:w="11906" w:h="16838"/>
       <w:pgMar w:top="1134" w:right="567" w:bottom="1134" w:left="1701" w:header="709" w:footer="709" w:gutter="0"/>
       <w:cols w:space="708"/>
@@ -1188,149 +1460,6 @@
     </w:p>
   </w:endnote>
 </w:endnotes>
-</file>
-
-<file path=word/footer1.xml><?xml version="1.0" encoding="utf-8"?>
-<w:ftr xmlns:wpc="http://schemas.microsoft.com/office/word/2010/wordprocessingCanvas" xmlns:cx="http://schemas.microsoft.com/office/drawing/2014/chartex" xmlns:cx1="http://schemas.microsoft.com/office/drawing/2015/9/8/chartex" xmlns:cx2="http://schemas.microsoft.com/office/drawing/2015/10/21/chartex" xmlns:cx3="http://schemas.microsoft.com/office/drawing/2016/5/9/chartex" xmlns:cx4="http://schemas.microsoft.com/office/drawing/2016/5/10/chartex" xmlns:cx5="http://schemas.microsoft.com/office/drawing/2016/5/11/chartex" xmlns:cx6="http://schemas.microsoft.com/office/drawing/2016/5/12/chartex" xmlns:cx7="http://schemas.microsoft.com/office/drawing/2016/5/13/chartex" xmlns:cx8="http://schemas.microsoft.com/office/drawing/2016/5/14/chartex" xmlns:mc="http://schemas.openxmlformats.org/markup-compatibility/2006" xmlns:aink="http://schemas.microsoft.com/office/drawing/2016/ink" xmlns:am3d="http://schemas.microsoft.com/office/drawing/2017/model3d" xmlns:o="urn:schemas-microsoft-com:office:office" xmlns:oel="http://schemas.microsoft.com/office/2019/extlst" xmlns:r="http://schemas.openxmlformats.org/officeDocument/2006/relationships" xmlns:m="http://schemas.openxmlformats.org/officeDocument/2006/math" xmlns:v="urn:schemas-microsoft-com:vml" xmlns:wp14="http://schemas.microsoft.com/office/word/2010/wordprocessingDrawing" xmlns:wp="http://schemas.openxmlformats.org/drawingml/2006/wordprocessingDrawing" xmlns:w10="urn:schemas-microsoft-com:office:word" xmlns:w="http://schemas.openxmlformats.org/wordprocessingml/2006/main" xmlns:w14="http://schemas.microsoft.com/office/word/2010/wordml" xmlns:w15="http://schemas.microsoft.com/office/word/2012/wordml" xmlns:w16cex="http://schemas.microsoft.com/office/word/2018/wordml/cex" xmlns:w16cid="http://schemas.microsoft.com/office/word/2016/wordml/cid" xmlns:w16="http://schemas.microsoft.com/office/word/2018/wordml" xmlns:w16sdtdh="http://schemas.microsoft.com/office/word/2020/wordml/sdtdatahash" xmlns:w16se="http://schemas.microsoft.com/office/word/2015/wordml/symex" xmlns:wpg="http://schemas.microsoft.com/office/word/2010/wordprocessingGroup" xmlns:wpi="http://schemas.microsoft.com/office/word/2010/wordprocessingInk" xmlns:wne="http://schemas.microsoft.com/office/word/2006/wordml" xmlns:wps="http://schemas.microsoft.com/office/word/2010/wordprocessingShape" mc:Ignorable="w14 w15 w16se w16cid w16 w16cex w16sdtdh wp14">
-  <w:p>
-    <w:pPr>
-      <w:rPr>
-        <w:rFonts w:ascii="Times New Roman" w:hAnsi="Times New Roman"/>
-        <w:sz w:val="28"/>
-        <w:szCs w:val="28"/>
-      </w:rPr>
-    </w:pPr>
-    <w:r>
-      <w:rPr>
-        <w:rFonts w:ascii="Times New Roman" w:hAnsi="Times New Roman"/>
-        <w:sz w:val="28"/>
-        <w:szCs w:val="28"/>
-      </w:rPr>
-      <w:t xml:space="preserve">Пропуск(а) </w:t>
-    </w:r>
-    <w:r>
-      <w:rPr>
-        <w:rFonts w:ascii="Times New Roman" w:hAnsi="Times New Roman"/>
-        <w:bCs/>
-        <w:sz w:val="28"/>
-        <w:szCs w:val="28"/>
-      </w:rPr>
-      <w:t>№</w:t>
-    </w:r>
-    <w:r>
-      <w:rPr>
-        <w:rFonts w:ascii="Times New Roman" w:hAnsi="Times New Roman"/>
-        <w:b/>
-        <w:sz w:val="28"/>
-        <w:szCs w:val="28"/>
-      </w:rPr>
-      <w:t xml:space="preserve"> </w:t>
-    </w:r>
-    <w:r>
-      <w:rPr>
-        <w:rFonts w:ascii="Times New Roman" w:hAnsi="Times New Roman"/>
-        <w:bCs/>
-        <w:sz w:val="28"/>
-        <w:szCs w:val="28"/>
-      </w:rPr>
-      <w:t>__________</w:t>
-    </w:r>
-    <w:r>
-      <w:rPr>
-        <w:rFonts w:ascii="Times New Roman" w:hAnsi="Times New Roman"/>
-        <w:bCs/>
-        <w:sz w:val="28"/>
-        <w:szCs w:val="28"/>
-      </w:rPr>
-      <w:t>________________________</w:t>
-    </w:r>
-    <w:r>
-      <w:rPr>
-        <w:rFonts w:ascii="Times New Roman" w:hAnsi="Times New Roman"/>
-        <w:bCs/>
-        <w:sz w:val="28"/>
-        <w:szCs w:val="28"/>
-      </w:rPr>
-      <w:t>_</w:t>
-    </w:r>
-    <w:r>
-      <w:rPr>
-        <w:rFonts w:ascii="Times New Roman" w:hAnsi="Times New Roman"/>
-        <w:sz w:val="28"/>
-        <w:szCs w:val="28"/>
-      </w:rPr>
-      <w:t>получил</w:t>
-    </w:r>
-    <w:r>
-      <w:rPr>
-        <w:rFonts w:ascii="Times New Roman" w:hAnsi="Times New Roman"/>
-        <w:sz w:val="28"/>
-        <w:szCs w:val="28"/>
-      </w:rPr>
-      <w:t>(а)</w:t>
-    </w:r>
-    <w:r>
-      <w:rPr>
-        <w:rFonts w:ascii="Times New Roman" w:hAnsi="Times New Roman"/>
-        <w:sz w:val="28"/>
-        <w:szCs w:val="28"/>
-      </w:rPr>
-      <w:t xml:space="preserve"> </w:t>
-    </w:r>
-    <w:r>
-      <w:rPr>
-        <w:rFonts w:ascii="Times New Roman" w:hAnsi="Times New Roman"/>
-        <w:sz w:val="28"/>
-        <w:szCs w:val="28"/>
-      </w:rPr>
-      <w:t>___________</w:t>
-    </w:r>
-    <w:r>
-      <w:rPr>
-        <w:rFonts w:ascii="Times New Roman" w:hAnsi="Times New Roman"/>
-        <w:sz w:val="28"/>
-        <w:szCs w:val="28"/>
-      </w:rPr>
-      <w:t xml:space="preserve"> </w:t>
-    </w:r>
-    <w:r>
-      <w:rPr>
-        <w:rFonts w:ascii="Times New Roman" w:hAnsi="Times New Roman"/>
-        <w:sz w:val="28"/>
-        <w:szCs w:val="28"/>
-      </w:rPr>
-      <w:t xml:space="preserve"> </w:t>
-    </w:r>
-  </w:p>
-  <w:p>
-    <w:pPr>
-      <w:rPr>
-        <w:rFonts w:ascii="Times New Roman" w:hAnsi="Times New Roman"/>
-        <w:sz w:val="28"/>
-        <w:szCs w:val="28"/>
-        <w:vertAlign w:val="superscript"/>
-      </w:rPr>
-    </w:pPr>
-    <w:r>
-      <w:rPr>
-        <w:rFonts w:ascii="Times New Roman" w:hAnsi="Times New Roman"/>
-        <w:sz w:val="28"/>
-        <w:szCs w:val="28"/>
-        <w:vertAlign w:val="superscript"/>
-      </w:rPr>
-      <w:t xml:space="preserve">                                                                                                                                                                                             </w:t>
-    </w:r>
-    <w:r>
-      <w:rPr>
-        <w:rFonts w:ascii="Times New Roman" w:hAnsi="Times New Roman"/>
-        <w:sz w:val="28"/>
-        <w:szCs w:val="28"/>
-        <w:vertAlign w:val="superscript"/>
-      </w:rPr>
-      <w:t>(подпись)</w:t>
-    </w:r>
-  </w:p>
-</w:ftr>
 </file>
 
 <file path=word/footnotes.xml><?xml version="1.0" encoding="utf-8"?>
